--- a/spark/docs/spark.docx
+++ b/spark/docs/spark.docx
@@ -1,45 +1,97 @@
 
 <file path=word/document.xml><?xml version="1.0" encoding="utf-8"?>
-<w:document xmlns:wpc="http://schemas.microsoft.com/office/word/2010/wordprocessingCanvas" xmlns:cx="http://schemas.microsoft.com/office/drawing/2014/chartex" xmlns:cx1="http://schemas.microsoft.com/office/drawing/2015/9/8/chartex" xmlns:cx2="http://schemas.microsoft.com/office/drawing/2015/10/21/chartex" xmlns:cx3="http://schemas.microsoft.com/office/drawing/2016/5/9/chartex" xmlns:cx4="http://schemas.microsoft.com/office/drawing/2016/5/10/chartex" xmlns:cx5="http://schemas.microsoft.com/office/drawing/2016/5/11/chartex" xmlns:cx6="http://schemas.microsoft.com/office/drawing/2016/5/12/chartex" xmlns:cx7="http://schemas.microsoft.com/office/drawing/2016/5/13/chartex" xmlns:cx8="http://schemas.microsoft.com/office/drawing/2016/5/14/chartex" xmlns:mc="http://schemas.openxmlformats.org/markup-compatibility/2006" xmlns:aink="http://schemas.microsoft.com/office/drawing/2016/ink" xmlns:am3d="http://schemas.microsoft.com/office/drawing/2017/model3d" xmlns:o="urn:schemas-microsoft-com:office:office" xmlns:oel="http://schemas.microsoft.com/office/2019/extlst" xmlns:r="http://schemas.openxmlformats.org/officeDocument/2006/relationships" xmlns:m="http://schemas.openxmlformats.org/officeDocument/2006/math" xmlns:v="urn:schemas-microsoft-com:vml" xmlns:wp14="http://schemas.microsoft.com/office/word/2010/wordprocessingDrawing" xmlns:wp="http://schemas.openxmlformats.org/drawingml/2006/wordprocessingDrawing" xmlns:w10="urn:schemas-microsoft-com:office:word" xmlns:w="http://schemas.openxmlformats.org/wordprocessingml/2006/main" xmlns:w14="http://schemas.microsoft.com/office/word/2010/wordml" xmlns:w15="http://schemas.microsoft.com/office/word/2012/wordml" xmlns:w16cex="http://schemas.microsoft.com/office/word/2018/wordml/cex" xmlns:w16cid="http://schemas.microsoft.com/office/word/2016/wordml/cid" xmlns:w16="http://schemas.microsoft.com/office/word/2018/wordml" xmlns:w16du="http://schemas.microsoft.com/office/word/2023/wordml/word16du" xmlns:w16sdtdh="http://schemas.microsoft.com/office/word/2020/wordml/sdtdatahash" xmlns:w16sdtfl="http://schemas.microsoft.com/office/word/2024/wordml/sdtformatlock" xmlns:w16se="http://schemas.microsoft.com/office/word/2015/wordml/symex" xmlns:wpg="http://schemas.microsoft.com/office/word/2010/wordprocessingGroup" xmlns:wpi="http://schemas.microsoft.com/office/word/2010/wordprocessingInk" xmlns:wne="http://schemas.microsoft.com/office/word/2006/wordml" xmlns:wps="http://schemas.microsoft.com/office/word/2010/wordprocessingShape" mc:Ignorable="w14 w15 w16se w16cid w16 w16cex w16sdtdh w16sdtfl w16du wp14">
+<w:document xmlns:wpc="http://schemas.microsoft.com/office/word/2010/wordprocessingCanvas" xmlns:cx="http://schemas.microsoft.com/office/drawing/2014/chartex" xmlns:cx1="http://schemas.microsoft.com/office/drawing/2015/9/8/chartex" xmlns:cx2="http://schemas.microsoft.com/office/drawing/2015/10/21/chartex" xmlns:cx3="http://schemas.microsoft.com/office/drawing/2016/5/9/chartex" xmlns:cx4="http://schemas.microsoft.com/office/drawing/2016/5/10/chartex" xmlns:cx5="http://schemas.microsoft.com/office/drawing/2016/5/11/chartex" xmlns:cx6="http://schemas.microsoft.com/office/drawing/2016/5/12/chartex" xmlns:cx7="http://schemas.microsoft.com/office/drawing/2016/5/13/chartex" xmlns:cx8="http://schemas.microsoft.com/office/drawing/2016/5/14/chartex" xmlns:mc="http://schemas.openxmlformats.org/markup-compatibility/2006" xmlns:aink="http://schemas.microsoft.com/office/drawing/2016/ink" xmlns:am3d="http://schemas.microsoft.com/office/drawing/2017/model3d" xmlns:o="urn:schemas-microsoft-com:office:office" xmlns:r="http://schemas.openxmlformats.org/officeDocument/2006/relationships" xmlns:m="http://schemas.openxmlformats.org/officeDocument/2006/math" xmlns:v="urn:schemas-microsoft-com:vml" xmlns:wp14="http://schemas.microsoft.com/office/word/2010/wordprocessingDrawing" xmlns:wp="http://schemas.openxmlformats.org/drawingml/2006/wordprocessingDrawing" xmlns:w10="urn:schemas-microsoft-com:office:word" xmlns:w="http://schemas.openxmlformats.org/wordprocessingml/2006/main" xmlns:w14="http://schemas.microsoft.com/office/word/2010/wordml" xmlns:w15="http://schemas.microsoft.com/office/word/2012/wordml" xmlns:w16cex="http://schemas.microsoft.com/office/word/2018/wordml/cex" xmlns:w16cid="http://schemas.microsoft.com/office/word/2016/wordml/cid" xmlns:w16="http://schemas.microsoft.com/office/word/2018/wordml" xmlns:w16sdtdh="http://schemas.microsoft.com/office/word/2020/wordml/sdtdatahash" xmlns:w16se="http://schemas.microsoft.com/office/word/2015/wordml/symex" xmlns:wpg="http://schemas.microsoft.com/office/word/2010/wordprocessingGroup" xmlns:wpi="http://schemas.microsoft.com/office/word/2010/wordprocessingInk" xmlns:wne="http://schemas.microsoft.com/office/word/2006/wordml" xmlns:wps="http://schemas.microsoft.com/office/word/2010/wordprocessingShape" mc:Ignorable="w14 w15 w16se w16cid w16 w16cex w16sdtdh wp14">
   <w:body>
     <w:p>
       <w:pPr>
         <w:pStyle w:val="Heading1"/>
-      </w:pPr>
-      <w:r>
-        <w:t>Apache Spark</w:t>
-      </w:r>
-    </w:p>
-    <w:p>
-      <w:r>
-        <w:t>Apache Spark is a unified computing engine and a set of libraries for parallel data</w:t>
-      </w:r>
-      <w:r>
-        <w:t xml:space="preserve"> </w:t>
-      </w:r>
-      <w:r>
-        <w:t>processing on computer clusters.</w:t>
-      </w:r>
-    </w:p>
-    <w:p/>
-    <w:p>
-      <w:pPr>
-        <w:pStyle w:val="Heading1"/>
-      </w:pPr>
-      <w:r>
-        <w:t>Architecture</w:t>
-      </w:r>
-    </w:p>
-    <w:p>
-      <w:r>
-        <w:rPr>
-          <w:noProof/>
-        </w:rPr>
+        <w:rPr>
+          <w:lang w:bidi="fa-IR"/>
+        </w:rPr>
+      </w:pPr>
+      <w:r>
+        <w:rPr>
+          <w:lang w:bidi="fa-IR"/>
+        </w:rPr>
+        <w:t>Spark</w:t>
+      </w:r>
+    </w:p>
+    <w:p>
+      <w:pPr>
+        <w:rPr>
+          <w:lang w:bidi="fa-IR"/>
+        </w:rPr>
+      </w:pPr>
+      <w:r>
+        <w:rPr>
+          <w:lang w:bidi="fa-IR"/>
+        </w:rPr>
+        <w:t>Apache Spark is a unified computing engine and a set of libraries for parallel data processing on</w:t>
+      </w:r>
+    </w:p>
+    <w:p>
+      <w:pPr>
+        <w:rPr>
+          <w:lang w:bidi="fa-IR"/>
+        </w:rPr>
+      </w:pPr>
+      <w:r>
+        <w:rPr>
+          <w:lang w:bidi="fa-IR"/>
+        </w:rPr>
+        <w:t>computer clusters</w:t>
+      </w:r>
+      <w:r>
+        <w:rPr>
+          <w:rFonts w:hint="cs"/>
+          <w:rtl/>
+          <w:lang w:bidi="fa-IR"/>
+        </w:rPr>
+        <w:t>.</w:t>
+      </w:r>
+    </w:p>
+    <w:p>
+      <w:r>
+        <w:t>Spark programs, more commonly just called applications, are made possible due to</w:t>
+      </w:r>
+    </w:p>
+    <w:p>
+      <w:r>
+        <w:t>the following three main components:</w:t>
+      </w:r>
+    </w:p>
+    <w:p>
+      <w:r>
+        <w:t>• The driver program</w:t>
+      </w:r>
+    </w:p>
+    <w:p>
+      <w:r>
+        <w:t>• The cluster manager</w:t>
+      </w:r>
+    </w:p>
+    <w:p>
+      <w:pPr>
+        <w:rPr>
+          <w:rtl/>
+        </w:rPr>
+      </w:pPr>
+      <w:r>
+        <w:t>• The program executors</w:t>
+      </w:r>
+    </w:p>
+    <w:p>
+      <w:pPr>
+        <w:rPr>
+          <w:rtl/>
+        </w:rPr>
+      </w:pPr>
+      <w:r>
         <w:drawing>
-          <wp:inline distT="0" distB="0" distL="0" distR="0" wp14:anchorId="3D417915" wp14:editId="6C464114">
-            <wp:extent cx="3108960" cy="2035810"/>
-            <wp:effectExtent l="0" t="0" r="0" b="2540"/>
-            <wp:docPr id="1988165565" name="Picture 1"/>
+          <wp:inline distT="0" distB="0" distL="0" distR="0" wp14:anchorId="3E44C6EA" wp14:editId="6F8FC750">
+            <wp:extent cx="5068007" cy="2429214"/>
+            <wp:effectExtent l="0" t="0" r="0" b="9525"/>
+            <wp:docPr id="1" name="Picture 1"/>
             <wp:cNvGraphicFramePr>
               <a:graphicFrameLocks xmlns:a="http://schemas.openxmlformats.org/drawingml/2006/main" noChangeAspect="1"/>
             </wp:cNvGraphicFramePr>
@@ -47,36 +99,23 @@
               <a:graphicData uri="http://schemas.openxmlformats.org/drawingml/2006/picture">
                 <pic:pic xmlns:pic="http://schemas.openxmlformats.org/drawingml/2006/picture">
                   <pic:nvPicPr>
-                    <pic:cNvPr id="0" name="Picture 1"/>
-                    <pic:cNvPicPr>
-                      <a:picLocks noChangeAspect="1" noChangeArrowheads="1"/>
-                    </pic:cNvPicPr>
+                    <pic:cNvPr id="1" name=""/>
+                    <pic:cNvPicPr/>
                   </pic:nvPicPr>
                   <pic:blipFill>
-                    <a:blip r:embed="rId5">
-                      <a:extLst>
-                        <a:ext uri="{28A0092B-C50C-407E-A947-70E740481C1C}">
-                          <a14:useLocalDpi xmlns:a14="http://schemas.microsoft.com/office/drawing/2010/main" val="0"/>
-                        </a:ext>
-                      </a:extLst>
-                    </a:blip>
-                    <a:srcRect/>
+                    <a:blip r:embed="rId5"/>
                     <a:stretch>
                       <a:fillRect/>
                     </a:stretch>
                   </pic:blipFill>
-                  <pic:spPr bwMode="auto">
+                  <pic:spPr>
                     <a:xfrm>
                       <a:off x="0" y="0"/>
-                      <a:ext cx="3108960" cy="2035810"/>
+                      <a:ext cx="5068007" cy="2429214"/>
                     </a:xfrm>
                     <a:prstGeom prst="rect">
                       <a:avLst/>
                     </a:prstGeom>
-                    <a:noFill/>
-                    <a:ln>
-                      <a:noFill/>
-                    </a:ln>
                   </pic:spPr>
                 </pic:pic>
               </a:graphicData>
@@ -87,142 +126,387 @@
     </w:p>
     <w:p>
       <w:r>
-        <w:t>The</w:t>
-      </w:r>
-      <w:r>
-        <w:t xml:space="preserve"> </w:t>
-      </w:r>
-      <w:r>
-        <w:t xml:space="preserve">driver process runs your </w:t>
-      </w:r>
-      <w:proofErr w:type="gramStart"/>
-      <w:r>
-        <w:t>main(</w:t>
-      </w:r>
-      <w:proofErr w:type="gramEnd"/>
-      <w:r>
-        <w:t>) function, sits on a node in the cluster, and is responsible for</w:t>
-      </w:r>
-      <w:r>
-        <w:t xml:space="preserve"> </w:t>
-      </w:r>
-      <w:r>
-        <w:t xml:space="preserve">three things: </w:t>
-      </w:r>
-    </w:p>
-    <w:p>
-      <w:pPr>
-        <w:pStyle w:val="ListParagraph"/>
-        <w:numPr>
-          <w:ilvl w:val="0"/>
-          <w:numId w:val="1"/>
-        </w:numPr>
-      </w:pPr>
-      <w:r>
-        <w:t>maintaining information about the Spark Application</w:t>
-      </w:r>
-    </w:p>
-    <w:p>
-      <w:pPr>
-        <w:pStyle w:val="ListParagraph"/>
-        <w:numPr>
-          <w:ilvl w:val="0"/>
-          <w:numId w:val="1"/>
-        </w:numPr>
-      </w:pPr>
-      <w:r>
-        <w:t>responding to a user’s program or input</w:t>
-      </w:r>
-    </w:p>
-    <w:p>
-      <w:pPr>
-        <w:pStyle w:val="ListParagraph"/>
-        <w:numPr>
-          <w:ilvl w:val="0"/>
-          <w:numId w:val="1"/>
-        </w:numPr>
-      </w:pPr>
-      <w:r>
-        <w:t>analyzing, distributing, and scheduling work</w:t>
-      </w:r>
-      <w:r>
-        <w:t xml:space="preserve"> </w:t>
-      </w:r>
-      <w:r>
-        <w:t xml:space="preserve">across the executors (discussed momentarily). </w:t>
-      </w:r>
-    </w:p>
-    <w:p>
-      <w:r>
-        <w:t>The executors are responsible for executing code assigned to it by the driver, and reporting the</w:t>
-      </w:r>
-      <w:r>
-        <w:t xml:space="preserve"> </w:t>
-      </w:r>
-      <w:r>
-        <w:t>state of the computation on</w:t>
-      </w:r>
-      <w:r>
-        <w:t xml:space="preserve"> </w:t>
-      </w:r>
-      <w:r>
-        <w:t>that executor back to the driver node.</w:t>
+        <w:t>The driver program is simply the Apache Spark application. Each application is</w:t>
+      </w:r>
+    </w:p>
+    <w:p>
+      <w:r>
+        <w:t>supervised by the driver program, and the stages of execution (the work) is divided</w:t>
+      </w:r>
+    </w:p>
+    <w:p>
+      <w:r>
+        <w:t>and distributed across the program executors using simple RPC communication for</w:t>
+      </w:r>
+    </w:p>
+    <w:p>
+      <w:r>
+        <w:t>each stage of execution, typically some kind of transformation, along the journey to the</w:t>
+      </w:r>
+    </w:p>
+    <w:p>
+      <w:r>
+        <w:t>application’s desired outcome, which is referred to as an action. Behind the scenes, the</w:t>
+      </w:r>
+    </w:p>
+    <w:p>
+      <w:r>
+        <w:t>cluster manager is hard at work simply keeping tabs on the state of the cluster, checking</w:t>
+      </w:r>
+    </w:p>
+    <w:p>
+      <w:r>
+        <w:t>in on the running applications, and watching the available compute capacity remaining</w:t>
+      </w:r>
+    </w:p>
+    <w:p>
+      <w:r>
+        <w:t>in the cluster.</w:t>
+      </w:r>
+    </w:p>
+    <w:p>
+      <w:pPr>
+        <w:rPr>
+          <w:rtl/>
+        </w:rPr>
+      </w:pPr>
+    </w:p>
+    <w:p>
+      <w:pPr>
+        <w:pStyle w:val="Heading1"/>
+      </w:pPr>
+      <w:r>
+        <w:lastRenderedPageBreak/>
+        <w:t>Driver Program</w:t>
+      </w:r>
+    </w:p>
+    <w:p>
+      <w:r>
+        <w:t>The driver program wears many hats and manages the complexities of running your</w:t>
+      </w:r>
+    </w:p>
+    <w:p>
+      <w:pPr>
+        <w:rPr>
+          <w:rtl/>
+        </w:rPr>
+      </w:pPr>
+      <w:r>
+        <w:t>application with the help of the SparkContext.</w:t>
+      </w:r>
+    </w:p>
+    <w:p>
+      <w:pPr>
+        <w:pStyle w:val="Heading2"/>
+        <w:rPr>
+          <w:rtl/>
+        </w:rPr>
+      </w:pPr>
+      <w:r>
+        <w:t>SparkContext</w:t>
+      </w:r>
+    </w:p>
+    <w:p>
+      <w:r>
+        <w:t>SparkContext controls</w:t>
+      </w:r>
+    </w:p>
+    <w:p>
+      <w:r>
+        <w:t>the following aspects of the driver program:</w:t>
+      </w:r>
+    </w:p>
+    <w:p>
+      <w:r>
+        <w:t>• Resource management: The Spark driver requests and releases</w:t>
+      </w:r>
+    </w:p>
+    <w:p>
+      <w:r>
+        <w:t>cluster resources by interfacing with the cluster manager (see</w:t>
+      </w:r>
+    </w:p>
+    <w:p>
+      <w:r>
+        <w:t>Figure 2-3). This enables your program logic to be distributed</w:t>
+      </w:r>
+    </w:p>
+    <w:p>
+      <w:r>
+        <w:t>across a sub-cluster of assigned compute nodes, called executors.</w:t>
+      </w:r>
+    </w:p>
+    <w:p>
+      <w:r>
+        <w:t>Given that the driver also handles the distribution of work across</w:t>
+      </w:r>
+    </w:p>
+    <w:p>
+      <w:r>
+        <w:t>these nodes, it can also coordinate with the cluster manager in the</w:t>
+      </w:r>
+    </w:p>
+    <w:p>
+      <w:r>
+        <w:t>case of lost executor nodes (if these machines go offline or become</w:t>
+      </w:r>
+    </w:p>
+    <w:p>
+      <w:r>
+        <w:t>unreachable), or in the case of task failure. Work can be rescheduled</w:t>
+      </w:r>
+    </w:p>
+    <w:p>
+      <w:r>
+        <w:t>again on any of the available executors to ensure that partial failures</w:t>
+      </w:r>
+    </w:p>
+    <w:p>
+      <w:r>
+        <w:t>don’t result in full application failure (within reason).</w:t>
+      </w:r>
+    </w:p>
+    <w:p>
+      <w:r>
+        <w:t>• Application state management: The SparkContext keeps track of the</w:t>
+      </w:r>
+    </w:p>
+    <w:p>
+      <w:r>
+        <w:t>active and completed jobs. This way, the application state machine</w:t>
+      </w:r>
+    </w:p>
+    <w:p>
+      <w:r>
+        <w:t>can control the execution of the driver program while also handling</w:t>
+      </w:r>
+    </w:p>
+    <w:p>
+      <w:r>
+        <w:t>failures within the application.</w:t>
+      </w:r>
+    </w:p>
+    <w:p>
+      <w:r>
+        <w:t>• Configuration manager: The SparkContext is also responsible for</w:t>
+      </w:r>
+    </w:p>
+    <w:p>
+      <w:r>
+        <w:t>synchronizing the initial application configuration within an object, named</w:t>
+      </w:r>
+    </w:p>
+    <w:p>
+      <w:r>
+        <w:t>the SparkConf. This is an initial snapshot of the configuration of a Spark</w:t>
+      </w:r>
+    </w:p>
+    <w:p>
+      <w:r>
+        <w:t>application, and it can be modified at runtime in a separate object named</w:t>
+      </w:r>
+    </w:p>
+    <w:p>
+      <w:r>
+        <w:t>the RuntimeConfig (which we will work with in later chapters as well).</w:t>
+      </w:r>
+    </w:p>
+    <w:p>
+      <w:r>
+        <w:t>• Job scheduler: The SparkContext controls the scheduling work across</w:t>
+      </w:r>
+    </w:p>
+    <w:p>
+      <w:r>
+        <w:lastRenderedPageBreak/>
+        <w:t>the cluster as a series of jobs, stages, and tasks. We go into much more</w:t>
+      </w:r>
+    </w:p>
+    <w:p>
+      <w:pPr>
+        <w:rPr>
+          <w:rtl/>
+        </w:rPr>
+      </w:pPr>
+      <w:r>
+        <w:t>detail in Chapter 3 as you start to write your first Spark applications</w:t>
       </w:r>
     </w:p>
     <w:p/>
     <w:p>
       <w:pPr>
-        <w:pStyle w:val="Heading2"/>
-      </w:pPr>
-      <w:r>
-        <w:t xml:space="preserve">The </w:t>
-      </w:r>
-      <w:proofErr w:type="spellStart"/>
-      <w:r>
-        <w:t>SparkSession</w:t>
-      </w:r>
-      <w:proofErr w:type="spellEnd"/>
-    </w:p>
-    <w:p>
-      <w:r>
-        <w:t>Y</w:t>
-      </w:r>
-      <w:r>
-        <w:t>ou control your Spark Application</w:t>
-      </w:r>
-      <w:r>
-        <w:t xml:space="preserve"> </w:t>
-      </w:r>
-      <w:r>
-        <w:t xml:space="preserve">through a driver process called the </w:t>
-      </w:r>
-      <w:proofErr w:type="spellStart"/>
-      <w:r>
-        <w:t>SparkSession</w:t>
-      </w:r>
-      <w:proofErr w:type="spellEnd"/>
-      <w:r>
-        <w:t>. The</w:t>
-      </w:r>
-      <w:r>
-        <w:t xml:space="preserve"> </w:t>
-      </w:r>
-      <w:proofErr w:type="spellStart"/>
-      <w:r>
-        <w:t>SparkSession</w:t>
-      </w:r>
-      <w:proofErr w:type="spellEnd"/>
-      <w:r>
-        <w:t xml:space="preserve"> instance is the</w:t>
-      </w:r>
-      <w:r>
-        <w:t xml:space="preserve"> </w:t>
-      </w:r>
-      <w:r>
-        <w:t>way Spark executes user-defined manipulations across the cluster.</w:t>
+        <w:pStyle w:val="Heading1"/>
+        <w:rPr>
+          <w:rtl/>
+        </w:rPr>
+      </w:pPr>
+      <w:r>
+        <w:t>Cluster Manager</w:t>
+      </w:r>
+    </w:p>
+    <w:p>
+      <w:r>
+        <w:t>the cluster manager is the cluster coordinator and the delegate</w:t>
+      </w:r>
+      <w:r>
+        <w:t xml:space="preserve"> in charge of managing and maintaining the state of the cluster, as well as the executors</w:t>
+      </w:r>
+    </w:p>
+    <w:p>
+      <w:r>
+        <w:t>assigned to each active Spark application.</w:t>
       </w:r>
     </w:p>
     <w:p/>
+    <w:p>
+      <w:pPr>
+        <w:pStyle w:val="Heading1"/>
+      </w:pPr>
+      <w:r>
+        <w:t>Spark Executors</w:t>
+      </w:r>
+    </w:p>
+    <w:p>
+      <w:r>
+        <w:t>Act as the compute delegate for tasks assigned by the Spark</w:t>
+      </w:r>
+    </w:p>
+    <w:p>
+      <w:r>
+        <w:t>driver program. Simply speaking, most of your work will be run across the executors and</w:t>
+      </w:r>
+    </w:p>
+    <w:p>
+      <w:pPr>
+        <w:rPr>
+          <w:rtl/>
+        </w:rPr>
+      </w:pPr>
+      <w:r>
+        <w:t>not the driver program itself</w:t>
+      </w:r>
+    </w:p>
+    <w:p>
+      <w:pPr>
+        <w:rPr>
+          <w:rtl/>
+        </w:rPr>
+      </w:pPr>
+    </w:p>
+    <w:p>
+      <w:pPr>
+        <w:pStyle w:val="Heading1"/>
+      </w:pPr>
+      <w:r>
+        <w:t>The Resilient Distributed Data Model</w:t>
+      </w:r>
+    </w:p>
+    <w:p>
+      <w:r>
+        <w:t>At a high level, you can think of the RDD as a read-only, immutable collection of</w:t>
+      </w:r>
+    </w:p>
+    <w:p>
+      <w:r>
+        <w:t>data partitioned across a set of network-connected servers that are bound to a</w:t>
+      </w:r>
+    </w:p>
+    <w:p>
+      <w:r>
+        <w:t>Spark application, called executors. The RDD object itself encodes the lineage of</w:t>
+      </w:r>
+    </w:p>
+    <w:p>
+      <w:pPr>
+        <w:rPr>
+          <w:rtl/>
+          <w:lang w:bidi="fa-IR"/>
+        </w:rPr>
+      </w:pPr>
+      <w:r>
+        <w:t>transformations required to achieve a desired outcome</w:t>
+      </w:r>
+      <w:r>
+        <w:rPr>
+          <w:rFonts w:hint="cs"/>
+          <w:rtl/>
+        </w:rPr>
+        <w:t>.</w:t>
+      </w:r>
+    </w:p>
+    <w:p>
+      <w:pPr>
+        <w:rPr>
+          <w:lang w:bidi="fa-IR"/>
+        </w:rPr>
+      </w:pPr>
+      <w:r>
+        <w:rPr>
+          <w:lang w:bidi="fa-IR"/>
+        </w:rPr>
+        <w:t>the RDD acts like a</w:t>
+      </w:r>
+    </w:p>
+    <w:p>
+      <w:pPr>
+        <w:rPr>
+          <w:lang w:bidi="fa-IR"/>
+        </w:rPr>
+      </w:pPr>
+      <w:r>
+        <w:rPr>
+          <w:lang w:bidi="fa-IR"/>
+        </w:rPr>
+        <w:t>graph of transformational pointers, so in the case of a partial failure, the RDD representing</w:t>
+      </w:r>
+    </w:p>
+    <w:p>
+      <w:pPr>
+        <w:rPr>
+          <w:lang w:bidi="fa-IR"/>
+        </w:rPr>
+      </w:pPr>
+      <w:r>
+        <w:rPr>
+          <w:lang w:bidi="fa-IR"/>
+        </w:rPr>
+        <w:t>a specific phase of processing can be recomputed efficiently. The RDD itself stores no</w:t>
+      </w:r>
+    </w:p>
+    <w:p>
+      <w:pPr>
+        <w:rPr>
+          <w:lang w:bidi="fa-IR"/>
+        </w:rPr>
+      </w:pPr>
+      <w:r>
+        <w:rPr>
+          <w:lang w:bidi="fa-IR"/>
+        </w:rPr>
+        <w:t>physical data, simply metadata, making it a means to coordinate data processing across a</w:t>
+      </w:r>
+    </w:p>
+    <w:p>
+      <w:pPr>
+        <w:rPr>
+          <w:rtl/>
+          <w:lang w:bidi="fa-IR"/>
+        </w:rPr>
+      </w:pPr>
+      <w:r>
+        <w:rPr>
+          <w:lang w:bidi="fa-IR"/>
+        </w:rPr>
+        <w:t>distributed cluster of network connected computers.</w:t>
+      </w:r>
+    </w:p>
+    <w:p>
+      <w:pPr>
+        <w:rPr>
+          <w:lang w:bidi="fa-IR"/>
+        </w:rPr>
+      </w:pPr>
+    </w:p>
     <w:p>
       <w:pPr>
         <w:pStyle w:val="Heading2"/>
@@ -234,43 +518,13 @@
     </w:p>
     <w:p>
       <w:r>
-        <w:t>To allow every executor to perform work in parallel, Spark breaks up the data into</w:t>
+        <w:t>To allow every executor to perform work in parallel, Spark breaks up the data into chunks called partitions. A partition is a collection of rows that sit on one physical machine in your cluster.</w:t>
       </w:r>
       <w:r>
         <w:t xml:space="preserve"> </w:t>
       </w:r>
       <w:r>
-        <w:t>chunks called partitions. A partition is a collection of rows that sit on one physical</w:t>
-      </w:r>
-      <w:r>
-        <w:t xml:space="preserve"> </w:t>
-      </w:r>
-      <w:r>
-        <w:t>machine in your cluster.</w:t>
-      </w:r>
-      <w:r>
-        <w:t xml:space="preserve"> </w:t>
-      </w:r>
-      <w:r>
-        <w:t>If you have one partition,</w:t>
-      </w:r>
-      <w:r>
-        <w:t xml:space="preserve"> </w:t>
-      </w:r>
-      <w:r>
-        <w:t>Spark will have a parallelism of only one, even if you have thousands of executors. If</w:t>
-      </w:r>
-      <w:r>
-        <w:t xml:space="preserve"> </w:t>
-      </w:r>
-      <w:r>
-        <w:t>you have many partitions but only one executor, Spark will still have a parallelism of</w:t>
-      </w:r>
-      <w:r>
-        <w:t xml:space="preserve"> </w:t>
-      </w:r>
-      <w:r>
-        <w:t>only one because there is only one computation resource.</w:t>
+        <w:t>If you have one partition, Spark will have a parallelism of only one, even if you have thousands of executors. If you have many partitions but only one executor, Spark will still have a parallelism of only one because there is only one computation resource.</w:t>
       </w:r>
     </w:p>
     <w:p/>
@@ -301,10 +555,7 @@
         <w:t>.</w:t>
       </w:r>
       <w:r>
-        <w:t xml:space="preserve"> </w:t>
-      </w:r>
-      <w:r>
-        <w:t>The Catalyst Optimizer optimizes the plan by applying its own rules. For instance, it checks which tasks can be computed together in one stage, determines the execution order of queries for better performance in multi-join queries, and optimizes the query by evaluating the filter clause before any project</w:t>
+        <w:t xml:space="preserve"> The Catalyst Optimizer optimizes the plan by applying its own rules. For instance, it checks which tasks can be computed together in one stage, determines the execution order of queries for better performance in multi-join queries, and optimizes the query by evaluating the filter clause before any project</w:t>
       </w:r>
       <w:r>
         <w:t>.</w:t>
@@ -433,13 +684,8 @@
         <w:t>It determines the specific algorithms and strategies for executing the query, such as the order of joins and the type of join</w:t>
       </w:r>
       <w:r>
-        <w:t xml:space="preserve">, </w:t>
-      </w:r>
-      <w:proofErr w:type="gramStart"/>
-      <w:r>
-        <w:t>… .</w:t>
-      </w:r>
-      <w:proofErr w:type="gramEnd"/>
+        <w:t>, … .</w:t>
+      </w:r>
       <w:r>
         <w:t xml:space="preserve"> </w:t>
       </w:r>
@@ -457,6 +703,11 @@
       </w:r>
     </w:p>
     <w:p>
+      <w:pPr>
+        <w:rPr>
+          <w:rtl/>
+        </w:rPr>
+      </w:pPr>
       <w:r>
         <w:rPr>
           <w:noProof/>
@@ -512,6 +763,264 @@
         </w:drawing>
       </w:r>
     </w:p>
+    <w:p>
+      <w:pPr>
+        <w:rPr>
+          <w:rtl/>
+        </w:rPr>
+      </w:pPr>
+    </w:p>
+    <w:p>
+      <w:pPr>
+        <w:rPr>
+          <w:rtl/>
+          <w:lang w:bidi="fa-IR"/>
+        </w:rPr>
+      </w:pPr>
+    </w:p>
+    <w:p>
+      <w:pPr>
+        <w:pStyle w:val="Heading1"/>
+        <w:rPr>
+          <w:lang w:bidi="fa-IR"/>
+        </w:rPr>
+      </w:pPr>
+      <w:r>
+        <w:rPr>
+          <w:lang w:bidi="fa-IR"/>
+        </w:rPr>
+        <w:t>Structured API Execution</w:t>
+      </w:r>
+    </w:p>
+    <w:p>
+      <w:pPr>
+        <w:rPr>
+          <w:lang w:bidi="fa-IR"/>
+        </w:rPr>
+      </w:pPr>
+      <w:r>
+        <w:rPr>
+          <w:lang w:bidi="fa-IR"/>
+        </w:rPr>
+        <w:t>This section will demonstrate how this code is actually executed across a cluster. This will help</w:t>
+      </w:r>
+    </w:p>
+    <w:p>
+      <w:pPr>
+        <w:rPr>
+          <w:lang w:bidi="fa-IR"/>
+        </w:rPr>
+      </w:pPr>
+      <w:r>
+        <w:rPr>
+          <w:lang w:bidi="fa-IR"/>
+        </w:rPr>
+        <w:t>you understand (and potentially debug) the process of writing and executing code on clusters, so</w:t>
+      </w:r>
+    </w:p>
+    <w:p>
+      <w:pPr>
+        <w:rPr>
+          <w:lang w:bidi="fa-IR"/>
+        </w:rPr>
+      </w:pPr>
+      <w:r>
+        <w:rPr>
+          <w:lang w:bidi="fa-IR"/>
+        </w:rPr>
+        <w:t>let’s walk through the execution of a single structured API query from user code to executed</w:t>
+      </w:r>
+    </w:p>
+    <w:p>
+      <w:pPr>
+        <w:rPr>
+          <w:lang w:bidi="fa-IR"/>
+        </w:rPr>
+      </w:pPr>
+      <w:r>
+        <w:rPr>
+          <w:lang w:bidi="fa-IR"/>
+        </w:rPr>
+        <w:t>code. Here’s an overview of the steps:</w:t>
+      </w:r>
+    </w:p>
+    <w:p>
+      <w:pPr>
+        <w:rPr>
+          <w:lang w:bidi="fa-IR"/>
+        </w:rPr>
+      </w:pPr>
+      <w:r>
+        <w:rPr>
+          <w:lang w:bidi="fa-IR"/>
+        </w:rPr>
+        <w:t>1. Write DataFrame/Dataset/SQL Code.</w:t>
+      </w:r>
+    </w:p>
+    <w:p>
+      <w:pPr>
+        <w:rPr>
+          <w:lang w:bidi="fa-IR"/>
+        </w:rPr>
+      </w:pPr>
+      <w:r>
+        <w:rPr>
+          <w:lang w:bidi="fa-IR"/>
+        </w:rPr>
+        <w:t>2. If valid code, Spark converts this to a Logical Plan.</w:t>
+      </w:r>
+    </w:p>
+    <w:p>
+      <w:pPr>
+        <w:rPr>
+          <w:lang w:bidi="fa-IR"/>
+        </w:rPr>
+      </w:pPr>
+      <w:r>
+        <w:rPr>
+          <w:lang w:bidi="fa-IR"/>
+        </w:rPr>
+        <w:t>3. Spark transforms this Logical Plan to a Physical Plan, checking for optimizations along</w:t>
+      </w:r>
+    </w:p>
+    <w:p>
+      <w:pPr>
+        <w:rPr>
+          <w:lang w:bidi="fa-IR"/>
+        </w:rPr>
+      </w:pPr>
+      <w:r>
+        <w:rPr>
+          <w:lang w:bidi="fa-IR"/>
+        </w:rPr>
+        <w:t>the way.</w:t>
+      </w:r>
+    </w:p>
+    <w:p>
+      <w:pPr>
+        <w:rPr>
+          <w:lang w:bidi="fa-IR"/>
+        </w:rPr>
+      </w:pPr>
+      <w:r>
+        <w:rPr>
+          <w:lang w:bidi="fa-IR"/>
+        </w:rPr>
+        <w:t>4. Spark then executes this Physical Plan (RDD manipulations) on the cluster.</w:t>
+      </w:r>
+    </w:p>
+    <w:p>
+      <w:pPr>
+        <w:rPr>
+          <w:lang w:bidi="fa-IR"/>
+        </w:rPr>
+      </w:pPr>
+      <w:r>
+        <w:rPr>
+          <w:lang w:bidi="fa-IR"/>
+        </w:rPr>
+        <w:t>To execute code, we must write code. This code is then submitted to Spark either through the</w:t>
+      </w:r>
+    </w:p>
+    <w:p>
+      <w:pPr>
+        <w:rPr>
+          <w:lang w:bidi="fa-IR"/>
+        </w:rPr>
+      </w:pPr>
+      <w:r>
+        <w:rPr>
+          <w:lang w:bidi="fa-IR"/>
+        </w:rPr>
+        <w:t>console or via a submitted job. This code then passes through the Catalyst Optimizer, which</w:t>
+      </w:r>
+    </w:p>
+    <w:p>
+      <w:pPr>
+        <w:rPr>
+          <w:lang w:bidi="fa-IR"/>
+        </w:rPr>
+      </w:pPr>
+      <w:r>
+        <w:rPr>
+          <w:lang w:bidi="fa-IR"/>
+        </w:rPr>
+        <w:t>decides how the code should be executed and lays out a plan for doing so before, finally, the</w:t>
+      </w:r>
+    </w:p>
+    <w:p>
+      <w:pPr>
+        <w:rPr>
+          <w:rtl/>
+          <w:lang w:bidi="fa-IR"/>
+        </w:rPr>
+      </w:pPr>
+      <w:r>
+        <w:rPr>
+          <w:lang w:bidi="fa-IR"/>
+        </w:rPr>
+        <w:t>code is run and the result is returned to the user.</w:t>
+      </w:r>
+    </w:p>
+    <w:p>
+      <w:pPr>
+        <w:rPr>
+          <w:rFonts w:hint="cs"/>
+          <w:rtl/>
+          <w:lang w:bidi="fa-IR"/>
+        </w:rPr>
+      </w:pPr>
+      <w:r>
+        <w:rPr>
+          <w:lang w:bidi="fa-IR"/>
+        </w:rPr>
+        <w:lastRenderedPageBreak/>
+        <w:drawing>
+          <wp:inline distT="0" distB="0" distL="0" distR="0" wp14:anchorId="2DBE3CC3" wp14:editId="762DCFB1">
+            <wp:extent cx="4357315" cy="2193089"/>
+            <wp:effectExtent l="0" t="0" r="5715" b="0"/>
+            <wp:docPr id="2" name="Picture 2"/>
+            <wp:cNvGraphicFramePr>
+              <a:graphicFrameLocks xmlns:a="http://schemas.openxmlformats.org/drawingml/2006/main" noChangeAspect="1"/>
+            </wp:cNvGraphicFramePr>
+            <a:graphic xmlns:a="http://schemas.openxmlformats.org/drawingml/2006/main">
+              <a:graphicData uri="http://schemas.openxmlformats.org/drawingml/2006/picture">
+                <pic:pic xmlns:pic="http://schemas.openxmlformats.org/drawingml/2006/picture">
+                  <pic:nvPicPr>
+                    <pic:cNvPr id="1" name=""/>
+                    <pic:cNvPicPr/>
+                  </pic:nvPicPr>
+                  <pic:blipFill>
+                    <a:blip r:embed="rId11"/>
+                    <a:stretch>
+                      <a:fillRect/>
+                    </a:stretch>
+                  </pic:blipFill>
+                  <pic:spPr>
+                    <a:xfrm>
+                      <a:off x="0" y="0"/>
+                      <a:ext cx="4370568" cy="2199759"/>
+                    </a:xfrm>
+                    <a:prstGeom prst="rect">
+                      <a:avLst/>
+                    </a:prstGeom>
+                  </pic:spPr>
+                </pic:pic>
+              </a:graphicData>
+            </a:graphic>
+          </wp:inline>
+        </w:drawing>
+      </w:r>
+    </w:p>
+    <w:p/>
+    <w:p/>
+    <w:p/>
+    <w:p/>
+    <w:p>
+      <w:r>
+        <w:t>244</w:t>
+      </w:r>
+    </w:p>
     <w:sectPr>
       <w:pgSz w:w="12240" w:h="15840"/>
       <w:pgMar w:top="1440" w:right="1440" w:bottom="1440" w:left="1440" w:header="720" w:footer="720" w:gutter="0"/>
@@ -523,7 +1032,7 @@
 </file>
 
 <file path=word/numbering.xml><?xml version="1.0" encoding="utf-8"?>
-<w:numbering xmlns:wpc="http://schemas.microsoft.com/office/word/2010/wordprocessingCanvas" xmlns:cx="http://schemas.microsoft.com/office/drawing/2014/chartex" xmlns:cx1="http://schemas.microsoft.com/office/drawing/2015/9/8/chartex" xmlns:cx2="http://schemas.microsoft.com/office/drawing/2015/10/21/chartex" xmlns:cx3="http://schemas.microsoft.com/office/drawing/2016/5/9/chartex" xmlns:cx4="http://schemas.microsoft.com/office/drawing/2016/5/10/chartex" xmlns:cx5="http://schemas.microsoft.com/office/drawing/2016/5/11/chartex" xmlns:cx6="http://schemas.microsoft.com/office/drawing/2016/5/12/chartex" xmlns:cx7="http://schemas.microsoft.com/office/drawing/2016/5/13/chartex" xmlns:cx8="http://schemas.microsoft.com/office/drawing/2016/5/14/chartex" xmlns:mc="http://schemas.openxmlformats.org/markup-compatibility/2006" xmlns:aink="http://schemas.microsoft.com/office/drawing/2016/ink" xmlns:am3d="http://schemas.microsoft.com/office/drawing/2017/model3d" xmlns:o="urn:schemas-microsoft-com:office:office" xmlns:oel="http://schemas.microsoft.com/office/2019/extlst" xmlns:r="http://schemas.openxmlformats.org/officeDocument/2006/relationships" xmlns:m="http://schemas.openxmlformats.org/officeDocument/2006/math" xmlns:v="urn:schemas-microsoft-com:vml" xmlns:wp14="http://schemas.microsoft.com/office/word/2010/wordprocessingDrawing" xmlns:wp="http://schemas.openxmlformats.org/drawingml/2006/wordprocessingDrawing" xmlns:w10="urn:schemas-microsoft-com:office:word" xmlns:w="http://schemas.openxmlformats.org/wordprocessingml/2006/main" xmlns:w14="http://schemas.microsoft.com/office/word/2010/wordml" xmlns:w15="http://schemas.microsoft.com/office/word/2012/wordml" xmlns:w16cex="http://schemas.microsoft.com/office/word/2018/wordml/cex" xmlns:w16cid="http://schemas.microsoft.com/office/word/2016/wordml/cid" xmlns:w16="http://schemas.microsoft.com/office/word/2018/wordml" xmlns:w16du="http://schemas.microsoft.com/office/word/2023/wordml/word16du" xmlns:w16sdtdh="http://schemas.microsoft.com/office/word/2020/wordml/sdtdatahash" xmlns:w16sdtfl="http://schemas.microsoft.com/office/word/2024/wordml/sdtformatlock" xmlns:w16se="http://schemas.microsoft.com/office/word/2015/wordml/symex" xmlns:wpg="http://schemas.microsoft.com/office/word/2010/wordprocessingGroup" xmlns:wpi="http://schemas.microsoft.com/office/word/2010/wordprocessingInk" xmlns:wne="http://schemas.microsoft.com/office/word/2006/wordml" xmlns:wps="http://schemas.microsoft.com/office/word/2010/wordprocessingShape" mc:Ignorable="w14 w15 w16se w16cid w16 w16cex w16sdtdh w16sdtfl w16du wp14">
+<w:numbering xmlns:wpc="http://schemas.microsoft.com/office/word/2010/wordprocessingCanvas" xmlns:cx="http://schemas.microsoft.com/office/drawing/2014/chartex" xmlns:cx1="http://schemas.microsoft.com/office/drawing/2015/9/8/chartex" xmlns:cx2="http://schemas.microsoft.com/office/drawing/2015/10/21/chartex" xmlns:cx3="http://schemas.microsoft.com/office/drawing/2016/5/9/chartex" xmlns:cx4="http://schemas.microsoft.com/office/drawing/2016/5/10/chartex" xmlns:cx5="http://schemas.microsoft.com/office/drawing/2016/5/11/chartex" xmlns:cx6="http://schemas.microsoft.com/office/drawing/2016/5/12/chartex" xmlns:cx7="http://schemas.microsoft.com/office/drawing/2016/5/13/chartex" xmlns:cx8="http://schemas.microsoft.com/office/drawing/2016/5/14/chartex" xmlns:mc="http://schemas.openxmlformats.org/markup-compatibility/2006" xmlns:aink="http://schemas.microsoft.com/office/drawing/2016/ink" xmlns:am3d="http://schemas.microsoft.com/office/drawing/2017/model3d" xmlns:o="urn:schemas-microsoft-com:office:office" xmlns:r="http://schemas.openxmlformats.org/officeDocument/2006/relationships" xmlns:m="http://schemas.openxmlformats.org/officeDocument/2006/math" xmlns:v="urn:schemas-microsoft-com:vml" xmlns:wp14="http://schemas.microsoft.com/office/word/2010/wordprocessingDrawing" xmlns:wp="http://schemas.openxmlformats.org/drawingml/2006/wordprocessingDrawing" xmlns:w10="urn:schemas-microsoft-com:office:word" xmlns:w="http://schemas.openxmlformats.org/wordprocessingml/2006/main" xmlns:w14="http://schemas.microsoft.com/office/word/2010/wordml" xmlns:w15="http://schemas.microsoft.com/office/word/2012/wordml" xmlns:w16cex="http://schemas.microsoft.com/office/word/2018/wordml/cex" xmlns:w16cid="http://schemas.microsoft.com/office/word/2016/wordml/cid" xmlns:w16="http://schemas.microsoft.com/office/word/2018/wordml" xmlns:w16sdtdh="http://schemas.microsoft.com/office/word/2020/wordml/sdtdatahash" xmlns:w16se="http://schemas.microsoft.com/office/word/2015/wordml/symex" xmlns:wpg="http://schemas.microsoft.com/office/word/2010/wordprocessingGroup" xmlns:wpi="http://schemas.microsoft.com/office/word/2010/wordprocessingInk" xmlns:wne="http://schemas.microsoft.com/office/word/2006/wordml" xmlns:wps="http://schemas.microsoft.com/office/word/2010/wordprocessingShape" mc:Ignorable="w14 w15 w16se w16cid w16 w16cex w16sdtdh wp14">
   <w:abstractNum w:abstractNumId="0" w15:restartNumberingAfterBreak="0">
     <w:nsid w:val="1F9B453B"/>
     <w:multiLevelType w:val="hybridMultilevel"/>
@@ -637,14 +1146,14 @@
       </w:rPr>
     </w:lvl>
   </w:abstractNum>
-  <w:num w:numId="1" w16cid:durableId="1628732681">
+  <w:num w:numId="1">
     <w:abstractNumId w:val="0"/>
   </w:num>
 </w:numbering>
 </file>
 
 <file path=word/styles.xml><?xml version="1.0" encoding="utf-8"?>
-<w:styles xmlns:mc="http://schemas.openxmlformats.org/markup-compatibility/2006" xmlns:r="http://schemas.openxmlformats.org/officeDocument/2006/relationships" xmlns:w="http://schemas.openxmlformats.org/wordprocessingml/2006/main" xmlns:w14="http://schemas.microsoft.com/office/word/2010/wordml" xmlns:w15="http://schemas.microsoft.com/office/word/2012/wordml" xmlns:w16cex="http://schemas.microsoft.com/office/word/2018/wordml/cex" xmlns:w16cid="http://schemas.microsoft.com/office/word/2016/wordml/cid" xmlns:w16="http://schemas.microsoft.com/office/word/2018/wordml" xmlns:w16du="http://schemas.microsoft.com/office/word/2023/wordml/word16du" xmlns:w16sdtdh="http://schemas.microsoft.com/office/word/2020/wordml/sdtdatahash" xmlns:w16sdtfl="http://schemas.microsoft.com/office/word/2024/wordml/sdtformatlock" xmlns:w16se="http://schemas.microsoft.com/office/word/2015/wordml/symex" mc:Ignorable="w14 w15 w16se w16cid w16 w16cex w16sdtdh w16sdtfl w16du">
+<w:styles xmlns:mc="http://schemas.openxmlformats.org/markup-compatibility/2006" xmlns:r="http://schemas.openxmlformats.org/officeDocument/2006/relationships" xmlns:w="http://schemas.openxmlformats.org/wordprocessingml/2006/main" xmlns:w14="http://schemas.microsoft.com/office/word/2010/wordml" xmlns:w15="http://schemas.microsoft.com/office/word/2012/wordml" xmlns:w16cex="http://schemas.microsoft.com/office/word/2018/wordml/cex" xmlns:w16cid="http://schemas.microsoft.com/office/word/2016/wordml/cid" xmlns:w16="http://schemas.microsoft.com/office/word/2018/wordml" xmlns:w16sdtdh="http://schemas.microsoft.com/office/word/2020/wordml/sdtdatahash" xmlns:w16se="http://schemas.microsoft.com/office/word/2015/wordml/symex" mc:Ignorable="w14 w15 w16se w16cid w16 w16cex w16sdtdh">
   <w:docDefaults>
     <w:rPrDefault>
       <w:rPr>
@@ -1245,6 +1754,7 @@
   <w:style w:type="character" w:default="1" w:styleId="DefaultParagraphFont">
     <w:name w:val="Default Paragraph Font"/>
     <w:uiPriority w:val="1"/>
+    <w:semiHidden/>
     <w:unhideWhenUsed/>
   </w:style>
   <w:style w:type="table" w:default="1" w:styleId="TableNormal">

--- a/spark/docs/spark.docx
+++ b/spark/docs/spark.docx
@@ -1,6 +1,6 @@
 
 <file path=word/document.xml><?xml version="1.0" encoding="utf-8"?>
-<w:document xmlns:wpc="http://schemas.microsoft.com/office/word/2010/wordprocessingCanvas" xmlns:cx="http://schemas.microsoft.com/office/drawing/2014/chartex" xmlns:cx1="http://schemas.microsoft.com/office/drawing/2015/9/8/chartex" xmlns:cx2="http://schemas.microsoft.com/office/drawing/2015/10/21/chartex" xmlns:cx3="http://schemas.microsoft.com/office/drawing/2016/5/9/chartex" xmlns:cx4="http://schemas.microsoft.com/office/drawing/2016/5/10/chartex" xmlns:cx5="http://schemas.microsoft.com/office/drawing/2016/5/11/chartex" xmlns:cx6="http://schemas.microsoft.com/office/drawing/2016/5/12/chartex" xmlns:cx7="http://schemas.microsoft.com/office/drawing/2016/5/13/chartex" xmlns:cx8="http://schemas.microsoft.com/office/drawing/2016/5/14/chartex" xmlns:mc="http://schemas.openxmlformats.org/markup-compatibility/2006" xmlns:aink="http://schemas.microsoft.com/office/drawing/2016/ink" xmlns:am3d="http://schemas.microsoft.com/office/drawing/2017/model3d" xmlns:o="urn:schemas-microsoft-com:office:office" xmlns:r="http://schemas.openxmlformats.org/officeDocument/2006/relationships" xmlns:m="http://schemas.openxmlformats.org/officeDocument/2006/math" xmlns:v="urn:schemas-microsoft-com:vml" xmlns:wp14="http://schemas.microsoft.com/office/word/2010/wordprocessingDrawing" xmlns:wp="http://schemas.openxmlformats.org/drawingml/2006/wordprocessingDrawing" xmlns:w10="urn:schemas-microsoft-com:office:word" xmlns:w="http://schemas.openxmlformats.org/wordprocessingml/2006/main" xmlns:w14="http://schemas.microsoft.com/office/word/2010/wordml" xmlns:w15="http://schemas.microsoft.com/office/word/2012/wordml" xmlns:w16cex="http://schemas.microsoft.com/office/word/2018/wordml/cex" xmlns:w16cid="http://schemas.microsoft.com/office/word/2016/wordml/cid" xmlns:w16="http://schemas.microsoft.com/office/word/2018/wordml" xmlns:w16sdtdh="http://schemas.microsoft.com/office/word/2020/wordml/sdtdatahash" xmlns:w16se="http://schemas.microsoft.com/office/word/2015/wordml/symex" xmlns:wpg="http://schemas.microsoft.com/office/word/2010/wordprocessingGroup" xmlns:wpi="http://schemas.microsoft.com/office/word/2010/wordprocessingInk" xmlns:wne="http://schemas.microsoft.com/office/word/2006/wordml" xmlns:wps="http://schemas.microsoft.com/office/word/2010/wordprocessingShape" mc:Ignorable="w14 w15 w16se w16cid w16 w16cex w16sdtdh wp14">
+<w:document xmlns:wpc="http://schemas.microsoft.com/office/word/2010/wordprocessingCanvas" xmlns:cx="http://schemas.microsoft.com/office/drawing/2014/chartex" xmlns:cx1="http://schemas.microsoft.com/office/drawing/2015/9/8/chartex" xmlns:cx2="http://schemas.microsoft.com/office/drawing/2015/10/21/chartex" xmlns:cx3="http://schemas.microsoft.com/office/drawing/2016/5/9/chartex" xmlns:cx4="http://schemas.microsoft.com/office/drawing/2016/5/10/chartex" xmlns:cx5="http://schemas.microsoft.com/office/drawing/2016/5/11/chartex" xmlns:cx6="http://schemas.microsoft.com/office/drawing/2016/5/12/chartex" xmlns:cx7="http://schemas.microsoft.com/office/drawing/2016/5/13/chartex" xmlns:cx8="http://schemas.microsoft.com/office/drawing/2016/5/14/chartex" xmlns:mc="http://schemas.openxmlformats.org/markup-compatibility/2006" xmlns:aink="http://schemas.microsoft.com/office/drawing/2016/ink" xmlns:am3d="http://schemas.microsoft.com/office/drawing/2017/model3d" xmlns:o="urn:schemas-microsoft-com:office:office" xmlns:oel="http://schemas.microsoft.com/office/2019/extlst" xmlns:r="http://schemas.openxmlformats.org/officeDocument/2006/relationships" xmlns:m="http://schemas.openxmlformats.org/officeDocument/2006/math" xmlns:v="urn:schemas-microsoft-com:vml" xmlns:wp14="http://schemas.microsoft.com/office/word/2010/wordprocessingDrawing" xmlns:wp="http://schemas.openxmlformats.org/drawingml/2006/wordprocessingDrawing" xmlns:w10="urn:schemas-microsoft-com:office:word" xmlns:w="http://schemas.openxmlformats.org/wordprocessingml/2006/main" xmlns:w14="http://schemas.microsoft.com/office/word/2010/wordml" xmlns:w15="http://schemas.microsoft.com/office/word/2012/wordml" xmlns:w16cex="http://schemas.microsoft.com/office/word/2018/wordml/cex" xmlns:w16cid="http://schemas.microsoft.com/office/word/2016/wordml/cid" xmlns:w16="http://schemas.microsoft.com/office/word/2018/wordml" xmlns:w16du="http://schemas.microsoft.com/office/word/2023/wordml/word16du" xmlns:w16sdtdh="http://schemas.microsoft.com/office/word/2020/wordml/sdtdatahash" xmlns:w16sdtfl="http://schemas.microsoft.com/office/word/2024/wordml/sdtformatlock" xmlns:w16se="http://schemas.microsoft.com/office/word/2015/wordml/symex" xmlns:wpg="http://schemas.microsoft.com/office/word/2010/wordprocessingGroup" xmlns:wpi="http://schemas.microsoft.com/office/word/2010/wordprocessingInk" xmlns:wne="http://schemas.microsoft.com/office/word/2006/wordml" xmlns:wps="http://schemas.microsoft.com/office/word/2010/wordprocessingShape" mc:Ignorable="w14 w15 w16se w16cid w16 w16cex w16sdtdh w16sdtfl w16du wp14">
   <w:body>
     <w:p>
       <w:pPr>
@@ -87,6 +87,9 @@
         </w:rPr>
       </w:pPr>
       <w:r>
+        <w:rPr>
+          <w:noProof/>
+        </w:rPr>
         <w:drawing>
           <wp:inline distT="0" distB="0" distL="0" distR="0" wp14:anchorId="3E44C6EA" wp14:editId="6F8FC750">
             <wp:extent cx="5068007" cy="2429214"/>
@@ -961,17 +964,23 @@
         </w:rPr>
         <w:t>code is run and the result is returned to the user.</w:t>
       </w:r>
-    </w:p>
-    <w:p>
-      <w:pPr>
-        <w:rPr>
-          <w:rFonts w:hint="cs"/>
+      <w:r>
+        <w:rPr>
+          <w:lang w:bidi="fa-IR"/>
+        </w:rPr>
+        <w:t xml:space="preserve"> Like filtering, …</w:t>
+      </w:r>
+    </w:p>
+    <w:p>
+      <w:pPr>
+        <w:rPr>
           <w:rtl/>
           <w:lang w:bidi="fa-IR"/>
         </w:rPr>
       </w:pPr>
       <w:r>
         <w:rPr>
+          <w:noProof/>
           <w:lang w:bidi="fa-IR"/>
         </w:rPr>
         <w:lastRenderedPageBreak/>
@@ -1017,8 +1026,319 @@
     <w:p/>
     <w:p/>
     <w:p>
-      <w:r>
-        <w:t>244</w:t>
+      <w:pPr>
+        <w:pStyle w:val="Heading1"/>
+      </w:pPr>
+      <w:r>
+        <w:t>Transformations</w:t>
+      </w:r>
+    </w:p>
+    <w:p>
+      <w:r>
+        <w:t>In Spark, the core data structures are immutable, meaning they cannot be changed</w:t>
+      </w:r>
+    </w:p>
+    <w:p>
+      <w:r>
+        <w:t>after they’re created. This might seem like a strange concept at first: if you cannot</w:t>
+      </w:r>
+    </w:p>
+    <w:p>
+      <w:r>
+        <w:t>change it, how are you supposed to use it? To “change” a DataFrame, you need to</w:t>
+      </w:r>
+    </w:p>
+    <w:p>
+      <w:r>
+        <w:t>instruct Spark how you would like to modify it to do what you want. These instruc‐</w:t>
+      </w:r>
+    </w:p>
+    <w:p>
+      <w:r>
+        <w:t xml:space="preserve">tions are called transformations. </w:t>
+      </w:r>
+    </w:p>
+    <w:p>
+      <w:r>
+        <w:t>Spark will not act on transformations until we call an action (we</w:t>
+      </w:r>
+    </w:p>
+    <w:p>
+      <w:r>
+        <w:t>discuss this shortly). Transformations are the core of how you express your business</w:t>
+      </w:r>
+    </w:p>
+    <w:p>
+      <w:r>
+        <w:t>logic using Spark. There are two types of transformations: those that specify narrow</w:t>
+      </w:r>
+    </w:p>
+    <w:p>
+      <w:r>
+        <w:t>dependencies, and those that specify wide dependencies.</w:t>
+      </w:r>
+    </w:p>
+    <w:p>
+      <w:r>
+        <w:t>Transformations consisting of narrow dependencies (we’ll call them narrow transfor‐</w:t>
+      </w:r>
+    </w:p>
+    <w:p>
+      <w:r>
+        <w:t>mations) are those for which each input partition will contribute to only one output</w:t>
+      </w:r>
+    </w:p>
+    <w:p>
+      <w:r>
+        <w:t>partition. In the preceding code snippet, the where statement specifies a narrow</w:t>
+      </w:r>
+    </w:p>
+    <w:p>
+      <w:r>
+        <w:t>dependency, where only one partition contributes to at most one output partition</w:t>
+      </w:r>
+      <w:r>
+        <w:t>.</w:t>
+      </w:r>
+    </w:p>
+    <w:p>
+      <w:r>
+        <w:lastRenderedPageBreak/>
+        <w:drawing>
+          <wp:inline distT="0" distB="0" distL="0" distR="0" wp14:anchorId="3D1F4DFF" wp14:editId="75000EB8">
+            <wp:extent cx="1895740" cy="2076740"/>
+            <wp:effectExtent l="0" t="0" r="9525" b="0"/>
+            <wp:docPr id="664588406" name="Picture 1"/>
+            <wp:cNvGraphicFramePr>
+              <a:graphicFrameLocks xmlns:a="http://schemas.openxmlformats.org/drawingml/2006/main" noChangeAspect="1"/>
+            </wp:cNvGraphicFramePr>
+            <a:graphic xmlns:a="http://schemas.openxmlformats.org/drawingml/2006/main">
+              <a:graphicData uri="http://schemas.openxmlformats.org/drawingml/2006/picture">
+                <pic:pic xmlns:pic="http://schemas.openxmlformats.org/drawingml/2006/picture">
+                  <pic:nvPicPr>
+                    <pic:cNvPr id="664588406" name=""/>
+                    <pic:cNvPicPr/>
+                  </pic:nvPicPr>
+                  <pic:blipFill>
+                    <a:blip r:embed="rId12"/>
+                    <a:stretch>
+                      <a:fillRect/>
+                    </a:stretch>
+                  </pic:blipFill>
+                  <pic:spPr>
+                    <a:xfrm>
+                      <a:off x="0" y="0"/>
+                      <a:ext cx="1895740" cy="2076740"/>
+                    </a:xfrm>
+                    <a:prstGeom prst="rect">
+                      <a:avLst/>
+                    </a:prstGeom>
+                  </pic:spPr>
+                </pic:pic>
+              </a:graphicData>
+            </a:graphic>
+          </wp:inline>
+        </w:drawing>
+      </w:r>
+    </w:p>
+    <w:p>
+      <w:r>
+        <w:t>A wide dependency (or wide transformation) style transformation will have input</w:t>
+      </w:r>
+    </w:p>
+    <w:p>
+      <w:r>
+        <w:t>partitions contributing to many output partitions. You will often hear this referred to</w:t>
+      </w:r>
+    </w:p>
+    <w:p>
+      <w:r>
+        <w:t>as a shuffle whereby Spark will exchange partitions across the cluster. With narrow</w:t>
+      </w:r>
+    </w:p>
+    <w:p>
+      <w:r>
+        <w:t>transformations, Spark will automatically perform an operation called pipelining,</w:t>
+      </w:r>
+    </w:p>
+    <w:p>
+      <w:r>
+        <w:t>meaning that if we specify multiple filters on DataFrames, they’ll all be performed in</w:t>
+      </w:r>
+      <w:r>
+        <w:t xml:space="preserve"> </w:t>
+      </w:r>
+      <w:r>
+        <w:t>memory. The same cannot be said for shuffles. When we perform a shuffle, Spark</w:t>
+      </w:r>
+    </w:p>
+    <w:p>
+      <w:r>
+        <w:t>writes the results to disk.</w:t>
+      </w:r>
+      <w:r>
+        <w:t xml:space="preserve"> Like </w:t>
+      </w:r>
+      <w:r>
+        <w:t>aggregation</w:t>
+      </w:r>
+      <w:r>
+        <w:t>,…</w:t>
+      </w:r>
+    </w:p>
+    <w:p>
+      <w:r>
+        <w:drawing>
+          <wp:inline distT="0" distB="0" distL="0" distR="0" wp14:anchorId="5876A5BF" wp14:editId="5AC1795C">
+            <wp:extent cx="1752845" cy="2019582"/>
+            <wp:effectExtent l="0" t="0" r="0" b="0"/>
+            <wp:docPr id="592446987" name="Picture 1"/>
+            <wp:cNvGraphicFramePr>
+              <a:graphicFrameLocks xmlns:a="http://schemas.openxmlformats.org/drawingml/2006/main" noChangeAspect="1"/>
+            </wp:cNvGraphicFramePr>
+            <a:graphic xmlns:a="http://schemas.openxmlformats.org/drawingml/2006/main">
+              <a:graphicData uri="http://schemas.openxmlformats.org/drawingml/2006/picture">
+                <pic:pic xmlns:pic="http://schemas.openxmlformats.org/drawingml/2006/picture">
+                  <pic:nvPicPr>
+                    <pic:cNvPr id="592446987" name=""/>
+                    <pic:cNvPicPr/>
+                  </pic:nvPicPr>
+                  <pic:blipFill>
+                    <a:blip r:embed="rId13"/>
+                    <a:stretch>
+                      <a:fillRect/>
+                    </a:stretch>
+                  </pic:blipFill>
+                  <pic:spPr>
+                    <a:xfrm>
+                      <a:off x="0" y="0"/>
+                      <a:ext cx="1752845" cy="2019582"/>
+                    </a:xfrm>
+                    <a:prstGeom prst="rect">
+                      <a:avLst/>
+                    </a:prstGeom>
+                  </pic:spPr>
+                </pic:pic>
+              </a:graphicData>
+            </a:graphic>
+          </wp:inline>
+        </w:drawing>
+      </w:r>
+    </w:p>
+    <w:p>
+      <w:pPr>
+        <w:pStyle w:val="Heading1"/>
+      </w:pPr>
+      <w:r>
+        <w:t>Actions</w:t>
+      </w:r>
+    </w:p>
+    <w:p>
+      <w:r>
+        <w:t>Transformations allow us to build up our logical transformation plan. To trigger the</w:t>
+      </w:r>
+    </w:p>
+    <w:p>
+      <w:r>
+        <w:t>computation, we run an action. An action instructs Spark to compute a result from a</w:t>
+      </w:r>
+    </w:p>
+    <w:p>
+      <w:r>
+        <w:t>series of transformations.</w:t>
+      </w:r>
+    </w:p>
+    <w:p>
+      <w:r>
+        <w:t>There are three kinds of actions:</w:t>
+      </w:r>
+    </w:p>
+    <w:p>
+      <w:r>
+        <w:lastRenderedPageBreak/>
+        <w:t>• Actions to view data in the console</w:t>
+      </w:r>
+    </w:p>
+    <w:p>
+      <w:r>
+        <w:t>• Actions to collect data to native objects in the respective language</w:t>
+      </w:r>
+    </w:p>
+    <w:p>
+      <w:r>
+        <w:t>• Actions to write to output data sources</w:t>
+      </w:r>
+    </w:p>
+    <w:p/>
+    <w:p/>
+    <w:p/>
+    <w:p/>
+    <w:p/>
+    <w:p/>
+    <w:p/>
+    <w:p/>
+    <w:p/>
+    <w:p/>
+    <w:p/>
+    <w:p>
+      <w:r>
+        <w:t>32</w:t>
+      </w:r>
+    </w:p>
+    <w:p/>
+    <w:p>
+      <w:pPr>
+        <w:pStyle w:val="Heading2"/>
+      </w:pPr>
+      <w:r>
+        <w:t>spark-submit</w:t>
+      </w:r>
+    </w:p>
+    <w:p>
+      <w:r>
+        <w:t>spark-submit does one thing: it lets you send your</w:t>
+      </w:r>
+    </w:p>
+    <w:p>
+      <w:r>
+        <w:t>application code to a cluster and launch it to execute there. Upon submission, the</w:t>
+      </w:r>
+    </w:p>
+    <w:p>
+      <w:r>
+        <w:t>application will run until it exits (completes the task) or encounters an error.</w:t>
+      </w:r>
+    </w:p>
+    <w:p/>
+    <w:p>
+      <w:r>
+        <w:t>By default, when we perform a</w:t>
+      </w:r>
+      <w:r>
+        <w:t xml:space="preserve"> </w:t>
+      </w:r>
+      <w:r>
+        <w:t>shuffle, Spark outputs 200 shuffle partitions</w:t>
+      </w:r>
+      <w:r>
+        <w:t xml:space="preserve">. To change that config : </w:t>
+      </w:r>
+    </w:p>
+    <w:p>
+      <w:r>
+        <w:t>spark.conf.set("spark.sql.shuffle.partitions", "5")</w:t>
+      </w:r>
+    </w:p>
+    <w:p/>
+    <w:p>
+      <w:r>
+        <w:t>You can make any DataFrame into a table or view with one simple method call:</w:t>
+      </w:r>
+    </w:p>
+    <w:p>
+      <w:r>
+        <w:lastRenderedPageBreak/>
+        <w:t>flightData2015.createOrReplaceTempView("flight_data_2015")</w:t>
       </w:r>
     </w:p>
     <w:sectPr>
@@ -1032,7 +1352,7 @@
 </file>
 
 <file path=word/numbering.xml><?xml version="1.0" encoding="utf-8"?>
-<w:numbering xmlns:wpc="http://schemas.microsoft.com/office/word/2010/wordprocessingCanvas" xmlns:cx="http://schemas.microsoft.com/office/drawing/2014/chartex" xmlns:cx1="http://schemas.microsoft.com/office/drawing/2015/9/8/chartex" xmlns:cx2="http://schemas.microsoft.com/office/drawing/2015/10/21/chartex" xmlns:cx3="http://schemas.microsoft.com/office/drawing/2016/5/9/chartex" xmlns:cx4="http://schemas.microsoft.com/office/drawing/2016/5/10/chartex" xmlns:cx5="http://schemas.microsoft.com/office/drawing/2016/5/11/chartex" xmlns:cx6="http://schemas.microsoft.com/office/drawing/2016/5/12/chartex" xmlns:cx7="http://schemas.microsoft.com/office/drawing/2016/5/13/chartex" xmlns:cx8="http://schemas.microsoft.com/office/drawing/2016/5/14/chartex" xmlns:mc="http://schemas.openxmlformats.org/markup-compatibility/2006" xmlns:aink="http://schemas.microsoft.com/office/drawing/2016/ink" xmlns:am3d="http://schemas.microsoft.com/office/drawing/2017/model3d" xmlns:o="urn:schemas-microsoft-com:office:office" xmlns:r="http://schemas.openxmlformats.org/officeDocument/2006/relationships" xmlns:m="http://schemas.openxmlformats.org/officeDocument/2006/math" xmlns:v="urn:schemas-microsoft-com:vml" xmlns:wp14="http://schemas.microsoft.com/office/word/2010/wordprocessingDrawing" xmlns:wp="http://schemas.openxmlformats.org/drawingml/2006/wordprocessingDrawing" xmlns:w10="urn:schemas-microsoft-com:office:word" xmlns:w="http://schemas.openxmlformats.org/wordprocessingml/2006/main" xmlns:w14="http://schemas.microsoft.com/office/word/2010/wordml" xmlns:w15="http://schemas.microsoft.com/office/word/2012/wordml" xmlns:w16cex="http://schemas.microsoft.com/office/word/2018/wordml/cex" xmlns:w16cid="http://schemas.microsoft.com/office/word/2016/wordml/cid" xmlns:w16="http://schemas.microsoft.com/office/word/2018/wordml" xmlns:w16sdtdh="http://schemas.microsoft.com/office/word/2020/wordml/sdtdatahash" xmlns:w16se="http://schemas.microsoft.com/office/word/2015/wordml/symex" xmlns:wpg="http://schemas.microsoft.com/office/word/2010/wordprocessingGroup" xmlns:wpi="http://schemas.microsoft.com/office/word/2010/wordprocessingInk" xmlns:wne="http://schemas.microsoft.com/office/word/2006/wordml" xmlns:wps="http://schemas.microsoft.com/office/word/2010/wordprocessingShape" mc:Ignorable="w14 w15 w16se w16cid w16 w16cex w16sdtdh wp14">
+<w:numbering xmlns:wpc="http://schemas.microsoft.com/office/word/2010/wordprocessingCanvas" xmlns:cx="http://schemas.microsoft.com/office/drawing/2014/chartex" xmlns:cx1="http://schemas.microsoft.com/office/drawing/2015/9/8/chartex" xmlns:cx2="http://schemas.microsoft.com/office/drawing/2015/10/21/chartex" xmlns:cx3="http://schemas.microsoft.com/office/drawing/2016/5/9/chartex" xmlns:cx4="http://schemas.microsoft.com/office/drawing/2016/5/10/chartex" xmlns:cx5="http://schemas.microsoft.com/office/drawing/2016/5/11/chartex" xmlns:cx6="http://schemas.microsoft.com/office/drawing/2016/5/12/chartex" xmlns:cx7="http://schemas.microsoft.com/office/drawing/2016/5/13/chartex" xmlns:cx8="http://schemas.microsoft.com/office/drawing/2016/5/14/chartex" xmlns:mc="http://schemas.openxmlformats.org/markup-compatibility/2006" xmlns:aink="http://schemas.microsoft.com/office/drawing/2016/ink" xmlns:am3d="http://schemas.microsoft.com/office/drawing/2017/model3d" xmlns:o="urn:schemas-microsoft-com:office:office" xmlns:oel="http://schemas.microsoft.com/office/2019/extlst" xmlns:r="http://schemas.openxmlformats.org/officeDocument/2006/relationships" xmlns:m="http://schemas.openxmlformats.org/officeDocument/2006/math" xmlns:v="urn:schemas-microsoft-com:vml" xmlns:wp14="http://schemas.microsoft.com/office/word/2010/wordprocessingDrawing" xmlns:wp="http://schemas.openxmlformats.org/drawingml/2006/wordprocessingDrawing" xmlns:w10="urn:schemas-microsoft-com:office:word" xmlns:w="http://schemas.openxmlformats.org/wordprocessingml/2006/main" xmlns:w14="http://schemas.microsoft.com/office/word/2010/wordml" xmlns:w15="http://schemas.microsoft.com/office/word/2012/wordml" xmlns:w16cex="http://schemas.microsoft.com/office/word/2018/wordml/cex" xmlns:w16cid="http://schemas.microsoft.com/office/word/2016/wordml/cid" xmlns:w16="http://schemas.microsoft.com/office/word/2018/wordml" xmlns:w16du="http://schemas.microsoft.com/office/word/2023/wordml/word16du" xmlns:w16sdtdh="http://schemas.microsoft.com/office/word/2020/wordml/sdtdatahash" xmlns:w16sdtfl="http://schemas.microsoft.com/office/word/2024/wordml/sdtformatlock" xmlns:w16se="http://schemas.microsoft.com/office/word/2015/wordml/symex" xmlns:wpg="http://schemas.microsoft.com/office/word/2010/wordprocessingGroup" xmlns:wpi="http://schemas.microsoft.com/office/word/2010/wordprocessingInk" xmlns:wne="http://schemas.microsoft.com/office/word/2006/wordml" xmlns:wps="http://schemas.microsoft.com/office/word/2010/wordprocessingShape" mc:Ignorable="w14 w15 w16se w16cid w16 w16cex w16sdtdh w16sdtfl w16du wp14">
   <w:abstractNum w:abstractNumId="0" w15:restartNumberingAfterBreak="0">
     <w:nsid w:val="1F9B453B"/>
     <w:multiLevelType w:val="hybridMultilevel"/>
@@ -1146,14 +1466,14 @@
       </w:rPr>
     </w:lvl>
   </w:abstractNum>
-  <w:num w:numId="1">
+  <w:num w:numId="1" w16cid:durableId="1271400853">
     <w:abstractNumId w:val="0"/>
   </w:num>
 </w:numbering>
 </file>
 
 <file path=word/styles.xml><?xml version="1.0" encoding="utf-8"?>
-<w:styles xmlns:mc="http://schemas.openxmlformats.org/markup-compatibility/2006" xmlns:r="http://schemas.openxmlformats.org/officeDocument/2006/relationships" xmlns:w="http://schemas.openxmlformats.org/wordprocessingml/2006/main" xmlns:w14="http://schemas.microsoft.com/office/word/2010/wordml" xmlns:w15="http://schemas.microsoft.com/office/word/2012/wordml" xmlns:w16cex="http://schemas.microsoft.com/office/word/2018/wordml/cex" xmlns:w16cid="http://schemas.microsoft.com/office/word/2016/wordml/cid" xmlns:w16="http://schemas.microsoft.com/office/word/2018/wordml" xmlns:w16sdtdh="http://schemas.microsoft.com/office/word/2020/wordml/sdtdatahash" xmlns:w16se="http://schemas.microsoft.com/office/word/2015/wordml/symex" mc:Ignorable="w14 w15 w16se w16cid w16 w16cex w16sdtdh">
+<w:styles xmlns:mc="http://schemas.openxmlformats.org/markup-compatibility/2006" xmlns:r="http://schemas.openxmlformats.org/officeDocument/2006/relationships" xmlns:w="http://schemas.openxmlformats.org/wordprocessingml/2006/main" xmlns:w14="http://schemas.microsoft.com/office/word/2010/wordml" xmlns:w15="http://schemas.microsoft.com/office/word/2012/wordml" xmlns:w16cex="http://schemas.microsoft.com/office/word/2018/wordml/cex" xmlns:w16cid="http://schemas.microsoft.com/office/word/2016/wordml/cid" xmlns:w16="http://schemas.microsoft.com/office/word/2018/wordml" xmlns:w16du="http://schemas.microsoft.com/office/word/2023/wordml/word16du" xmlns:w16sdtdh="http://schemas.microsoft.com/office/word/2020/wordml/sdtdatahash" xmlns:w16sdtfl="http://schemas.microsoft.com/office/word/2024/wordml/sdtformatlock" xmlns:w16se="http://schemas.microsoft.com/office/word/2015/wordml/symex" mc:Ignorable="w14 w15 w16se w16cid w16 w16cex w16sdtdh w16sdtfl w16du">
   <w:docDefaults>
     <w:rPrDefault>
       <w:rPr>

--- a/spark/docs/spark.docx
+++ b/spark/docs/spark.docx
@@ -1,6 +1,6 @@
 
 <file path=word/document.xml><?xml version="1.0" encoding="utf-8"?>
-<w:document xmlns:wpc="http://schemas.microsoft.com/office/word/2010/wordprocessingCanvas" xmlns:cx="http://schemas.microsoft.com/office/drawing/2014/chartex" xmlns:cx1="http://schemas.microsoft.com/office/drawing/2015/9/8/chartex" xmlns:cx2="http://schemas.microsoft.com/office/drawing/2015/10/21/chartex" xmlns:cx3="http://schemas.microsoft.com/office/drawing/2016/5/9/chartex" xmlns:cx4="http://schemas.microsoft.com/office/drawing/2016/5/10/chartex" xmlns:cx5="http://schemas.microsoft.com/office/drawing/2016/5/11/chartex" xmlns:cx6="http://schemas.microsoft.com/office/drawing/2016/5/12/chartex" xmlns:cx7="http://schemas.microsoft.com/office/drawing/2016/5/13/chartex" xmlns:cx8="http://schemas.microsoft.com/office/drawing/2016/5/14/chartex" xmlns:mc="http://schemas.openxmlformats.org/markup-compatibility/2006" xmlns:aink="http://schemas.microsoft.com/office/drawing/2016/ink" xmlns:am3d="http://schemas.microsoft.com/office/drawing/2017/model3d" xmlns:o="urn:schemas-microsoft-com:office:office" xmlns:oel="http://schemas.microsoft.com/office/2019/extlst" xmlns:r="http://schemas.openxmlformats.org/officeDocument/2006/relationships" xmlns:m="http://schemas.openxmlformats.org/officeDocument/2006/math" xmlns:v="urn:schemas-microsoft-com:vml" xmlns:wp14="http://schemas.microsoft.com/office/word/2010/wordprocessingDrawing" xmlns:wp="http://schemas.openxmlformats.org/drawingml/2006/wordprocessingDrawing" xmlns:w10="urn:schemas-microsoft-com:office:word" xmlns:w="http://schemas.openxmlformats.org/wordprocessingml/2006/main" xmlns:w14="http://schemas.microsoft.com/office/word/2010/wordml" xmlns:w15="http://schemas.microsoft.com/office/word/2012/wordml" xmlns:w16cex="http://schemas.microsoft.com/office/word/2018/wordml/cex" xmlns:w16cid="http://schemas.microsoft.com/office/word/2016/wordml/cid" xmlns:w16="http://schemas.microsoft.com/office/word/2018/wordml" xmlns:w16du="http://schemas.microsoft.com/office/word/2023/wordml/word16du" xmlns:w16sdtdh="http://schemas.microsoft.com/office/word/2020/wordml/sdtdatahash" xmlns:w16sdtfl="http://schemas.microsoft.com/office/word/2024/wordml/sdtformatlock" xmlns:w16se="http://schemas.microsoft.com/office/word/2015/wordml/symex" xmlns:wpg="http://schemas.microsoft.com/office/word/2010/wordprocessingGroup" xmlns:wpi="http://schemas.microsoft.com/office/word/2010/wordprocessingInk" xmlns:wne="http://schemas.microsoft.com/office/word/2006/wordml" xmlns:wps="http://schemas.microsoft.com/office/word/2010/wordprocessingShape" mc:Ignorable="w14 w15 w16se w16cid w16 w16cex w16sdtdh w16sdtfl w16du wp14">
+<w:document xmlns:wpc="http://schemas.microsoft.com/office/word/2010/wordprocessingCanvas" xmlns:cx="http://schemas.microsoft.com/office/drawing/2014/chartex" xmlns:cx1="http://schemas.microsoft.com/office/drawing/2015/9/8/chartex" xmlns:cx2="http://schemas.microsoft.com/office/drawing/2015/10/21/chartex" xmlns:cx3="http://schemas.microsoft.com/office/drawing/2016/5/9/chartex" xmlns:cx4="http://schemas.microsoft.com/office/drawing/2016/5/10/chartex" xmlns:cx5="http://schemas.microsoft.com/office/drawing/2016/5/11/chartex" xmlns:cx6="http://schemas.microsoft.com/office/drawing/2016/5/12/chartex" xmlns:cx7="http://schemas.microsoft.com/office/drawing/2016/5/13/chartex" xmlns:cx8="http://schemas.microsoft.com/office/drawing/2016/5/14/chartex" xmlns:mc="http://schemas.openxmlformats.org/markup-compatibility/2006" xmlns:aink="http://schemas.microsoft.com/office/drawing/2016/ink" xmlns:am3d="http://schemas.microsoft.com/office/drawing/2017/model3d" xmlns:o="urn:schemas-microsoft-com:office:office" xmlns:r="http://schemas.openxmlformats.org/officeDocument/2006/relationships" xmlns:m="http://schemas.openxmlformats.org/officeDocument/2006/math" xmlns:v="urn:schemas-microsoft-com:vml" xmlns:wp14="http://schemas.microsoft.com/office/word/2010/wordprocessingDrawing" xmlns:wp="http://schemas.openxmlformats.org/drawingml/2006/wordprocessingDrawing" xmlns:w10="urn:schemas-microsoft-com:office:word" xmlns:w="http://schemas.openxmlformats.org/wordprocessingml/2006/main" xmlns:w14="http://schemas.microsoft.com/office/word/2010/wordml" xmlns:w15="http://schemas.microsoft.com/office/word/2012/wordml" xmlns:w16cex="http://schemas.microsoft.com/office/word/2018/wordml/cex" xmlns:w16cid="http://schemas.microsoft.com/office/word/2016/wordml/cid" xmlns:w16="http://schemas.microsoft.com/office/word/2018/wordml" xmlns:w16sdtdh="http://schemas.microsoft.com/office/word/2020/wordml/sdtdatahash" xmlns:w16se="http://schemas.microsoft.com/office/word/2015/wordml/symex" xmlns:wpg="http://schemas.microsoft.com/office/word/2010/wordprocessingGroup" xmlns:wpi="http://schemas.microsoft.com/office/word/2010/wordprocessingInk" xmlns:wne="http://schemas.microsoft.com/office/word/2006/wordml" xmlns:wps="http://schemas.microsoft.com/office/word/2010/wordprocessingShape" mc:Ignorable="w14 w15 w16se w16cid w16 w16cex w16sdtdh wp14">
   <w:body>
     <w:p>
       <w:pPr>
@@ -62,8 +62,13 @@
     </w:p>
     <w:p>
       <w:r>
-        <w:t>• The driver program</w:t>
-      </w:r>
+        <w:t xml:space="preserve">• The driver </w:t>
+      </w:r>
+      <w:proofErr w:type="gramStart"/>
+      <w:r>
+        <w:t>program</w:t>
+      </w:r>
+      <w:proofErr w:type="gramEnd"/>
     </w:p>
     <w:p>
       <w:r>
@@ -195,7 +200,15 @@
         </w:rPr>
       </w:pPr>
       <w:r>
-        <w:t>application with the help of the SparkContext.</w:t>
+        <w:t xml:space="preserve">application with the help of the </w:t>
+      </w:r>
+      <w:proofErr w:type="spellStart"/>
+      <w:r>
+        <w:t>SparkContext</w:t>
+      </w:r>
+      <w:proofErr w:type="spellEnd"/>
+      <w:r>
+        <w:t>.</w:t>
       </w:r>
     </w:p>
     <w:p>
@@ -205,13 +218,20 @@
           <w:rtl/>
         </w:rPr>
       </w:pPr>
+      <w:proofErr w:type="spellStart"/>
       <w:r>
         <w:t>SparkContext</w:t>
       </w:r>
-    </w:p>
-    <w:p>
-      <w:r>
-        <w:t>SparkContext controls</w:t>
+      <w:proofErr w:type="spellEnd"/>
+    </w:p>
+    <w:p>
+      <w:proofErr w:type="spellStart"/>
+      <w:r>
+        <w:t>SparkContext</w:t>
+      </w:r>
+      <w:proofErr w:type="spellEnd"/>
+      <w:r>
+        <w:t xml:space="preserve"> controls</w:t>
       </w:r>
     </w:p>
     <w:p>
@@ -260,8 +280,13 @@
       </w:r>
     </w:p>
     <w:p>
-      <w:r>
-        <w:t>again on any of the available executors to ensure that partial failures</w:t>
+      <w:proofErr w:type="gramStart"/>
+      <w:r>
+        <w:t>again</w:t>
+      </w:r>
+      <w:proofErr w:type="gramEnd"/>
+      <w:r>
+        <w:t xml:space="preserve"> on any of the available executors to ensure that partial failures</w:t>
       </w:r>
     </w:p>
     <w:p>
@@ -271,7 +296,15 @@
     </w:p>
     <w:p>
       <w:r>
-        <w:t>• Application state management: The SparkContext keeps track of the</w:t>
+        <w:t xml:space="preserve">• Application state management: The </w:t>
+      </w:r>
+      <w:proofErr w:type="spellStart"/>
+      <w:r>
+        <w:t>SparkContext</w:t>
+      </w:r>
+      <w:proofErr w:type="spellEnd"/>
+      <w:r>
+        <w:t xml:space="preserve"> keeps track of the</w:t>
       </w:r>
     </w:p>
     <w:p>
@@ -291,7 +324,15 @@
     </w:p>
     <w:p>
       <w:r>
-        <w:t>• Configuration manager: The SparkContext is also responsible for</w:t>
+        <w:t xml:space="preserve">• Configuration manager: The </w:t>
+      </w:r>
+      <w:proofErr w:type="spellStart"/>
+      <w:r>
+        <w:t>SparkContext</w:t>
+      </w:r>
+      <w:proofErr w:type="spellEnd"/>
+      <w:r>
+        <w:t xml:space="preserve"> is also responsible for</w:t>
       </w:r>
     </w:p>
     <w:p>
@@ -301,7 +342,15 @@
     </w:p>
     <w:p>
       <w:r>
-        <w:t>the SparkConf. This is an initial snapshot of the configuration of a Spark</w:t>
+        <w:t xml:space="preserve">the </w:t>
+      </w:r>
+      <w:proofErr w:type="spellStart"/>
+      <w:r>
+        <w:t>SparkConf</w:t>
+      </w:r>
+      <w:proofErr w:type="spellEnd"/>
+      <w:r>
+        <w:t>. This is an initial snapshot of the configuration of a Spark</w:t>
       </w:r>
     </w:p>
     <w:p>
@@ -311,12 +360,28 @@
     </w:p>
     <w:p>
       <w:r>
-        <w:t>the RuntimeConfig (which we will work with in later chapters as well).</w:t>
-      </w:r>
-    </w:p>
-    <w:p>
-      <w:r>
-        <w:t>• Job scheduler: The SparkContext controls the scheduling work across</w:t>
+        <w:t xml:space="preserve">the </w:t>
+      </w:r>
+      <w:proofErr w:type="spellStart"/>
+      <w:r>
+        <w:t>RuntimeConfig</w:t>
+      </w:r>
+      <w:proofErr w:type="spellEnd"/>
+      <w:r>
+        <w:t xml:space="preserve"> (which we will work with in later chapters as well).</w:t>
+      </w:r>
+    </w:p>
+    <w:p>
+      <w:r>
+        <w:t xml:space="preserve">• Job scheduler: The </w:t>
+      </w:r>
+      <w:proofErr w:type="spellStart"/>
+      <w:r>
+        <w:t>SparkContext</w:t>
+      </w:r>
+      <w:proofErr w:type="spellEnd"/>
+      <w:r>
+        <w:t xml:space="preserve"> controls the scheduling work across</w:t>
       </w:r>
     </w:p>
     <w:p>
@@ -500,7 +565,21 @@
         <w:rPr>
           <w:lang w:bidi="fa-IR"/>
         </w:rPr>
-        <w:t>distributed cluster of network connected computers.</w:t>
+        <w:t xml:space="preserve">distributed cluster of </w:t>
+      </w:r>
+      <w:proofErr w:type="gramStart"/>
+      <w:r>
+        <w:rPr>
+          <w:lang w:bidi="fa-IR"/>
+        </w:rPr>
+        <w:t>network</w:t>
+      </w:r>
+      <w:proofErr w:type="gramEnd"/>
+      <w:r>
+        <w:rPr>
+          <w:lang w:bidi="fa-IR"/>
+        </w:rPr>
+        <w:t xml:space="preserve"> connected computers.</w:t>
       </w:r>
     </w:p>
     <w:p>
@@ -530,6 +609,207 @@
         <w:t>If you have one partition, Spark will have a parallelism of only one, even if you have thousands of executors. If you have many partitions but only one executor, Spark will still have a parallelism of only one because there is only one computation resource.</w:t>
       </w:r>
     </w:p>
+    <w:p>
+      <w:pPr>
+        <w:pStyle w:val="Heading1"/>
+      </w:pPr>
+      <w:r>
+        <w:t>Catalyst</w:t>
+      </w:r>
+    </w:p>
+    <w:p>
+      <w:r>
+        <w:t>Catalyst in Spark</w:t>
+      </w:r>
+      <w:r>
+        <w:t xml:space="preserve"> is a powerful query optimizer that is at the core of Spark SQL. It leverages advanced programming language features, particularly from Scala, to build an extensible and efficient query optimization framework. Catalyst is designed to optimize queries expressed in SQL or through the </w:t>
+      </w:r>
+      <w:proofErr w:type="spellStart"/>
+      <w:r>
+        <w:t>DataFrame</w:t>
+      </w:r>
+      <w:proofErr w:type="spellEnd"/>
+      <w:r>
+        <w:t>/Dataset APIs, enhancing the performance and efficiency of Spark applications.</w:t>
+      </w:r>
+    </w:p>
+    <w:p>
+      <w:r>
+        <w:t>Catalyst supports both rule-based and cost-based optimization methods. Rule-based optimization applies predefined rules to optimize queries, while cost-based optimization generates multiple plans and selects the most efficient one based on cost estimates.</w:t>
+      </w:r>
+    </w:p>
+    <w:p>
+      <w:r>
+        <w:rPr>
+          <w:rStyle w:val="Strong"/>
+          <w:b w:val="0"/>
+          <w:bCs w:val="0"/>
+        </w:rPr>
+        <w:t>Phases of Optimization</w:t>
+      </w:r>
+      <w:r>
+        <w:t>:</w:t>
+      </w:r>
+    </w:p>
+    <w:p>
+      <w:pPr>
+        <w:pStyle w:val="ListParagraph"/>
+        <w:numPr>
+          <w:ilvl w:val="0"/>
+          <w:numId w:val="3"/>
+        </w:numPr>
+      </w:pPr>
+      <w:r>
+        <w:rPr>
+          <w:rStyle w:val="Strong"/>
+          <w:b w:val="0"/>
+          <w:bCs w:val="0"/>
+        </w:rPr>
+        <w:t>Analysis</w:t>
+      </w:r>
+      <w:r>
+        <w:t>: Converts the unresolved logical plan into a logical plan by resolving references using a catalog. This phase checks the validity of column names and data types</w:t>
+      </w:r>
+      <w:r>
+        <w:rPr>
+          <w:rStyle w:val="whitespace-nowrap"/>
+        </w:rPr>
+        <w:t>.</w:t>
+      </w:r>
+    </w:p>
+    <w:p>
+      <w:pPr>
+        <w:pStyle w:val="ListParagraph"/>
+        <w:numPr>
+          <w:ilvl w:val="0"/>
+          <w:numId w:val="3"/>
+        </w:numPr>
+      </w:pPr>
+      <w:r>
+        <w:rPr>
+          <w:rStyle w:val="Strong"/>
+          <w:b w:val="0"/>
+          <w:bCs w:val="0"/>
+        </w:rPr>
+        <w:t>Logical Optimization</w:t>
+      </w:r>
+      <w:r>
+        <w:t>: Applies standard rule-based optimizations to the logical plan, such as predicate pushdown and projection pruning</w:t>
+      </w:r>
+      <w:r>
+        <w:rPr>
+          <w:rStyle w:val="whitespace-nowrap"/>
+        </w:rPr>
+        <w:t>.</w:t>
+      </w:r>
+    </w:p>
+    <w:p>
+      <w:pPr>
+        <w:pStyle w:val="ListParagraph"/>
+        <w:numPr>
+          <w:ilvl w:val="0"/>
+          <w:numId w:val="3"/>
+        </w:numPr>
+      </w:pPr>
+      <w:r>
+        <w:rPr>
+          <w:rStyle w:val="Strong"/>
+          <w:b w:val="0"/>
+          <w:bCs w:val="0"/>
+        </w:rPr>
+        <w:t>Physical Planning</w:t>
+      </w:r>
+      <w:r>
+        <w:t>: Generates multiple physical plans and compares them based on cost to select the most efficient plan</w:t>
+      </w:r>
+      <w:r>
+        <w:rPr>
+          <w:rStyle w:val="whitespace-nowrap"/>
+        </w:rPr>
+        <w:t>.</w:t>
+      </w:r>
+    </w:p>
+    <w:p>
+      <w:pPr>
+        <w:pStyle w:val="ListParagraph"/>
+        <w:numPr>
+          <w:ilvl w:val="0"/>
+          <w:numId w:val="3"/>
+        </w:numPr>
+        <w:rPr>
+          <w:rStyle w:val="whitespace-nowrap"/>
+        </w:rPr>
+      </w:pPr>
+      <w:r>
+        <w:rPr>
+          <w:rStyle w:val="Strong"/>
+          <w:b w:val="0"/>
+          <w:bCs w:val="0"/>
+        </w:rPr>
+        <w:t>Code Generation</w:t>
+      </w:r>
+      <w:r>
+        <w:t xml:space="preserve">: Compiles parts of the query into Java bytecode using Scala's </w:t>
+      </w:r>
+      <w:proofErr w:type="spellStart"/>
+      <w:r>
+        <w:t>quasiquotes</w:t>
+      </w:r>
+      <w:proofErr w:type="spellEnd"/>
+      <w:r>
+        <w:t xml:space="preserve"> feature to improve execution speed</w:t>
+      </w:r>
+      <w:r>
+        <w:rPr>
+          <w:rStyle w:val="whitespace-nowrap"/>
+        </w:rPr>
+        <w:t>.</w:t>
+      </w:r>
+    </w:p>
+    <w:p>
+      <w:r>
+        <w:rPr>
+          <w:noProof/>
+          <w:lang w:bidi="fa-IR"/>
+        </w:rPr>
+        <w:lastRenderedPageBreak/>
+        <w:drawing>
+          <wp:inline distT="0" distB="0" distL="0" distR="0" wp14:anchorId="7564DD0E" wp14:editId="39814EE2">
+            <wp:extent cx="4357315" cy="2193089"/>
+            <wp:effectExtent l="0" t="0" r="5715" b="0"/>
+            <wp:docPr id="2" name="Picture 2"/>
+            <wp:cNvGraphicFramePr>
+              <a:graphicFrameLocks xmlns:a="http://schemas.openxmlformats.org/drawingml/2006/main" noChangeAspect="1"/>
+            </wp:cNvGraphicFramePr>
+            <a:graphic xmlns:a="http://schemas.openxmlformats.org/drawingml/2006/main">
+              <a:graphicData uri="http://schemas.openxmlformats.org/drawingml/2006/picture">
+                <pic:pic xmlns:pic="http://schemas.openxmlformats.org/drawingml/2006/picture">
+                  <pic:nvPicPr>
+                    <pic:cNvPr id="1" name=""/>
+                    <pic:cNvPicPr/>
+                  </pic:nvPicPr>
+                  <pic:blipFill>
+                    <a:blip r:embed="rId6"/>
+                    <a:stretch>
+                      <a:fillRect/>
+                    </a:stretch>
+                  </pic:blipFill>
+                  <pic:spPr>
+                    <a:xfrm>
+                      <a:off x="0" y="0"/>
+                      <a:ext cx="4370568" cy="2199759"/>
+                    </a:xfrm>
+                    <a:prstGeom prst="rect">
+                      <a:avLst/>
+                    </a:prstGeom>
+                  </pic:spPr>
+                </pic:pic>
+              </a:graphicData>
+            </a:graphic>
+          </wp:inline>
+        </w:drawing>
+      </w:r>
+    </w:p>
     <w:p/>
     <w:p>
       <w:pPr>
@@ -543,7 +823,7 @@
       <w:r>
         <w:t>In Apache Spark, query processing involves multiple stages, starting with logical planning, where the query is parsed, analyzed, and optimized to produce an optimized plan</w:t>
       </w:r>
-      <w:hyperlink r:id="rId6" w:tgtFrame="_blank" w:history="1">
+      <w:hyperlink r:id="rId7" w:tgtFrame="_blank" w:history="1">
         <w:r>
           <w:rPr>
             <w:rStyle w:val="Hyperlink"/>
@@ -587,7 +867,7 @@
                     </pic:cNvPicPr>
                   </pic:nvPicPr>
                   <pic:blipFill>
-                    <a:blip r:embed="rId7">
+                    <a:blip r:embed="rId8">
                       <a:extLst>
                         <a:ext uri="{28A0092B-C50C-407E-A947-70E740481C1C}">
                           <a14:useLocalDpi xmlns:a14="http://schemas.microsoft.com/office/drawing/2010/main" val="0"/>
@@ -642,7 +922,7 @@
       <w:r>
         <w:t xml:space="preserve"> needs to be done, using relational operators like Filter and Join, along with respective expressions</w:t>
       </w:r>
-      <w:hyperlink r:id="rId8" w:tgtFrame="_blank" w:history="1">
+      <w:hyperlink r:id="rId9" w:tgtFrame="_blank" w:history="1">
         <w:r>
           <w:rPr>
             <w:rStyle w:val="Hyperlink"/>
@@ -663,7 +943,7 @@
       <w:r>
         <w:t xml:space="preserve"> the logical plan will be executed on the cluster</w:t>
       </w:r>
-      <w:hyperlink r:id="rId9" w:tgtFrame="_blank" w:history="1">
+      <w:hyperlink r:id="rId10" w:tgtFrame="_blank" w:history="1">
         <w:r>
           <w:rPr>
             <w:rStyle w:val="Hyperlink"/>
@@ -687,8 +967,13 @@
         <w:t>It determines the specific algorithms and strategies for executing the query, such as the order of joins and the type of join</w:t>
       </w:r>
       <w:r>
-        <w:t>, … .</w:t>
-      </w:r>
+        <w:t xml:space="preserve">, </w:t>
+      </w:r>
+      <w:proofErr w:type="gramStart"/>
+      <w:r>
+        <w:t>… .</w:t>
+      </w:r>
+      <w:proofErr w:type="gramEnd"/>
       <w:r>
         <w:t xml:space="preserve"> </w:t>
       </w:r>
@@ -734,7 +1019,7 @@
                     </pic:cNvPicPr>
                   </pic:nvPicPr>
                   <pic:blipFill>
-                    <a:blip r:embed="rId10">
+                    <a:blip r:embed="rId11">
                       <a:extLst>
                         <a:ext uri="{28A0092B-C50C-407E-A947-70E740481C1C}">
                           <a14:useLocalDpi xmlns:a14="http://schemas.microsoft.com/office/drawing/2010/main" val="0"/>
@@ -766,343 +1051,119 @@
         </w:drawing>
       </w:r>
     </w:p>
-    <w:p>
-      <w:pPr>
-        <w:rPr>
-          <w:rtl/>
-        </w:rPr>
-      </w:pPr>
-    </w:p>
-    <w:p>
-      <w:pPr>
-        <w:rPr>
-          <w:rtl/>
-          <w:lang w:bidi="fa-IR"/>
-        </w:rPr>
-      </w:pPr>
-    </w:p>
+    <w:p/>
     <w:p>
       <w:pPr>
         <w:pStyle w:val="Heading1"/>
-        <w:rPr>
-          <w:lang w:bidi="fa-IR"/>
-        </w:rPr>
-      </w:pPr>
-      <w:r>
-        <w:rPr>
-          <w:lang w:bidi="fa-IR"/>
-        </w:rPr>
-        <w:t>Structured API Execution</w:t>
-      </w:r>
-    </w:p>
-    <w:p>
-      <w:pPr>
-        <w:rPr>
-          <w:lang w:bidi="fa-IR"/>
-        </w:rPr>
-      </w:pPr>
-      <w:r>
-        <w:rPr>
-          <w:lang w:bidi="fa-IR"/>
-        </w:rPr>
-        <w:t>This section will demonstrate how this code is actually executed across a cluster. This will help</w:t>
-      </w:r>
-    </w:p>
-    <w:p>
-      <w:pPr>
-        <w:rPr>
-          <w:lang w:bidi="fa-IR"/>
-        </w:rPr>
-      </w:pPr>
-      <w:r>
-        <w:rPr>
-          <w:lang w:bidi="fa-IR"/>
-        </w:rPr>
-        <w:t>you understand (and potentially debug) the process of writing and executing code on clusters, so</w:t>
-      </w:r>
-    </w:p>
-    <w:p>
-      <w:pPr>
-        <w:rPr>
-          <w:lang w:bidi="fa-IR"/>
-        </w:rPr>
-      </w:pPr>
-      <w:r>
-        <w:rPr>
-          <w:lang w:bidi="fa-IR"/>
-        </w:rPr>
-        <w:t>let’s walk through the execution of a single structured API query from user code to executed</w:t>
-      </w:r>
-    </w:p>
-    <w:p>
-      <w:pPr>
-        <w:rPr>
-          <w:lang w:bidi="fa-IR"/>
-        </w:rPr>
-      </w:pPr>
-      <w:r>
-        <w:rPr>
-          <w:lang w:bidi="fa-IR"/>
-        </w:rPr>
-        <w:t>code. Here’s an overview of the steps:</w:t>
-      </w:r>
-    </w:p>
-    <w:p>
-      <w:pPr>
-        <w:rPr>
-          <w:lang w:bidi="fa-IR"/>
-        </w:rPr>
-      </w:pPr>
-      <w:r>
-        <w:rPr>
-          <w:lang w:bidi="fa-IR"/>
-        </w:rPr>
-        <w:t>1. Write DataFrame/Dataset/SQL Code.</w:t>
-      </w:r>
-    </w:p>
-    <w:p>
-      <w:pPr>
-        <w:rPr>
-          <w:lang w:bidi="fa-IR"/>
-        </w:rPr>
-      </w:pPr>
-      <w:r>
-        <w:rPr>
-          <w:lang w:bidi="fa-IR"/>
-        </w:rPr>
-        <w:t>2. If valid code, Spark converts this to a Logical Plan.</w:t>
-      </w:r>
-    </w:p>
-    <w:p>
-      <w:pPr>
-        <w:rPr>
-          <w:lang w:bidi="fa-IR"/>
-        </w:rPr>
-      </w:pPr>
-      <w:r>
-        <w:rPr>
-          <w:lang w:bidi="fa-IR"/>
-        </w:rPr>
-        <w:t>3. Spark transforms this Logical Plan to a Physical Plan, checking for optimizations along</w:t>
-      </w:r>
-    </w:p>
-    <w:p>
-      <w:pPr>
-        <w:rPr>
-          <w:lang w:bidi="fa-IR"/>
-        </w:rPr>
-      </w:pPr>
-      <w:r>
-        <w:rPr>
-          <w:lang w:bidi="fa-IR"/>
-        </w:rPr>
-        <w:t>the way.</w:t>
-      </w:r>
-    </w:p>
-    <w:p>
-      <w:pPr>
-        <w:rPr>
-          <w:lang w:bidi="fa-IR"/>
-        </w:rPr>
-      </w:pPr>
-      <w:r>
-        <w:rPr>
-          <w:lang w:bidi="fa-IR"/>
-        </w:rPr>
-        <w:t>4. Spark then executes this Physical Plan (RDD manipulations) on the cluster.</w:t>
-      </w:r>
-    </w:p>
-    <w:p>
-      <w:pPr>
-        <w:rPr>
-          <w:lang w:bidi="fa-IR"/>
-        </w:rPr>
-      </w:pPr>
-      <w:r>
-        <w:rPr>
-          <w:lang w:bidi="fa-IR"/>
-        </w:rPr>
-        <w:t>To execute code, we must write code. This code is then submitted to Spark either through the</w:t>
-      </w:r>
-    </w:p>
-    <w:p>
-      <w:pPr>
-        <w:rPr>
-          <w:lang w:bidi="fa-IR"/>
-        </w:rPr>
-      </w:pPr>
-      <w:r>
-        <w:rPr>
-          <w:lang w:bidi="fa-IR"/>
-        </w:rPr>
-        <w:t>console or via a submitted job. This code then passes through the Catalyst Optimizer, which</w:t>
-      </w:r>
-    </w:p>
-    <w:p>
-      <w:pPr>
-        <w:rPr>
-          <w:lang w:bidi="fa-IR"/>
-        </w:rPr>
-      </w:pPr>
-      <w:r>
-        <w:rPr>
-          <w:lang w:bidi="fa-IR"/>
-        </w:rPr>
-        <w:t>decides how the code should be executed and lays out a plan for doing so before, finally, the</w:t>
-      </w:r>
-    </w:p>
-    <w:p>
-      <w:pPr>
-        <w:rPr>
-          <w:rtl/>
-          <w:lang w:bidi="fa-IR"/>
-        </w:rPr>
-      </w:pPr>
-      <w:r>
-        <w:rPr>
-          <w:lang w:bidi="fa-IR"/>
-        </w:rPr>
-        <w:t>code is run and the result is returned to the user.</w:t>
-      </w:r>
-      <w:r>
-        <w:rPr>
-          <w:lang w:bidi="fa-IR"/>
-        </w:rPr>
-        <w:t xml:space="preserve"> Like filtering, …</w:t>
-      </w:r>
-    </w:p>
-    <w:p>
-      <w:pPr>
-        <w:rPr>
-          <w:rtl/>
-          <w:lang w:bidi="fa-IR"/>
-        </w:rPr>
-      </w:pPr>
+      </w:pPr>
+      <w:r>
+        <w:t>Transformations</w:t>
+      </w:r>
+    </w:p>
+    <w:p>
+      <w:r>
+        <w:t>In Spark, the core data structures are immutable, meaning they cannot be changed</w:t>
+      </w:r>
+    </w:p>
+    <w:p>
+      <w:r>
+        <w:t>after they’re created. This might seem like a strange concept at first: if you cannot</w:t>
+      </w:r>
+    </w:p>
+    <w:p>
+      <w:r>
+        <w:t xml:space="preserve">change it, how are you supposed to use it? To “change” a </w:t>
+      </w:r>
+      <w:proofErr w:type="spellStart"/>
+      <w:r>
+        <w:t>DataFrame</w:t>
+      </w:r>
+      <w:proofErr w:type="spellEnd"/>
+      <w:r>
+        <w:t>, you need to</w:t>
+      </w:r>
+    </w:p>
+    <w:p>
+      <w:r>
+        <w:t xml:space="preserve">instruct Spark how you would like to modify it to do what you want. These </w:t>
+      </w:r>
+      <w:proofErr w:type="spellStart"/>
+      <w:r>
+        <w:t>instruc</w:t>
+      </w:r>
+      <w:proofErr w:type="spellEnd"/>
+      <w:r>
+        <w:t>‐</w:t>
+      </w:r>
+    </w:p>
+    <w:p>
+      <w:proofErr w:type="spellStart"/>
+      <w:r>
+        <w:t>tions</w:t>
+      </w:r>
+      <w:proofErr w:type="spellEnd"/>
+      <w:r>
+        <w:t xml:space="preserve"> are called transformations. </w:t>
+      </w:r>
+    </w:p>
+    <w:p>
+      <w:r>
+        <w:t>Spark will not act on transformations until we call an action (we</w:t>
+      </w:r>
+    </w:p>
+    <w:p>
+      <w:r>
+        <w:t>discuss this shortly). Transformations are the core of how you express your business</w:t>
+      </w:r>
+    </w:p>
+    <w:p>
+      <w:r>
+        <w:t>logic using Spark. There are two types of transformations: those that specify narrow</w:t>
+      </w:r>
+    </w:p>
+    <w:p>
+      <w:r>
+        <w:t>dependencies, and those that specify wide dependencies.</w:t>
+      </w:r>
+    </w:p>
+    <w:p>
+      <w:r>
+        <w:t xml:space="preserve">Transformations consisting of narrow dependencies (we’ll call them narrow </w:t>
+      </w:r>
+      <w:proofErr w:type="spellStart"/>
+      <w:r>
+        <w:t>transfor</w:t>
+      </w:r>
+      <w:proofErr w:type="spellEnd"/>
+      <w:r>
+        <w:t>‐</w:t>
+      </w:r>
+    </w:p>
+    <w:p>
+      <w:proofErr w:type="spellStart"/>
+      <w:r>
+        <w:t>mations</w:t>
+      </w:r>
+      <w:proofErr w:type="spellEnd"/>
+      <w:r>
+        <w:t>) are those for which each input partition will contribute to only one output</w:t>
+      </w:r>
+    </w:p>
+    <w:p>
+      <w:r>
+        <w:t>partition. In the preceding code snippet, the where statement specifies a narrow</w:t>
+      </w:r>
+    </w:p>
+    <w:p>
+      <w:r>
+        <w:t>dependency, where only one partition contributes to at most one output partition.</w:t>
+      </w:r>
+    </w:p>
+    <w:p>
       <w:r>
         <w:rPr>
           <w:noProof/>
-          <w:lang w:bidi="fa-IR"/>
-        </w:rPr>
-        <w:lastRenderedPageBreak/>
-        <w:drawing>
-          <wp:inline distT="0" distB="0" distL="0" distR="0" wp14:anchorId="2DBE3CC3" wp14:editId="762DCFB1">
-            <wp:extent cx="4357315" cy="2193089"/>
-            <wp:effectExtent l="0" t="0" r="5715" b="0"/>
-            <wp:docPr id="2" name="Picture 2"/>
-            <wp:cNvGraphicFramePr>
-              <a:graphicFrameLocks xmlns:a="http://schemas.openxmlformats.org/drawingml/2006/main" noChangeAspect="1"/>
-            </wp:cNvGraphicFramePr>
-            <a:graphic xmlns:a="http://schemas.openxmlformats.org/drawingml/2006/main">
-              <a:graphicData uri="http://schemas.openxmlformats.org/drawingml/2006/picture">
-                <pic:pic xmlns:pic="http://schemas.openxmlformats.org/drawingml/2006/picture">
-                  <pic:nvPicPr>
-                    <pic:cNvPr id="1" name=""/>
-                    <pic:cNvPicPr/>
-                  </pic:nvPicPr>
-                  <pic:blipFill>
-                    <a:blip r:embed="rId11"/>
-                    <a:stretch>
-                      <a:fillRect/>
-                    </a:stretch>
-                  </pic:blipFill>
-                  <pic:spPr>
-                    <a:xfrm>
-                      <a:off x="0" y="0"/>
-                      <a:ext cx="4370568" cy="2199759"/>
-                    </a:xfrm>
-                    <a:prstGeom prst="rect">
-                      <a:avLst/>
-                    </a:prstGeom>
-                  </pic:spPr>
-                </pic:pic>
-              </a:graphicData>
-            </a:graphic>
-          </wp:inline>
-        </w:drawing>
-      </w:r>
-    </w:p>
-    <w:p/>
-    <w:p/>
-    <w:p/>
-    <w:p/>
-    <w:p>
-      <w:pPr>
-        <w:pStyle w:val="Heading1"/>
-      </w:pPr>
-      <w:r>
-        <w:t>Transformations</w:t>
-      </w:r>
-    </w:p>
-    <w:p>
-      <w:r>
-        <w:t>In Spark, the core data structures are immutable, meaning they cannot be changed</w:t>
-      </w:r>
-    </w:p>
-    <w:p>
-      <w:r>
-        <w:t>after they’re created. This might seem like a strange concept at first: if you cannot</w:t>
-      </w:r>
-    </w:p>
-    <w:p>
-      <w:r>
-        <w:t>change it, how are you supposed to use it? To “change” a DataFrame, you need to</w:t>
-      </w:r>
-    </w:p>
-    <w:p>
-      <w:r>
-        <w:t>instruct Spark how you would like to modify it to do what you want. These instruc‐</w:t>
-      </w:r>
-    </w:p>
-    <w:p>
-      <w:r>
-        <w:t xml:space="preserve">tions are called transformations. </w:t>
-      </w:r>
-    </w:p>
-    <w:p>
-      <w:r>
-        <w:t>Spark will not act on transformations until we call an action (we</w:t>
-      </w:r>
-    </w:p>
-    <w:p>
-      <w:r>
-        <w:t>discuss this shortly). Transformations are the core of how you express your business</w:t>
-      </w:r>
-    </w:p>
-    <w:p>
-      <w:r>
-        <w:t>logic using Spark. There are two types of transformations: those that specify narrow</w:t>
-      </w:r>
-    </w:p>
-    <w:p>
-      <w:r>
-        <w:t>dependencies, and those that specify wide dependencies.</w:t>
-      </w:r>
-    </w:p>
-    <w:p>
-      <w:r>
-        <w:t>Transformations consisting of narrow dependencies (we’ll call them narrow transfor‐</w:t>
-      </w:r>
-    </w:p>
-    <w:p>
-      <w:r>
-        <w:t>mations) are those for which each input partition will contribute to only one output</w:t>
-      </w:r>
-    </w:p>
-    <w:p>
-      <w:r>
-        <w:t>partition. In the preceding code snippet, the where statement specifies a narrow</w:t>
-      </w:r>
-    </w:p>
-    <w:p>
-      <w:r>
-        <w:t>dependency, where only one partition contributes to at most one output partition</w:t>
-      </w:r>
-      <w:r>
-        <w:t>.</w:t>
-      </w:r>
-    </w:p>
-    <w:p>
-      <w:r>
+        </w:rPr>
         <w:lastRenderedPageBreak/>
         <w:drawing>
           <wp:inline distT="0" distB="0" distL="0" distR="0" wp14:anchorId="3D1F4DFF" wp14:editId="75000EB8">
@@ -1163,31 +1224,35 @@
     </w:p>
     <w:p>
       <w:r>
-        <w:t>meaning that if we specify multiple filters on DataFrames, they’ll all be performed in</w:t>
-      </w:r>
-      <w:r>
-        <w:t xml:space="preserve"> </w:t>
-      </w:r>
-      <w:r>
-        <w:t>memory. The same cannot be said for shuffles. When we perform a shuffle, Spark</w:t>
-      </w:r>
-    </w:p>
-    <w:p>
-      <w:r>
-        <w:t>writes the results to disk.</w:t>
-      </w:r>
-      <w:r>
-        <w:t xml:space="preserve"> Like </w:t>
-      </w:r>
+        <w:t xml:space="preserve">meaning that if we specify multiple filters on </w:t>
+      </w:r>
+      <w:proofErr w:type="spellStart"/>
+      <w:r>
+        <w:t>DataFrames</w:t>
+      </w:r>
+      <w:proofErr w:type="spellEnd"/>
+      <w:r>
+        <w:t>, they’ll all be performed in memory. The same cannot be said for shuffles. When we perform a shuffle, Spark</w:t>
+      </w:r>
+    </w:p>
+    <w:p>
+      <w:r>
+        <w:t xml:space="preserve">writes the results to disk. Like </w:t>
+      </w:r>
+      <w:proofErr w:type="gramStart"/>
       <w:r>
         <w:t>aggregation</w:t>
       </w:r>
       <w:r>
         <w:t>,…</w:t>
       </w:r>
-    </w:p>
-    <w:p>
-      <w:r>
+      <w:proofErr w:type="gramEnd"/>
+    </w:p>
+    <w:p>
+      <w:r>
+        <w:rPr>
+          <w:noProof/>
+        </w:rPr>
         <w:drawing>
           <wp:inline distT="0" distB="0" distL="0" distR="0" wp14:anchorId="5876A5BF" wp14:editId="5AC1795C">
             <wp:extent cx="1752845" cy="2019582"/>
@@ -1270,6 +1335,331 @@
       </w:r>
     </w:p>
     <w:p/>
+    <w:p>
+      <w:pPr>
+        <w:pStyle w:val="Heading1"/>
+      </w:pPr>
+      <w:r>
+        <w:t>Structured Streaming</w:t>
+      </w:r>
+    </w:p>
+    <w:p>
+      <w:r>
+        <w:t>Structured Streaming is a high-level API for stream processing that became</w:t>
+      </w:r>
+    </w:p>
+    <w:p>
+      <w:r>
+        <w:t>production-ready in Spark 2.2. With Structured Streaming, you can take the same</w:t>
+      </w:r>
+    </w:p>
+    <w:p>
+      <w:r>
+        <w:t>operations that you perform in batch mode using Spark’s structured APIs and run</w:t>
+      </w:r>
+    </w:p>
+    <w:p>
+      <w:r>
+        <w:t>them in a streaming fashion. This can reduce latency and allow for incremental pro‐</w:t>
+      </w:r>
+    </w:p>
+    <w:p>
+      <w:proofErr w:type="spellStart"/>
+      <w:r>
+        <w:t>cessing</w:t>
+      </w:r>
+      <w:proofErr w:type="spellEnd"/>
+      <w:r>
+        <w:t xml:space="preserve">. The best thing about Structured Streaming is that it allows you </w:t>
+      </w:r>
+      <w:proofErr w:type="gramStart"/>
+      <w:r>
+        <w:t>to</w:t>
+      </w:r>
+      <w:proofErr w:type="gramEnd"/>
+      <w:r>
+        <w:t xml:space="preserve"> rapidly and</w:t>
+      </w:r>
+    </w:p>
+    <w:p>
+      <w:r>
+        <w:t>quickly extract value out of streaming systems with virtually no code changes. It also</w:t>
+      </w:r>
+    </w:p>
+    <w:p>
+      <w:r>
+        <w:t>makes it easy to conceptualize because you can write your batch job as a way to pro‐</w:t>
+      </w:r>
+    </w:p>
+    <w:p>
+      <w:proofErr w:type="spellStart"/>
+      <w:r>
+        <w:t>totype</w:t>
+      </w:r>
+      <w:proofErr w:type="spellEnd"/>
+      <w:r>
+        <w:t xml:space="preserve"> it and then you can convert it to a streaming job. The way all of this works is</w:t>
+      </w:r>
+    </w:p>
+    <w:p>
+      <w:r>
+        <w:t>by incrementally processing that data.</w:t>
+      </w:r>
+    </w:p>
+    <w:p/>
+    <w:p>
+      <w:pPr>
+        <w:pStyle w:val="Heading2"/>
+        <w:rPr>
+          <w:lang w:bidi="fa-IR"/>
+        </w:rPr>
+      </w:pPr>
+      <w:r>
+        <w:rPr>
+          <w:lang w:bidi="fa-IR"/>
+        </w:rPr>
+        <w:t>Structured API Execution</w:t>
+      </w:r>
+    </w:p>
+    <w:p>
+      <w:pPr>
+        <w:rPr>
+          <w:lang w:bidi="fa-IR"/>
+        </w:rPr>
+      </w:pPr>
+      <w:r>
+        <w:rPr>
+          <w:lang w:bidi="fa-IR"/>
+        </w:rPr>
+        <w:t>This section will demonstrate how this code is actually executed across a cluster. This will help</w:t>
+      </w:r>
+    </w:p>
+    <w:p>
+      <w:pPr>
+        <w:rPr>
+          <w:lang w:bidi="fa-IR"/>
+        </w:rPr>
+      </w:pPr>
+      <w:r>
+        <w:rPr>
+          <w:lang w:bidi="fa-IR"/>
+        </w:rPr>
+        <w:t>you understand (and potentially debug) the process of writing and executing code on clusters, so</w:t>
+      </w:r>
+    </w:p>
+    <w:p>
+      <w:pPr>
+        <w:rPr>
+          <w:lang w:bidi="fa-IR"/>
+        </w:rPr>
+      </w:pPr>
+      <w:r>
+        <w:rPr>
+          <w:lang w:bidi="fa-IR"/>
+        </w:rPr>
+        <w:t>let’s walk through the execution of a single structured API query from user code to executed</w:t>
+      </w:r>
+    </w:p>
+    <w:p>
+      <w:pPr>
+        <w:rPr>
+          <w:lang w:bidi="fa-IR"/>
+        </w:rPr>
+      </w:pPr>
+      <w:r>
+        <w:rPr>
+          <w:lang w:bidi="fa-IR"/>
+        </w:rPr>
+        <w:t>code. Here’s an overview of the steps:</w:t>
+      </w:r>
+    </w:p>
+    <w:p>
+      <w:pPr>
+        <w:rPr>
+          <w:lang w:bidi="fa-IR"/>
+        </w:rPr>
+      </w:pPr>
+      <w:r>
+        <w:rPr>
+          <w:lang w:bidi="fa-IR"/>
+        </w:rPr>
+        <w:t xml:space="preserve">1. Write </w:t>
+      </w:r>
+      <w:proofErr w:type="spellStart"/>
+      <w:r>
+        <w:rPr>
+          <w:lang w:bidi="fa-IR"/>
+        </w:rPr>
+        <w:t>DataFrame</w:t>
+      </w:r>
+      <w:proofErr w:type="spellEnd"/>
+      <w:r>
+        <w:rPr>
+          <w:lang w:bidi="fa-IR"/>
+        </w:rPr>
+        <w:t>/Dataset/SQL Code.</w:t>
+      </w:r>
+    </w:p>
+    <w:p>
+      <w:pPr>
+        <w:rPr>
+          <w:lang w:bidi="fa-IR"/>
+        </w:rPr>
+      </w:pPr>
+      <w:r>
+        <w:rPr>
+          <w:lang w:bidi="fa-IR"/>
+        </w:rPr>
+        <w:t>2. If valid code, Spark converts this to a Logical Plan.</w:t>
+      </w:r>
+    </w:p>
+    <w:p>
+      <w:pPr>
+        <w:rPr>
+          <w:lang w:bidi="fa-IR"/>
+        </w:rPr>
+      </w:pPr>
+      <w:r>
+        <w:rPr>
+          <w:lang w:bidi="fa-IR"/>
+        </w:rPr>
+        <w:t>3. Spark transforms this Logical Plan to a Physical Plan, checking for optimizations along</w:t>
+      </w:r>
+    </w:p>
+    <w:p>
+      <w:pPr>
+        <w:rPr>
+          <w:lang w:bidi="fa-IR"/>
+        </w:rPr>
+      </w:pPr>
+      <w:r>
+        <w:rPr>
+          <w:lang w:bidi="fa-IR"/>
+        </w:rPr>
+        <w:t>the way.</w:t>
+      </w:r>
+    </w:p>
+    <w:p>
+      <w:pPr>
+        <w:rPr>
+          <w:lang w:bidi="fa-IR"/>
+        </w:rPr>
+      </w:pPr>
+      <w:r>
+        <w:rPr>
+          <w:lang w:bidi="fa-IR"/>
+        </w:rPr>
+        <w:lastRenderedPageBreak/>
+        <w:t>4. Spark then executes this Physical Plan (RDD manipulations) on the cluster.</w:t>
+      </w:r>
+    </w:p>
+    <w:p>
+      <w:pPr>
+        <w:rPr>
+          <w:lang w:bidi="fa-IR"/>
+        </w:rPr>
+      </w:pPr>
+      <w:r>
+        <w:rPr>
+          <w:lang w:bidi="fa-IR"/>
+        </w:rPr>
+        <w:t>To execute code, we must write code. This code is then submitted to Spark either through the</w:t>
+      </w:r>
+    </w:p>
+    <w:p>
+      <w:pPr>
+        <w:rPr>
+          <w:lang w:bidi="fa-IR"/>
+        </w:rPr>
+      </w:pPr>
+      <w:r>
+        <w:rPr>
+          <w:lang w:bidi="fa-IR"/>
+        </w:rPr>
+        <w:t>console or via a submitted job. This code then passes through the Catalyst Optimizer, which</w:t>
+      </w:r>
+    </w:p>
+    <w:p>
+      <w:pPr>
+        <w:rPr>
+          <w:lang w:bidi="fa-IR"/>
+        </w:rPr>
+      </w:pPr>
+      <w:r>
+        <w:rPr>
+          <w:lang w:bidi="fa-IR"/>
+        </w:rPr>
+        <w:t>decides how the code should be executed and lays out a plan for doing so before, finally, the</w:t>
+      </w:r>
+    </w:p>
+    <w:p>
+      <w:pPr>
+        <w:rPr>
+          <w:rtl/>
+          <w:lang w:bidi="fa-IR"/>
+        </w:rPr>
+      </w:pPr>
+      <w:r>
+        <w:rPr>
+          <w:lang w:bidi="fa-IR"/>
+        </w:rPr>
+        <w:t>code is run and the result is returned to the user. Like filtering, …</w:t>
+      </w:r>
+    </w:p>
+    <w:p/>
+    <w:p>
+      <w:pPr>
+        <w:pStyle w:val="Heading1"/>
+      </w:pPr>
+      <w:r>
+        <w:t>Machine Learning and Advanced Analytics</w:t>
+      </w:r>
+    </w:p>
+    <w:p>
+      <w:r>
+        <w:t>Another popular aspect of Spark is its ability to perform large-scale machine learning</w:t>
+      </w:r>
+    </w:p>
+    <w:p>
+      <w:r>
+        <w:t xml:space="preserve">with a built-in library of machine learning algorithms called </w:t>
+      </w:r>
+      <w:proofErr w:type="spellStart"/>
+      <w:r>
+        <w:t>MLlib</w:t>
+      </w:r>
+      <w:proofErr w:type="spellEnd"/>
+      <w:r>
+        <w:t>.</w:t>
+      </w:r>
+      <w:r>
+        <w:t xml:space="preserve"> </w:t>
+      </w:r>
+      <w:r>
+        <w:t>Spark provides a sophisticated machine learning API for performing a variety of</w:t>
+      </w:r>
+    </w:p>
+    <w:p>
+      <w:r>
+        <w:t>machine learning tasks, from classification to regression, and clustering to deep</w:t>
+      </w:r>
+    </w:p>
+    <w:p>
+      <w:r>
+        <w:t>learning.</w:t>
+      </w:r>
+    </w:p>
+    <w:p/>
+    <w:p/>
+    <w:p/>
+    <w:p/>
+    <w:p/>
+    <w:p/>
+    <w:p>
+      <w:r>
+        <w:t>73</w:t>
+      </w:r>
+    </w:p>
     <w:p/>
     <w:p/>
     <w:p/>
@@ -1278,66 +1668,82 @@
     <w:p/>
     <w:p/>
     <w:p/>
+    <w:p>
+      <w:pPr>
+        <w:pStyle w:val="Heading2"/>
+      </w:pPr>
+      <w:r>
+        <w:t>spark-submit</w:t>
+      </w:r>
+    </w:p>
+    <w:p>
+      <w:r>
+        <w:t>spark-submit does one thing: it lets you send your</w:t>
+      </w:r>
+    </w:p>
+    <w:p>
+      <w:r>
+        <w:t>application code to a cluster and launch it to execute there. Upon submission, the</w:t>
+      </w:r>
+    </w:p>
+    <w:p>
+      <w:r>
+        <w:t>application will run until it exits (completes the task) or encounters an error.</w:t>
+      </w:r>
+    </w:p>
     <w:p/>
+    <w:p>
+      <w:r>
+        <w:t xml:space="preserve">By default, when we perform a shuffle, Spark outputs 200 shuffle partitions. To change that </w:t>
+      </w:r>
+      <w:proofErr w:type="gramStart"/>
+      <w:r>
+        <w:t>config :</w:t>
+      </w:r>
+      <w:proofErr w:type="gramEnd"/>
+      <w:r>
+        <w:t xml:space="preserve"> </w:t>
+      </w:r>
+    </w:p>
+    <w:p>
+      <w:proofErr w:type="spellStart"/>
+      <w:proofErr w:type="gramStart"/>
+      <w:r>
+        <w:t>spark.conf.set</w:t>
+      </w:r>
+      <w:proofErr w:type="spellEnd"/>
+      <w:r>
+        <w:t>(</w:t>
+      </w:r>
+      <w:proofErr w:type="gramEnd"/>
+      <w:r>
+        <w:t>"</w:t>
+      </w:r>
+      <w:proofErr w:type="spellStart"/>
+      <w:r>
+        <w:t>spark.sql.shuffle.partitions</w:t>
+      </w:r>
+      <w:proofErr w:type="spellEnd"/>
+      <w:r>
+        <w:t>", "5")</w:t>
+      </w:r>
+    </w:p>
     <w:p/>
     <w:p>
       <w:r>
-        <w:t>32</w:t>
-      </w:r>
-    </w:p>
-    <w:p/>
-    <w:p>
-      <w:pPr>
-        <w:pStyle w:val="Heading2"/>
-      </w:pPr>
-      <w:r>
-        <w:t>spark-submit</w:t>
-      </w:r>
-    </w:p>
-    <w:p>
-      <w:r>
-        <w:t>spark-submit does one thing: it lets you send your</w:t>
-      </w:r>
-    </w:p>
-    <w:p>
-      <w:r>
-        <w:t>application code to a cluster and launch it to execute there. Upon submission, the</w:t>
-      </w:r>
-    </w:p>
-    <w:p>
-      <w:r>
-        <w:t>application will run until it exits (completes the task) or encounters an error.</w:t>
-      </w:r>
-    </w:p>
-    <w:p/>
-    <w:p>
-      <w:r>
-        <w:t>By default, when we perform a</w:t>
-      </w:r>
-      <w:r>
-        <w:t xml:space="preserve"> </w:t>
-      </w:r>
-      <w:r>
-        <w:t>shuffle, Spark outputs 200 shuffle partitions</w:t>
-      </w:r>
-      <w:r>
-        <w:t xml:space="preserve">. To change that config : </w:t>
-      </w:r>
-    </w:p>
-    <w:p>
-      <w:r>
-        <w:t>spark.conf.set("spark.sql.shuffle.partitions", "5")</w:t>
-      </w:r>
-    </w:p>
-    <w:p/>
-    <w:p>
-      <w:r>
-        <w:t>You can make any DataFrame into a table or view with one simple method call:</w:t>
-      </w:r>
-    </w:p>
-    <w:p>
-      <w:r>
-        <w:lastRenderedPageBreak/>
+        <w:t xml:space="preserve">You can make any </w:t>
+      </w:r>
+      <w:proofErr w:type="spellStart"/>
+      <w:r>
+        <w:t>DataFrame</w:t>
+      </w:r>
+      <w:proofErr w:type="spellEnd"/>
+      <w:r>
+        <w:t xml:space="preserve"> into a table or view with one simple method call:</w:t>
+      </w:r>
+    </w:p>
+    <w:p>
+      <w:r>
         <w:t>flightData2015.createOrReplaceTempView("flight_data_2015")</w:t>
       </w:r>
     </w:p>
@@ -1352,7 +1758,7 @@
 </file>
 
 <file path=word/numbering.xml><?xml version="1.0" encoding="utf-8"?>
-<w:numbering xmlns:wpc="http://schemas.microsoft.com/office/word/2010/wordprocessingCanvas" xmlns:cx="http://schemas.microsoft.com/office/drawing/2014/chartex" xmlns:cx1="http://schemas.microsoft.com/office/drawing/2015/9/8/chartex" xmlns:cx2="http://schemas.microsoft.com/office/drawing/2015/10/21/chartex" xmlns:cx3="http://schemas.microsoft.com/office/drawing/2016/5/9/chartex" xmlns:cx4="http://schemas.microsoft.com/office/drawing/2016/5/10/chartex" xmlns:cx5="http://schemas.microsoft.com/office/drawing/2016/5/11/chartex" xmlns:cx6="http://schemas.microsoft.com/office/drawing/2016/5/12/chartex" xmlns:cx7="http://schemas.microsoft.com/office/drawing/2016/5/13/chartex" xmlns:cx8="http://schemas.microsoft.com/office/drawing/2016/5/14/chartex" xmlns:mc="http://schemas.openxmlformats.org/markup-compatibility/2006" xmlns:aink="http://schemas.microsoft.com/office/drawing/2016/ink" xmlns:am3d="http://schemas.microsoft.com/office/drawing/2017/model3d" xmlns:o="urn:schemas-microsoft-com:office:office" xmlns:oel="http://schemas.microsoft.com/office/2019/extlst" xmlns:r="http://schemas.openxmlformats.org/officeDocument/2006/relationships" xmlns:m="http://schemas.openxmlformats.org/officeDocument/2006/math" xmlns:v="urn:schemas-microsoft-com:vml" xmlns:wp14="http://schemas.microsoft.com/office/word/2010/wordprocessingDrawing" xmlns:wp="http://schemas.openxmlformats.org/drawingml/2006/wordprocessingDrawing" xmlns:w10="urn:schemas-microsoft-com:office:word" xmlns:w="http://schemas.openxmlformats.org/wordprocessingml/2006/main" xmlns:w14="http://schemas.microsoft.com/office/word/2010/wordml" xmlns:w15="http://schemas.microsoft.com/office/word/2012/wordml" xmlns:w16cex="http://schemas.microsoft.com/office/word/2018/wordml/cex" xmlns:w16cid="http://schemas.microsoft.com/office/word/2016/wordml/cid" xmlns:w16="http://schemas.microsoft.com/office/word/2018/wordml" xmlns:w16du="http://schemas.microsoft.com/office/word/2023/wordml/word16du" xmlns:w16sdtdh="http://schemas.microsoft.com/office/word/2020/wordml/sdtdatahash" xmlns:w16sdtfl="http://schemas.microsoft.com/office/word/2024/wordml/sdtformatlock" xmlns:w16se="http://schemas.microsoft.com/office/word/2015/wordml/symex" xmlns:wpg="http://schemas.microsoft.com/office/word/2010/wordprocessingGroup" xmlns:wpi="http://schemas.microsoft.com/office/word/2010/wordprocessingInk" xmlns:wne="http://schemas.microsoft.com/office/word/2006/wordml" xmlns:wps="http://schemas.microsoft.com/office/word/2010/wordprocessingShape" mc:Ignorable="w14 w15 w16se w16cid w16 w16cex w16sdtdh w16sdtfl w16du wp14">
+<w:numbering xmlns:wpc="http://schemas.microsoft.com/office/word/2010/wordprocessingCanvas" xmlns:cx="http://schemas.microsoft.com/office/drawing/2014/chartex" xmlns:cx1="http://schemas.microsoft.com/office/drawing/2015/9/8/chartex" xmlns:cx2="http://schemas.microsoft.com/office/drawing/2015/10/21/chartex" xmlns:cx3="http://schemas.microsoft.com/office/drawing/2016/5/9/chartex" xmlns:cx4="http://schemas.microsoft.com/office/drawing/2016/5/10/chartex" xmlns:cx5="http://schemas.microsoft.com/office/drawing/2016/5/11/chartex" xmlns:cx6="http://schemas.microsoft.com/office/drawing/2016/5/12/chartex" xmlns:cx7="http://schemas.microsoft.com/office/drawing/2016/5/13/chartex" xmlns:cx8="http://schemas.microsoft.com/office/drawing/2016/5/14/chartex" xmlns:mc="http://schemas.openxmlformats.org/markup-compatibility/2006" xmlns:aink="http://schemas.microsoft.com/office/drawing/2016/ink" xmlns:am3d="http://schemas.microsoft.com/office/drawing/2017/model3d" xmlns:o="urn:schemas-microsoft-com:office:office" xmlns:r="http://schemas.openxmlformats.org/officeDocument/2006/relationships" xmlns:m="http://schemas.openxmlformats.org/officeDocument/2006/math" xmlns:v="urn:schemas-microsoft-com:vml" xmlns:wp14="http://schemas.microsoft.com/office/word/2010/wordprocessingDrawing" xmlns:wp="http://schemas.openxmlformats.org/drawingml/2006/wordprocessingDrawing" xmlns:w10="urn:schemas-microsoft-com:office:word" xmlns:w="http://schemas.openxmlformats.org/wordprocessingml/2006/main" xmlns:w14="http://schemas.microsoft.com/office/word/2010/wordml" xmlns:w15="http://schemas.microsoft.com/office/word/2012/wordml" xmlns:w16cex="http://schemas.microsoft.com/office/word/2018/wordml/cex" xmlns:w16cid="http://schemas.microsoft.com/office/word/2016/wordml/cid" xmlns:w16="http://schemas.microsoft.com/office/word/2018/wordml" xmlns:w16sdtdh="http://schemas.microsoft.com/office/word/2020/wordml/sdtdatahash" xmlns:w16se="http://schemas.microsoft.com/office/word/2015/wordml/symex" xmlns:wpg="http://schemas.microsoft.com/office/word/2010/wordprocessingGroup" xmlns:wpi="http://schemas.microsoft.com/office/word/2010/wordprocessingInk" xmlns:wne="http://schemas.microsoft.com/office/word/2006/wordml" xmlns:wps="http://schemas.microsoft.com/office/word/2010/wordprocessingShape" mc:Ignorable="w14 w15 w16se w16cid w16 w16cex w16sdtdh wp14">
   <w:abstractNum w:abstractNumId="0" w15:restartNumberingAfterBreak="0">
     <w:nsid w:val="1F9B453B"/>
     <w:multiLevelType w:val="hybridMultilevel"/>
@@ -1466,14 +1872,246 @@
       </w:rPr>
     </w:lvl>
   </w:abstractNum>
-  <w:num w:numId="1" w16cid:durableId="1271400853">
+  <w:abstractNum w:abstractNumId="1" w15:restartNumberingAfterBreak="0">
+    <w:nsid w:val="2D874203"/>
+    <w:multiLevelType w:val="multilevel"/>
+    <w:tmpl w:val="72545FCE"/>
+    <w:lvl w:ilvl="0">
+      <w:start w:val="1"/>
+      <w:numFmt w:val="decimal"/>
+      <w:lvlText w:val="%1."/>
+      <w:lvlJc w:val="left"/>
+      <w:pPr>
+        <w:tabs>
+          <w:tab w:val="num" w:pos="720"/>
+        </w:tabs>
+        <w:ind w:left="720" w:hanging="360"/>
+      </w:pPr>
+    </w:lvl>
+    <w:lvl w:ilvl="1" w:tentative="1">
+      <w:start w:val="1"/>
+      <w:numFmt w:val="decimal"/>
+      <w:lvlText w:val="%2."/>
+      <w:lvlJc w:val="left"/>
+      <w:pPr>
+        <w:tabs>
+          <w:tab w:val="num" w:pos="1440"/>
+        </w:tabs>
+        <w:ind w:left="1440" w:hanging="360"/>
+      </w:pPr>
+    </w:lvl>
+    <w:lvl w:ilvl="2" w:tentative="1">
+      <w:start w:val="1"/>
+      <w:numFmt w:val="decimal"/>
+      <w:lvlText w:val="%3."/>
+      <w:lvlJc w:val="left"/>
+      <w:pPr>
+        <w:tabs>
+          <w:tab w:val="num" w:pos="2160"/>
+        </w:tabs>
+        <w:ind w:left="2160" w:hanging="360"/>
+      </w:pPr>
+    </w:lvl>
+    <w:lvl w:ilvl="3" w:tentative="1">
+      <w:start w:val="1"/>
+      <w:numFmt w:val="decimal"/>
+      <w:lvlText w:val="%4."/>
+      <w:lvlJc w:val="left"/>
+      <w:pPr>
+        <w:tabs>
+          <w:tab w:val="num" w:pos="2880"/>
+        </w:tabs>
+        <w:ind w:left="2880" w:hanging="360"/>
+      </w:pPr>
+    </w:lvl>
+    <w:lvl w:ilvl="4" w:tentative="1">
+      <w:start w:val="1"/>
+      <w:numFmt w:val="decimal"/>
+      <w:lvlText w:val="%5."/>
+      <w:lvlJc w:val="left"/>
+      <w:pPr>
+        <w:tabs>
+          <w:tab w:val="num" w:pos="3600"/>
+        </w:tabs>
+        <w:ind w:left="3600" w:hanging="360"/>
+      </w:pPr>
+    </w:lvl>
+    <w:lvl w:ilvl="5" w:tentative="1">
+      <w:start w:val="1"/>
+      <w:numFmt w:val="decimal"/>
+      <w:lvlText w:val="%6."/>
+      <w:lvlJc w:val="left"/>
+      <w:pPr>
+        <w:tabs>
+          <w:tab w:val="num" w:pos="4320"/>
+        </w:tabs>
+        <w:ind w:left="4320" w:hanging="360"/>
+      </w:pPr>
+    </w:lvl>
+    <w:lvl w:ilvl="6" w:tentative="1">
+      <w:start w:val="1"/>
+      <w:numFmt w:val="decimal"/>
+      <w:lvlText w:val="%7."/>
+      <w:lvlJc w:val="left"/>
+      <w:pPr>
+        <w:tabs>
+          <w:tab w:val="num" w:pos="5040"/>
+        </w:tabs>
+        <w:ind w:left="5040" w:hanging="360"/>
+      </w:pPr>
+    </w:lvl>
+    <w:lvl w:ilvl="7" w:tentative="1">
+      <w:start w:val="1"/>
+      <w:numFmt w:val="decimal"/>
+      <w:lvlText w:val="%8."/>
+      <w:lvlJc w:val="left"/>
+      <w:pPr>
+        <w:tabs>
+          <w:tab w:val="num" w:pos="5760"/>
+        </w:tabs>
+        <w:ind w:left="5760" w:hanging="360"/>
+      </w:pPr>
+    </w:lvl>
+    <w:lvl w:ilvl="8" w:tentative="1">
+      <w:start w:val="1"/>
+      <w:numFmt w:val="decimal"/>
+      <w:lvlText w:val="%9."/>
+      <w:lvlJc w:val="left"/>
+      <w:pPr>
+        <w:tabs>
+          <w:tab w:val="num" w:pos="6480"/>
+        </w:tabs>
+        <w:ind w:left="6480" w:hanging="360"/>
+      </w:pPr>
+    </w:lvl>
+  </w:abstractNum>
+  <w:abstractNum w:abstractNumId="2" w15:restartNumberingAfterBreak="0">
+    <w:nsid w:val="72B66F57"/>
+    <w:multiLevelType w:val="hybridMultilevel"/>
+    <w:tmpl w:val="4F5847F0"/>
+    <w:lvl w:ilvl="0" w:tplc="04090001">
+      <w:start w:val="1"/>
+      <w:numFmt w:val="bullet"/>
+      <w:lvlText w:val=""/>
+      <w:lvlJc w:val="left"/>
+      <w:pPr>
+        <w:ind w:left="720" w:hanging="360"/>
+      </w:pPr>
+      <w:rPr>
+        <w:rFonts w:ascii="Symbol" w:hAnsi="Symbol" w:hint="default"/>
+      </w:rPr>
+    </w:lvl>
+    <w:lvl w:ilvl="1" w:tplc="04090003" w:tentative="1">
+      <w:start w:val="1"/>
+      <w:numFmt w:val="bullet"/>
+      <w:lvlText w:val="o"/>
+      <w:lvlJc w:val="left"/>
+      <w:pPr>
+        <w:ind w:left="1440" w:hanging="360"/>
+      </w:pPr>
+      <w:rPr>
+        <w:rFonts w:ascii="Courier New" w:hAnsi="Courier New" w:cs="Courier New" w:hint="default"/>
+      </w:rPr>
+    </w:lvl>
+    <w:lvl w:ilvl="2" w:tplc="04090005" w:tentative="1">
+      <w:start w:val="1"/>
+      <w:numFmt w:val="bullet"/>
+      <w:lvlText w:val=""/>
+      <w:lvlJc w:val="left"/>
+      <w:pPr>
+        <w:ind w:left="2160" w:hanging="360"/>
+      </w:pPr>
+      <w:rPr>
+        <w:rFonts w:ascii="Wingdings" w:hAnsi="Wingdings" w:hint="default"/>
+      </w:rPr>
+    </w:lvl>
+    <w:lvl w:ilvl="3" w:tplc="04090001" w:tentative="1">
+      <w:start w:val="1"/>
+      <w:numFmt w:val="bullet"/>
+      <w:lvlText w:val=""/>
+      <w:lvlJc w:val="left"/>
+      <w:pPr>
+        <w:ind w:left="2880" w:hanging="360"/>
+      </w:pPr>
+      <w:rPr>
+        <w:rFonts w:ascii="Symbol" w:hAnsi="Symbol" w:hint="default"/>
+      </w:rPr>
+    </w:lvl>
+    <w:lvl w:ilvl="4" w:tplc="04090003" w:tentative="1">
+      <w:start w:val="1"/>
+      <w:numFmt w:val="bullet"/>
+      <w:lvlText w:val="o"/>
+      <w:lvlJc w:val="left"/>
+      <w:pPr>
+        <w:ind w:left="3600" w:hanging="360"/>
+      </w:pPr>
+      <w:rPr>
+        <w:rFonts w:ascii="Courier New" w:hAnsi="Courier New" w:cs="Courier New" w:hint="default"/>
+      </w:rPr>
+    </w:lvl>
+    <w:lvl w:ilvl="5" w:tplc="04090005" w:tentative="1">
+      <w:start w:val="1"/>
+      <w:numFmt w:val="bullet"/>
+      <w:lvlText w:val=""/>
+      <w:lvlJc w:val="left"/>
+      <w:pPr>
+        <w:ind w:left="4320" w:hanging="360"/>
+      </w:pPr>
+      <w:rPr>
+        <w:rFonts w:ascii="Wingdings" w:hAnsi="Wingdings" w:hint="default"/>
+      </w:rPr>
+    </w:lvl>
+    <w:lvl w:ilvl="6" w:tplc="04090001" w:tentative="1">
+      <w:start w:val="1"/>
+      <w:numFmt w:val="bullet"/>
+      <w:lvlText w:val=""/>
+      <w:lvlJc w:val="left"/>
+      <w:pPr>
+        <w:ind w:left="5040" w:hanging="360"/>
+      </w:pPr>
+      <w:rPr>
+        <w:rFonts w:ascii="Symbol" w:hAnsi="Symbol" w:hint="default"/>
+      </w:rPr>
+    </w:lvl>
+    <w:lvl w:ilvl="7" w:tplc="04090003" w:tentative="1">
+      <w:start w:val="1"/>
+      <w:numFmt w:val="bullet"/>
+      <w:lvlText w:val="o"/>
+      <w:lvlJc w:val="left"/>
+      <w:pPr>
+        <w:ind w:left="5760" w:hanging="360"/>
+      </w:pPr>
+      <w:rPr>
+        <w:rFonts w:ascii="Courier New" w:hAnsi="Courier New" w:cs="Courier New" w:hint="default"/>
+      </w:rPr>
+    </w:lvl>
+    <w:lvl w:ilvl="8" w:tplc="04090005" w:tentative="1">
+      <w:start w:val="1"/>
+      <w:numFmt w:val="bullet"/>
+      <w:lvlText w:val=""/>
+      <w:lvlJc w:val="left"/>
+      <w:pPr>
+        <w:ind w:left="6480" w:hanging="360"/>
+      </w:pPr>
+      <w:rPr>
+        <w:rFonts w:ascii="Wingdings" w:hAnsi="Wingdings" w:hint="default"/>
+      </w:rPr>
+    </w:lvl>
+  </w:abstractNum>
+  <w:num w:numId="1">
     <w:abstractNumId w:val="0"/>
+  </w:num>
+  <w:num w:numId="2">
+    <w:abstractNumId w:val="1"/>
+  </w:num>
+  <w:num w:numId="3">
+    <w:abstractNumId w:val="2"/>
   </w:num>
 </w:numbering>
 </file>
 
 <file path=word/styles.xml><?xml version="1.0" encoding="utf-8"?>
-<w:styles xmlns:mc="http://schemas.openxmlformats.org/markup-compatibility/2006" xmlns:r="http://schemas.openxmlformats.org/officeDocument/2006/relationships" xmlns:w="http://schemas.openxmlformats.org/wordprocessingml/2006/main" xmlns:w14="http://schemas.microsoft.com/office/word/2010/wordml" xmlns:w15="http://schemas.microsoft.com/office/word/2012/wordml" xmlns:w16cex="http://schemas.microsoft.com/office/word/2018/wordml/cex" xmlns:w16cid="http://schemas.microsoft.com/office/word/2016/wordml/cid" xmlns:w16="http://schemas.microsoft.com/office/word/2018/wordml" xmlns:w16du="http://schemas.microsoft.com/office/word/2023/wordml/word16du" xmlns:w16sdtdh="http://schemas.microsoft.com/office/word/2020/wordml/sdtdatahash" xmlns:w16sdtfl="http://schemas.microsoft.com/office/word/2024/wordml/sdtformatlock" xmlns:w16se="http://schemas.microsoft.com/office/word/2015/wordml/symex" mc:Ignorable="w14 w15 w16se w16cid w16 w16cex w16sdtdh w16sdtfl w16du">
+<w:styles xmlns:mc="http://schemas.openxmlformats.org/markup-compatibility/2006" xmlns:r="http://schemas.openxmlformats.org/officeDocument/2006/relationships" xmlns:w="http://schemas.openxmlformats.org/wordprocessingml/2006/main" xmlns:w14="http://schemas.microsoft.com/office/word/2010/wordml" xmlns:w15="http://schemas.microsoft.com/office/word/2012/wordml" xmlns:w16cex="http://schemas.microsoft.com/office/word/2018/wordml/cex" xmlns:w16cid="http://schemas.microsoft.com/office/word/2016/wordml/cid" xmlns:w16="http://schemas.microsoft.com/office/word/2018/wordml" xmlns:w16sdtdh="http://schemas.microsoft.com/office/word/2020/wordml/sdtdatahash" xmlns:w16se="http://schemas.microsoft.com/office/word/2015/wordml/symex" mc:Ignorable="w14 w15 w16se w16cid w16 w16cex w16sdtdh">
   <w:docDefaults>
     <w:rPrDefault>
       <w:rPr>
@@ -2074,7 +2712,6 @@
   <w:style w:type="character" w:default="1" w:styleId="DefaultParagraphFont">
     <w:name w:val="Default Paragraph Font"/>
     <w:uiPriority w:val="1"/>
-    <w:semiHidden/>
     <w:unhideWhenUsed/>
   </w:style>
   <w:style w:type="table" w:default="1" w:styleId="TableNormal">
@@ -2409,6 +3046,40 @@
       <w:color w:val="605E5C"/>
       <w:shd w:val="clear" w:color="auto" w:fill="E1DFDD"/>
     </w:rPr>
+  </w:style>
+  <w:style w:type="character" w:styleId="Strong">
+    <w:name w:val="Strong"/>
+    <w:basedOn w:val="DefaultParagraphFont"/>
+    <w:uiPriority w:val="22"/>
+    <w:qFormat/>
+    <w:rsid w:val="00420BE5"/>
+    <w:rPr>
+      <w:b/>
+      <w:bCs/>
+    </w:rPr>
+  </w:style>
+  <w:style w:type="paragraph" w:customStyle="1" w:styleId="my-0">
+    <w:name w:val="my-0"/>
+    <w:basedOn w:val="Normal"/>
+    <w:rsid w:val="00420BE5"/>
+    <w:pPr>
+      <w:spacing w:before="100" w:beforeAutospacing="1" w:after="100" w:afterAutospacing="1" w:line="240" w:lineRule="auto"/>
+    </w:pPr>
+    <w:rPr>
+      <w:rFonts w:ascii="Times New Roman" w:eastAsia="Times New Roman" w:hAnsi="Times New Roman" w:cs="Times New Roman"/>
+      <w:kern w:val="0"/>
+      <w14:ligatures w14:val="none"/>
+    </w:rPr>
+  </w:style>
+  <w:style w:type="character" w:customStyle="1" w:styleId="whitespace-nowrap">
+    <w:name w:val="whitespace-nowrap"/>
+    <w:basedOn w:val="DefaultParagraphFont"/>
+    <w:rsid w:val="00420BE5"/>
+  </w:style>
+  <w:style w:type="character" w:customStyle="1" w:styleId="hoverbg-super">
+    <w:name w:val="hover:bg-super"/>
+    <w:basedOn w:val="DefaultParagraphFont"/>
+    <w:rsid w:val="00420BE5"/>
   </w:style>
 </w:styles>
 </file>

--- a/spark/docs/spark.docx
+++ b/spark/docs/spark.docx
@@ -1,6 +1,6 @@
 
 <file path=word/document.xml><?xml version="1.0" encoding="utf-8"?>
-<w:document xmlns:wpc="http://schemas.microsoft.com/office/word/2010/wordprocessingCanvas" xmlns:cx="http://schemas.microsoft.com/office/drawing/2014/chartex" xmlns:cx1="http://schemas.microsoft.com/office/drawing/2015/9/8/chartex" xmlns:cx2="http://schemas.microsoft.com/office/drawing/2015/10/21/chartex" xmlns:cx3="http://schemas.microsoft.com/office/drawing/2016/5/9/chartex" xmlns:cx4="http://schemas.microsoft.com/office/drawing/2016/5/10/chartex" xmlns:cx5="http://schemas.microsoft.com/office/drawing/2016/5/11/chartex" xmlns:cx6="http://schemas.microsoft.com/office/drawing/2016/5/12/chartex" xmlns:cx7="http://schemas.microsoft.com/office/drawing/2016/5/13/chartex" xmlns:cx8="http://schemas.microsoft.com/office/drawing/2016/5/14/chartex" xmlns:mc="http://schemas.openxmlformats.org/markup-compatibility/2006" xmlns:aink="http://schemas.microsoft.com/office/drawing/2016/ink" xmlns:am3d="http://schemas.microsoft.com/office/drawing/2017/model3d" xmlns:o="urn:schemas-microsoft-com:office:office" xmlns:r="http://schemas.openxmlformats.org/officeDocument/2006/relationships" xmlns:m="http://schemas.openxmlformats.org/officeDocument/2006/math" xmlns:v="urn:schemas-microsoft-com:vml" xmlns:wp14="http://schemas.microsoft.com/office/word/2010/wordprocessingDrawing" xmlns:wp="http://schemas.openxmlformats.org/drawingml/2006/wordprocessingDrawing" xmlns:w10="urn:schemas-microsoft-com:office:word" xmlns:w="http://schemas.openxmlformats.org/wordprocessingml/2006/main" xmlns:w14="http://schemas.microsoft.com/office/word/2010/wordml" xmlns:w15="http://schemas.microsoft.com/office/word/2012/wordml" xmlns:w16cex="http://schemas.microsoft.com/office/word/2018/wordml/cex" xmlns:w16cid="http://schemas.microsoft.com/office/word/2016/wordml/cid" xmlns:w16="http://schemas.microsoft.com/office/word/2018/wordml" xmlns:w16sdtdh="http://schemas.microsoft.com/office/word/2020/wordml/sdtdatahash" xmlns:w16se="http://schemas.microsoft.com/office/word/2015/wordml/symex" xmlns:wpg="http://schemas.microsoft.com/office/word/2010/wordprocessingGroup" xmlns:wpi="http://schemas.microsoft.com/office/word/2010/wordprocessingInk" xmlns:wne="http://schemas.microsoft.com/office/word/2006/wordml" xmlns:wps="http://schemas.microsoft.com/office/word/2010/wordprocessingShape" mc:Ignorable="w14 w15 w16se w16cid w16 w16cex w16sdtdh wp14">
+<w:document xmlns:wpc="http://schemas.microsoft.com/office/word/2010/wordprocessingCanvas" xmlns:cx="http://schemas.microsoft.com/office/drawing/2014/chartex" xmlns:cx1="http://schemas.microsoft.com/office/drawing/2015/9/8/chartex" xmlns:cx2="http://schemas.microsoft.com/office/drawing/2015/10/21/chartex" xmlns:cx3="http://schemas.microsoft.com/office/drawing/2016/5/9/chartex" xmlns:cx4="http://schemas.microsoft.com/office/drawing/2016/5/10/chartex" xmlns:cx5="http://schemas.microsoft.com/office/drawing/2016/5/11/chartex" xmlns:cx6="http://schemas.microsoft.com/office/drawing/2016/5/12/chartex" xmlns:cx7="http://schemas.microsoft.com/office/drawing/2016/5/13/chartex" xmlns:cx8="http://schemas.microsoft.com/office/drawing/2016/5/14/chartex" xmlns:mc="http://schemas.openxmlformats.org/markup-compatibility/2006" xmlns:aink="http://schemas.microsoft.com/office/drawing/2016/ink" xmlns:am3d="http://schemas.microsoft.com/office/drawing/2017/model3d" xmlns:o="urn:schemas-microsoft-com:office:office" xmlns:oel="http://schemas.microsoft.com/office/2019/extlst" xmlns:r="http://schemas.openxmlformats.org/officeDocument/2006/relationships" xmlns:m="http://schemas.openxmlformats.org/officeDocument/2006/math" xmlns:v="urn:schemas-microsoft-com:vml" xmlns:wp14="http://schemas.microsoft.com/office/word/2010/wordprocessingDrawing" xmlns:wp="http://schemas.openxmlformats.org/drawingml/2006/wordprocessingDrawing" xmlns:w10="urn:schemas-microsoft-com:office:word" xmlns:w="http://schemas.openxmlformats.org/wordprocessingml/2006/main" xmlns:w14="http://schemas.microsoft.com/office/word/2010/wordml" xmlns:w15="http://schemas.microsoft.com/office/word/2012/wordml" xmlns:w16cex="http://schemas.microsoft.com/office/word/2018/wordml/cex" xmlns:w16cid="http://schemas.microsoft.com/office/word/2016/wordml/cid" xmlns:w16="http://schemas.microsoft.com/office/word/2018/wordml" xmlns:w16du="http://schemas.microsoft.com/office/word/2023/wordml/word16du" xmlns:w16sdtdh="http://schemas.microsoft.com/office/word/2020/wordml/sdtdatahash" xmlns:w16sdtfl="http://schemas.microsoft.com/office/word/2024/wordml/sdtformatlock" xmlns:w16se="http://schemas.microsoft.com/office/word/2015/wordml/symex" xmlns:wpg="http://schemas.microsoft.com/office/word/2010/wordprocessingGroup" xmlns:wpi="http://schemas.microsoft.com/office/word/2010/wordprocessingInk" xmlns:wne="http://schemas.microsoft.com/office/word/2006/wordml" xmlns:wps="http://schemas.microsoft.com/office/word/2010/wordprocessingShape" mc:Ignorable="w14 w15 w16se w16cid w16 w16cex w16sdtdh w16sdtfl w16du wp14">
   <w:body>
     <w:p>
       <w:pPr>
@@ -62,13 +62,8 @@
     </w:p>
     <w:p>
       <w:r>
-        <w:t xml:space="preserve">• The driver </w:t>
-      </w:r>
-      <w:proofErr w:type="gramStart"/>
-      <w:r>
-        <w:t>program</w:t>
-      </w:r>
-      <w:proofErr w:type="gramEnd"/>
+        <w:t>• The driver program</w:t>
+      </w:r>
     </w:p>
     <w:p>
       <w:r>
@@ -200,38 +195,23 @@
         </w:rPr>
       </w:pPr>
       <w:r>
-        <w:t xml:space="preserve">application with the help of the </w:t>
-      </w:r>
-      <w:proofErr w:type="spellStart"/>
+        <w:t>application with the help of the SparkContext.</w:t>
+      </w:r>
+    </w:p>
+    <w:p>
+      <w:pPr>
+        <w:pStyle w:val="Heading2"/>
+        <w:rPr>
+          <w:rtl/>
+        </w:rPr>
+      </w:pPr>
       <w:r>
         <w:t>SparkContext</w:t>
       </w:r>
-      <w:proofErr w:type="spellEnd"/>
-      <w:r>
-        <w:t>.</w:t>
-      </w:r>
-    </w:p>
-    <w:p>
-      <w:pPr>
-        <w:pStyle w:val="Heading2"/>
-        <w:rPr>
-          <w:rtl/>
-        </w:rPr>
-      </w:pPr>
-      <w:proofErr w:type="spellStart"/>
-      <w:r>
-        <w:t>SparkContext</w:t>
-      </w:r>
-      <w:proofErr w:type="spellEnd"/>
-    </w:p>
-    <w:p>
-      <w:proofErr w:type="spellStart"/>
-      <w:r>
-        <w:t>SparkContext</w:t>
-      </w:r>
-      <w:proofErr w:type="spellEnd"/>
-      <w:r>
-        <w:t xml:space="preserve"> controls</w:t>
+    </w:p>
+    <w:p>
+      <w:r>
+        <w:t>SparkContext controls</w:t>
       </w:r>
     </w:p>
     <w:p>
@@ -280,13 +260,8 @@
       </w:r>
     </w:p>
     <w:p>
-      <w:proofErr w:type="gramStart"/>
-      <w:r>
-        <w:t>again</w:t>
-      </w:r>
-      <w:proofErr w:type="gramEnd"/>
-      <w:r>
-        <w:t xml:space="preserve"> on any of the available executors to ensure that partial failures</w:t>
+      <w:r>
+        <w:t>again on any of the available executors to ensure that partial failures</w:t>
       </w:r>
     </w:p>
     <w:p>
@@ -296,15 +271,7 @@
     </w:p>
     <w:p>
       <w:r>
-        <w:t xml:space="preserve">• Application state management: The </w:t>
-      </w:r>
-      <w:proofErr w:type="spellStart"/>
-      <w:r>
-        <w:t>SparkContext</w:t>
-      </w:r>
-      <w:proofErr w:type="spellEnd"/>
-      <w:r>
-        <w:t xml:space="preserve"> keeps track of the</w:t>
+        <w:t>• Application state management: The SparkContext keeps track of the</w:t>
       </w:r>
     </w:p>
     <w:p>
@@ -324,15 +291,7 @@
     </w:p>
     <w:p>
       <w:r>
-        <w:t xml:space="preserve">• Configuration manager: The </w:t>
-      </w:r>
-      <w:proofErr w:type="spellStart"/>
-      <w:r>
-        <w:t>SparkContext</w:t>
-      </w:r>
-      <w:proofErr w:type="spellEnd"/>
-      <w:r>
-        <w:t xml:space="preserve"> is also responsible for</w:t>
+        <w:t>• Configuration manager: The SparkContext is also responsible for</w:t>
       </w:r>
     </w:p>
     <w:p>
@@ -342,15 +301,7 @@
     </w:p>
     <w:p>
       <w:r>
-        <w:t xml:space="preserve">the </w:t>
-      </w:r>
-      <w:proofErr w:type="spellStart"/>
-      <w:r>
-        <w:t>SparkConf</w:t>
-      </w:r>
-      <w:proofErr w:type="spellEnd"/>
-      <w:r>
-        <w:t>. This is an initial snapshot of the configuration of a Spark</w:t>
+        <w:t>the SparkConf. This is an initial snapshot of the configuration of a Spark</w:t>
       </w:r>
     </w:p>
     <w:p>
@@ -360,28 +311,12 @@
     </w:p>
     <w:p>
       <w:r>
-        <w:t xml:space="preserve">the </w:t>
-      </w:r>
-      <w:proofErr w:type="spellStart"/>
-      <w:r>
-        <w:t>RuntimeConfig</w:t>
-      </w:r>
-      <w:proofErr w:type="spellEnd"/>
-      <w:r>
-        <w:t xml:space="preserve"> (which we will work with in later chapters as well).</w:t>
-      </w:r>
-    </w:p>
-    <w:p>
-      <w:r>
-        <w:t xml:space="preserve">• Job scheduler: The </w:t>
-      </w:r>
-      <w:proofErr w:type="spellStart"/>
-      <w:r>
-        <w:t>SparkContext</w:t>
-      </w:r>
-      <w:proofErr w:type="spellEnd"/>
-      <w:r>
-        <w:t xml:space="preserve"> controls the scheduling work across</w:t>
+        <w:t>the RuntimeConfig (which we will work with in later chapters as well).</w:t>
+      </w:r>
+    </w:p>
+    <w:p>
+      <w:r>
+        <w:t>• Job scheduler: The SparkContext controls the scheduling work across</w:t>
       </w:r>
     </w:p>
     <w:p>
@@ -565,21 +500,7 @@
         <w:rPr>
           <w:lang w:bidi="fa-IR"/>
         </w:rPr>
-        <w:t xml:space="preserve">distributed cluster of </w:t>
-      </w:r>
-      <w:proofErr w:type="gramStart"/>
-      <w:r>
-        <w:rPr>
-          <w:lang w:bidi="fa-IR"/>
-        </w:rPr>
-        <w:t>network</w:t>
-      </w:r>
-      <w:proofErr w:type="gramEnd"/>
-      <w:r>
-        <w:rPr>
-          <w:lang w:bidi="fa-IR"/>
-        </w:rPr>
-        <w:t xml:space="preserve"> connected computers.</w:t>
+        <w:t>distributed cluster of network connected computers.</w:t>
       </w:r>
     </w:p>
     <w:p>
@@ -622,15 +543,7 @@
         <w:t>Catalyst in Spark</w:t>
       </w:r>
       <w:r>
-        <w:t xml:space="preserve"> is a powerful query optimizer that is at the core of Spark SQL. It leverages advanced programming language features, particularly from Scala, to build an extensible and efficient query optimization framework. Catalyst is designed to optimize queries expressed in SQL or through the </w:t>
-      </w:r>
-      <w:proofErr w:type="spellStart"/>
-      <w:r>
-        <w:t>DataFrame</w:t>
-      </w:r>
-      <w:proofErr w:type="spellEnd"/>
-      <w:r>
-        <w:t>/Dataset APIs, enhancing the performance and efficiency of Spark applications.</w:t>
+        <w:t xml:space="preserve"> is a powerful query optimizer that is at the core of Spark SQL. It leverages advanced programming language features, particularly from Scala, to build an extensible and efficient query optimization framework. Catalyst is designed to optimize queries expressed in SQL or through the DataFrame/Dataset APIs, enhancing the performance and efficiency of Spark applications.</w:t>
       </w:r>
     </w:p>
     <w:p>
@@ -749,15 +662,7 @@
         <w:t>Code Generation</w:t>
       </w:r>
       <w:r>
-        <w:t xml:space="preserve">: Compiles parts of the query into Java bytecode using Scala's </w:t>
-      </w:r>
-      <w:proofErr w:type="spellStart"/>
-      <w:r>
-        <w:t>quasiquotes</w:t>
-      </w:r>
-      <w:proofErr w:type="spellEnd"/>
-      <w:r>
-        <w:t xml:space="preserve"> feature to improve execution speed</w:t>
+        <w:t>: Compiles parts of the query into Java bytecode using Scala's quasiquotes feature to improve execution speed</w:t>
       </w:r>
       <w:r>
         <w:rPr>
@@ -967,13 +872,8 @@
         <w:t>It determines the specific algorithms and strategies for executing the query, such as the order of joins and the type of join</w:t>
       </w:r>
       <w:r>
-        <w:t xml:space="preserve">, </w:t>
-      </w:r>
-      <w:proofErr w:type="gramStart"/>
-      <w:r>
-        <w:t>… .</w:t>
-      </w:r>
-      <w:proofErr w:type="gramEnd"/>
+        <w:t>, … .</w:t>
+      </w:r>
       <w:r>
         <w:t xml:space="preserve"> </w:t>
       </w:r>
@@ -1072,38 +972,17 @@
     </w:p>
     <w:p>
       <w:r>
-        <w:t xml:space="preserve">change it, how are you supposed to use it? To “change” a </w:t>
-      </w:r>
-      <w:proofErr w:type="spellStart"/>
-      <w:r>
-        <w:t>DataFrame</w:t>
-      </w:r>
-      <w:proofErr w:type="spellEnd"/>
-      <w:r>
-        <w:t>, you need to</w:t>
-      </w:r>
-    </w:p>
-    <w:p>
-      <w:r>
-        <w:t xml:space="preserve">instruct Spark how you would like to modify it to do what you want. These </w:t>
-      </w:r>
-      <w:proofErr w:type="spellStart"/>
-      <w:r>
-        <w:t>instruc</w:t>
-      </w:r>
-      <w:proofErr w:type="spellEnd"/>
-      <w:r>
-        <w:t>‐</w:t>
-      </w:r>
-    </w:p>
-    <w:p>
-      <w:proofErr w:type="spellStart"/>
-      <w:r>
-        <w:t>tions</w:t>
-      </w:r>
-      <w:proofErr w:type="spellEnd"/>
-      <w:r>
-        <w:t xml:space="preserve"> are called transformations. </w:t>
+        <w:t>change it, how are you supposed to use it? To “change” a DataFrame, you need to</w:t>
+      </w:r>
+    </w:p>
+    <w:p>
+      <w:r>
+        <w:t>instruct Spark how you would like to modify it to do what you want. These instruc‐</w:t>
+      </w:r>
+    </w:p>
+    <w:p>
+      <w:r>
+        <w:t xml:space="preserve">tions are called transformations. </w:t>
       </w:r>
     </w:p>
     <w:p>
@@ -1128,25 +1007,12 @@
     </w:p>
     <w:p>
       <w:r>
-        <w:t xml:space="preserve">Transformations consisting of narrow dependencies (we’ll call them narrow </w:t>
-      </w:r>
-      <w:proofErr w:type="spellStart"/>
-      <w:r>
-        <w:t>transfor</w:t>
-      </w:r>
-      <w:proofErr w:type="spellEnd"/>
-      <w:r>
-        <w:t>‐</w:t>
-      </w:r>
-    </w:p>
-    <w:p>
-      <w:proofErr w:type="spellStart"/>
-      <w:r>
-        <w:t>mations</w:t>
-      </w:r>
-      <w:proofErr w:type="spellEnd"/>
-      <w:r>
-        <w:t>) are those for which each input partition will contribute to only one output</w:t>
+        <w:t>Transformations consisting of narrow dependencies (we’ll call them narrow transfor‐</w:t>
+      </w:r>
+    </w:p>
+    <w:p>
+      <w:r>
+        <w:t>mations) are those for which each input partition will contribute to only one output</w:t>
       </w:r>
     </w:p>
     <w:p>
@@ -1224,29 +1090,19 @@
     </w:p>
     <w:p>
       <w:r>
-        <w:t xml:space="preserve">meaning that if we specify multiple filters on </w:t>
-      </w:r>
-      <w:proofErr w:type="spellStart"/>
-      <w:r>
-        <w:t>DataFrames</w:t>
-      </w:r>
-      <w:proofErr w:type="spellEnd"/>
-      <w:r>
-        <w:t>, they’ll all be performed in memory. The same cannot be said for shuffles. When we perform a shuffle, Spark</w:t>
+        <w:t>meaning that if we specify multiple filters on DataFrames, they’ll all be performed in memory. The same cannot be said for shuffles. When we perform a shuffle, Spark</w:t>
       </w:r>
     </w:p>
     <w:p>
       <w:r>
         <w:t xml:space="preserve">writes the results to disk. Like </w:t>
       </w:r>
-      <w:proofErr w:type="gramStart"/>
       <w:r>
         <w:t>aggregation</w:t>
       </w:r>
       <w:r>
         <w:t>,…</w:t>
       </w:r>
-      <w:proofErr w:type="gramEnd"/>
     </w:p>
     <w:p>
       <w:r>
@@ -1364,21 +1220,8 @@
       </w:r>
     </w:p>
     <w:p>
-      <w:proofErr w:type="spellStart"/>
-      <w:r>
-        <w:t>cessing</w:t>
-      </w:r>
-      <w:proofErr w:type="spellEnd"/>
-      <w:r>
-        <w:t xml:space="preserve">. The best thing about Structured Streaming is that it allows you </w:t>
-      </w:r>
-      <w:proofErr w:type="gramStart"/>
-      <w:r>
-        <w:t>to</w:t>
-      </w:r>
-      <w:proofErr w:type="gramEnd"/>
-      <w:r>
-        <w:t xml:space="preserve"> rapidly and</w:t>
+      <w:r>
+        <w:t>cessing. The best thing about Structured Streaming is that it allows you to rapidly and</w:t>
       </w:r>
     </w:p>
     <w:p>
@@ -1392,13 +1235,8 @@
       </w:r>
     </w:p>
     <w:p>
-      <w:proofErr w:type="spellStart"/>
-      <w:r>
-        <w:t>totype</w:t>
-      </w:r>
-      <w:proofErr w:type="spellEnd"/>
-      <w:r>
-        <w:t xml:space="preserve"> it and then you can convert it to a streaming job. The way all of this works is</w:t>
+      <w:r>
+        <w:t>totype it and then you can convert it to a streaming job. The way all of this works is</w:t>
       </w:r>
     </w:p>
     <w:p>
@@ -1483,21 +1321,7 @@
         <w:rPr>
           <w:lang w:bidi="fa-IR"/>
         </w:rPr>
-        <w:t xml:space="preserve">1. Write </w:t>
-      </w:r>
-      <w:proofErr w:type="spellStart"/>
-      <w:r>
-        <w:rPr>
-          <w:lang w:bidi="fa-IR"/>
-        </w:rPr>
-        <w:t>DataFrame</w:t>
-      </w:r>
-      <w:proofErr w:type="spellEnd"/>
-      <w:r>
-        <w:rPr>
-          <w:lang w:bidi="fa-IR"/>
-        </w:rPr>
-        <w:t>/Dataset/SQL Code.</w:t>
+        <w:t>1. Write DataFrame/Dataset/SQL Code.</w:t>
       </w:r>
     </w:p>
     <w:p>
@@ -1622,15 +1446,7 @@
     </w:p>
     <w:p>
       <w:r>
-        <w:t xml:space="preserve">with a built-in library of machine learning algorithms called </w:t>
-      </w:r>
-      <w:proofErr w:type="spellStart"/>
-      <w:r>
-        <w:t>MLlib</w:t>
-      </w:r>
-      <w:proofErr w:type="spellEnd"/>
-      <w:r>
-        <w:t>.</w:t>
+        <w:t>with a built-in library of machine learning algorithms called MLlib.</w:t>
       </w:r>
       <w:r>
         <w:t xml:space="preserve"> </w:t>
@@ -1657,7 +1473,7 @@
     <w:p/>
     <w:p>
       <w:r>
-        <w:t>73</w:t>
+        <w:t>105</w:t>
       </w:r>
     </w:p>
     <w:p/>
@@ -1667,86 +1483,403 @@
     <w:p/>
     <w:p/>
     <w:p/>
+    <w:p>
+      <w:pPr>
+        <w:pStyle w:val="Heading2"/>
+      </w:pPr>
+      <w:r>
+        <w:t>spark-submit</w:t>
+      </w:r>
+    </w:p>
+    <w:p>
+      <w:r>
+        <w:t>spark-submit does one thing: it lets you send your</w:t>
+      </w:r>
+    </w:p>
+    <w:p>
+      <w:r>
+        <w:t>application code to a cluster and launch it to execute there. Upon submission, the</w:t>
+      </w:r>
+    </w:p>
+    <w:p>
+      <w:r>
+        <w:t>application will run until it exits (completes the task) or encounters an error.</w:t>
+      </w:r>
+    </w:p>
     <w:p/>
     <w:p>
-      <w:pPr>
-        <w:pStyle w:val="Heading2"/>
-      </w:pPr>
-      <w:r>
-        <w:t>spark-submit</w:t>
-      </w:r>
-    </w:p>
-    <w:p>
-      <w:r>
-        <w:t>spark-submit does one thing: it lets you send your</w:t>
-      </w:r>
-    </w:p>
-    <w:p>
-      <w:r>
-        <w:t>application code to a cluster and launch it to execute there. Upon submission, the</w:t>
-      </w:r>
-    </w:p>
-    <w:p>
-      <w:r>
-        <w:t>application will run until it exits (completes the task) or encounters an error.</w:t>
+      <w:r>
+        <w:t xml:space="preserve">By default, when we perform a shuffle, Spark outputs 200 shuffle partitions. To change that config : </w:t>
+      </w:r>
+    </w:p>
+    <w:p>
+      <w:r>
+        <w:t>spark.conf.set("spark.sql.shuffle.partitions", "5")</w:t>
       </w:r>
     </w:p>
     <w:p/>
     <w:p>
       <w:r>
-        <w:t xml:space="preserve">By default, when we perform a shuffle, Spark outputs 200 shuffle partitions. To change that </w:t>
-      </w:r>
-      <w:proofErr w:type="gramStart"/>
-      <w:r>
-        <w:t>config :</w:t>
-      </w:r>
-      <w:proofErr w:type="gramEnd"/>
-      <w:r>
-        <w:t xml:space="preserve"> </w:t>
-      </w:r>
-    </w:p>
-    <w:p>
-      <w:proofErr w:type="spellStart"/>
-      <w:proofErr w:type="gramStart"/>
-      <w:r>
-        <w:t>spark.conf.set</w:t>
-      </w:r>
-      <w:proofErr w:type="spellEnd"/>
-      <w:r>
-        <w:t>(</w:t>
-      </w:r>
-      <w:proofErr w:type="gramEnd"/>
-      <w:r>
-        <w:t>"</w:t>
-      </w:r>
-      <w:proofErr w:type="spellStart"/>
-      <w:r>
-        <w:t>spark.sql.shuffle.partitions</w:t>
-      </w:r>
-      <w:proofErr w:type="spellEnd"/>
-      <w:r>
-        <w:t>", "5")</w:t>
+        <w:t>You can make any DataFrame into a table or view with one simple method call:</w:t>
+      </w:r>
+    </w:p>
+    <w:p>
+      <w:r>
+        <w:t>flightData2015.createOrReplaceTempView("flight_data_2015")</w:t>
       </w:r>
     </w:p>
     <w:p/>
-    <w:p>
-      <w:r>
-        <w:t xml:space="preserve">You can make any </w:t>
-      </w:r>
-      <w:proofErr w:type="spellStart"/>
-      <w:r>
-        <w:t>DataFrame</w:t>
-      </w:r>
-      <w:proofErr w:type="spellEnd"/>
-      <w:r>
-        <w:t xml:space="preserve"> into a table or view with one simple method call:</w:t>
-      </w:r>
-    </w:p>
-    <w:p>
-      <w:r>
-        <w:t>flightData2015.createOrReplaceTempView("flight_data_2015")</w:t>
-      </w:r>
-    </w:p>
+    <w:p/>
+    <w:p>
+      <w:pPr>
+        <w:pStyle w:val="Heading1"/>
+      </w:pPr>
+      <w:r>
+        <w:t>Get records methods</w:t>
+      </w:r>
+    </w:p>
+    <w:p>
+      <w:pPr>
+        <w:numPr>
+          <w:ilvl w:val="0"/>
+          <w:numId w:val="4"/>
+        </w:numPr>
+      </w:pPr>
+      <w:r>
+        <w:rPr>
+          <w:b/>
+          <w:bCs/>
+        </w:rPr>
+        <w:t>show(n)</w:t>
+      </w:r>
+    </w:p>
+    <w:p>
+      <w:pPr>
+        <w:numPr>
+          <w:ilvl w:val="1"/>
+          <w:numId w:val="4"/>
+        </w:numPr>
+      </w:pPr>
+      <w:r>
+        <w:t>Displays the first n rows in a readable table format.</w:t>
+      </w:r>
+    </w:p>
+    <w:p>
+      <w:pPr>
+        <w:numPr>
+          <w:ilvl w:val="1"/>
+          <w:numId w:val="4"/>
+        </w:numPr>
+      </w:pPr>
+      <w:r>
+        <w:t xml:space="preserve">Executes as an action but </w:t>
+      </w:r>
+      <w:r>
+        <w:rPr>
+          <w:b/>
+          <w:bCs/>
+        </w:rPr>
+        <w:t>does not return data programmatically</w:t>
+      </w:r>
+      <w:r>
+        <w:t>—only prints it.</w:t>
+      </w:r>
+    </w:p>
+    <w:p>
+      <w:pPr>
+        <w:numPr>
+          <w:ilvl w:val="1"/>
+          <w:numId w:val="4"/>
+        </w:numPr>
+      </w:pPr>
+      <w:r>
+        <w:t>Optimized for quick inspection (e.g., verifying transformations)</w:t>
+      </w:r>
+      <w:hyperlink r:id="rId14" w:tgtFrame="_blank" w:history="1">
+        <w:r>
+          <w:rPr>
+            <w:rStyle w:val="Hyperlink"/>
+          </w:rPr>
+          <w:t>5</w:t>
+        </w:r>
+      </w:hyperlink>
+      <w:r>
+        <w:t>.</w:t>
+      </w:r>
+    </w:p>
+    <w:p>
+      <w:pPr>
+        <w:numPr>
+          <w:ilvl w:val="0"/>
+          <w:numId w:val="4"/>
+        </w:numPr>
+      </w:pPr>
+      <w:r>
+        <w:rPr>
+          <w:b/>
+          <w:bCs/>
+        </w:rPr>
+        <w:t>take(n)</w:t>
+      </w:r>
+    </w:p>
+    <w:p>
+      <w:pPr>
+        <w:numPr>
+          <w:ilvl w:val="1"/>
+          <w:numId w:val="4"/>
+        </w:numPr>
+      </w:pPr>
+      <w:r>
+        <w:t>Returns the first n rows as a list to the driver.</w:t>
+      </w:r>
+    </w:p>
+    <w:p>
+      <w:pPr>
+        <w:numPr>
+          <w:ilvl w:val="1"/>
+          <w:numId w:val="4"/>
+        </w:numPr>
+      </w:pPr>
+      <w:r>
+        <w:t>More efficient than collect() for small n since it avoids loading the full dataset</w:t>
+      </w:r>
+      <w:hyperlink r:id="rId15" w:tgtFrame="_blank" w:history="1">
+        <w:r>
+          <w:rPr>
+            <w:rStyle w:val="Hyperlink"/>
+          </w:rPr>
+          <w:t>3</w:t>
+        </w:r>
+      </w:hyperlink>
+      <w:hyperlink r:id="rId16" w:tgtFrame="_blank" w:history="1">
+        <w:r>
+          <w:rPr>
+            <w:rStyle w:val="Hyperlink"/>
+          </w:rPr>
+          <w:t>6</w:t>
+        </w:r>
+      </w:hyperlink>
+      <w:r>
+        <w:t>.</w:t>
+      </w:r>
+    </w:p>
+    <w:p>
+      <w:pPr>
+        <w:numPr>
+          <w:ilvl w:val="1"/>
+          <w:numId w:val="4"/>
+        </w:numPr>
+      </w:pPr>
+      <w:r>
+        <w:t>Example: Use df.take(10) to sample data for validation.</w:t>
+      </w:r>
+    </w:p>
+    <w:p>
+      <w:pPr>
+        <w:numPr>
+          <w:ilvl w:val="0"/>
+          <w:numId w:val="4"/>
+        </w:numPr>
+      </w:pPr>
+      <w:r>
+        <w:rPr>
+          <w:b/>
+          <w:bCs/>
+        </w:rPr>
+        <w:t>collect()</w:t>
+      </w:r>
+    </w:p>
+    <w:p>
+      <w:pPr>
+        <w:numPr>
+          <w:ilvl w:val="1"/>
+          <w:numId w:val="4"/>
+        </w:numPr>
+      </w:pPr>
+      <w:r>
+        <w:t xml:space="preserve">Retrieves </w:t>
+      </w:r>
+      <w:r>
+        <w:rPr>
+          <w:b/>
+          <w:bCs/>
+        </w:rPr>
+        <w:t>all rows</w:t>
+      </w:r>
+      <w:r>
+        <w:t xml:space="preserve"> to the driver as a single list.</w:t>
+      </w:r>
+    </w:p>
+    <w:p>
+      <w:pPr>
+        <w:numPr>
+          <w:ilvl w:val="1"/>
+          <w:numId w:val="4"/>
+        </w:numPr>
+      </w:pPr>
+      <w:r>
+        <w:lastRenderedPageBreak/>
+        <w:t>Risks Out-of-Memory (OOM) errors on large datasets</w:t>
+      </w:r>
+      <w:hyperlink r:id="rId17" w:tgtFrame="_blank" w:history="1">
+        <w:r>
+          <w:rPr>
+            <w:rStyle w:val="Hyperlink"/>
+          </w:rPr>
+          <w:t>1</w:t>
+        </w:r>
+      </w:hyperlink>
+      <w:hyperlink r:id="rId18" w:tgtFrame="_blank" w:history="1">
+        <w:r>
+          <w:rPr>
+            <w:rStyle w:val="Hyperlink"/>
+          </w:rPr>
+          <w:t>6</w:t>
+        </w:r>
+      </w:hyperlink>
+      <w:r>
+        <w:t>.</w:t>
+      </w:r>
+    </w:p>
+    <w:p>
+      <w:pPr>
+        <w:numPr>
+          <w:ilvl w:val="1"/>
+          <w:numId w:val="4"/>
+        </w:numPr>
+      </w:pPr>
+      <w:r>
+        <w:t>Only suitable for small datasets (e.g., results after heavy filtering/aggregation)</w:t>
+      </w:r>
+      <w:hyperlink r:id="rId19" w:tgtFrame="_blank" w:history="1">
+        <w:r>
+          <w:rPr>
+            <w:rStyle w:val="Hyperlink"/>
+          </w:rPr>
+          <w:t>3</w:t>
+        </w:r>
+      </w:hyperlink>
+      <w:r>
+        <w:t>.</w:t>
+      </w:r>
+    </w:p>
+    <w:p>
+      <w:pPr>
+        <w:numPr>
+          <w:ilvl w:val="0"/>
+          <w:numId w:val="4"/>
+        </w:numPr>
+      </w:pPr>
+      <w:r>
+        <w:rPr>
+          <w:b/>
+          <w:bCs/>
+        </w:rPr>
+        <w:t>toLocalIterator()</w:t>
+      </w:r>
+    </w:p>
+    <w:p>
+      <w:pPr>
+        <w:numPr>
+          <w:ilvl w:val="1"/>
+          <w:numId w:val="4"/>
+        </w:numPr>
+      </w:pPr>
+      <w:r>
+        <w:t>Returns an iterator that processes data one partition at a time.</w:t>
+      </w:r>
+    </w:p>
+    <w:p>
+      <w:pPr>
+        <w:numPr>
+          <w:ilvl w:val="1"/>
+          <w:numId w:val="4"/>
+        </w:numPr>
+      </w:pPr>
+      <w:r>
+        <w:t>Reduces driver memory pressure compared to collect() but still requires memory for the largest partition</w:t>
+      </w:r>
+      <w:hyperlink r:id="rId20" w:tgtFrame="_blank" w:history="1">
+        <w:r>
+          <w:rPr>
+            <w:rStyle w:val="Hyperlink"/>
+          </w:rPr>
+          <w:t>2</w:t>
+        </w:r>
+      </w:hyperlink>
+      <w:hyperlink r:id="rId21" w:tgtFrame="_blank" w:history="1">
+        <w:r>
+          <w:rPr>
+            <w:rStyle w:val="Hyperlink"/>
+          </w:rPr>
+          <w:t>7</w:t>
+        </w:r>
+      </w:hyperlink>
+      <w:r>
+        <w:t>.</w:t>
+      </w:r>
+    </w:p>
+    <w:p>
+      <w:pPr>
+        <w:numPr>
+          <w:ilvl w:val="1"/>
+          <w:numId w:val="4"/>
+        </w:numPr>
+      </w:pPr>
+      <w:r>
+        <w:t>Slower than collect() due to sequential partition processing</w:t>
+      </w:r>
+      <w:hyperlink r:id="rId22" w:tgtFrame="_blank" w:history="1">
+        <w:r>
+          <w:rPr>
+            <w:rStyle w:val="Hyperlink"/>
+          </w:rPr>
+          <w:t>1</w:t>
+        </w:r>
+      </w:hyperlink>
+      <w:hyperlink r:id="rId23" w:tgtFrame="_blank" w:history="1">
+        <w:r>
+          <w:rPr>
+            <w:rStyle w:val="Hyperlink"/>
+          </w:rPr>
+          <w:t>4</w:t>
+        </w:r>
+      </w:hyperlink>
+      <w:r>
+        <w:t>.</w:t>
+      </w:r>
+    </w:p>
+    <w:p>
+      <w:pPr>
+        <w:numPr>
+          <w:ilvl w:val="1"/>
+          <w:numId w:val="4"/>
+        </w:numPr>
+      </w:pPr>
+      <w:r>
+        <w:t>Use case: Iterate through large datasets on the driver without loading all data at once</w:t>
+      </w:r>
+      <w:hyperlink r:id="rId24" w:tgtFrame="_blank" w:history="1">
+        <w:r>
+          <w:rPr>
+            <w:rStyle w:val="Hyperlink"/>
+          </w:rPr>
+          <w:t>2</w:t>
+        </w:r>
+      </w:hyperlink>
+      <w:hyperlink r:id="rId25" w:tgtFrame="_blank" w:history="1">
+        <w:r>
+          <w:rPr>
+            <w:rStyle w:val="Hyperlink"/>
+          </w:rPr>
+          <w:t>6</w:t>
+        </w:r>
+      </w:hyperlink>
+      <w:r>
+        <w:t>.</w:t>
+      </w:r>
+    </w:p>
+    <w:p/>
     <w:sectPr>
       <w:pgSz w:w="12240" w:h="15840"/>
       <w:pgMar w:top="1440" w:right="1440" w:bottom="1440" w:left="1440" w:header="720" w:footer="720" w:gutter="0"/>
@@ -1758,8 +1891,125 @@
 </file>
 
 <file path=word/numbering.xml><?xml version="1.0" encoding="utf-8"?>
-<w:numbering xmlns:wpc="http://schemas.microsoft.com/office/word/2010/wordprocessingCanvas" xmlns:cx="http://schemas.microsoft.com/office/drawing/2014/chartex" xmlns:cx1="http://schemas.microsoft.com/office/drawing/2015/9/8/chartex" xmlns:cx2="http://schemas.microsoft.com/office/drawing/2015/10/21/chartex" xmlns:cx3="http://schemas.microsoft.com/office/drawing/2016/5/9/chartex" xmlns:cx4="http://schemas.microsoft.com/office/drawing/2016/5/10/chartex" xmlns:cx5="http://schemas.microsoft.com/office/drawing/2016/5/11/chartex" xmlns:cx6="http://schemas.microsoft.com/office/drawing/2016/5/12/chartex" xmlns:cx7="http://schemas.microsoft.com/office/drawing/2016/5/13/chartex" xmlns:cx8="http://schemas.microsoft.com/office/drawing/2016/5/14/chartex" xmlns:mc="http://schemas.openxmlformats.org/markup-compatibility/2006" xmlns:aink="http://schemas.microsoft.com/office/drawing/2016/ink" xmlns:am3d="http://schemas.microsoft.com/office/drawing/2017/model3d" xmlns:o="urn:schemas-microsoft-com:office:office" xmlns:r="http://schemas.openxmlformats.org/officeDocument/2006/relationships" xmlns:m="http://schemas.openxmlformats.org/officeDocument/2006/math" xmlns:v="urn:schemas-microsoft-com:vml" xmlns:wp14="http://schemas.microsoft.com/office/word/2010/wordprocessingDrawing" xmlns:wp="http://schemas.openxmlformats.org/drawingml/2006/wordprocessingDrawing" xmlns:w10="urn:schemas-microsoft-com:office:word" xmlns:w="http://schemas.openxmlformats.org/wordprocessingml/2006/main" xmlns:w14="http://schemas.microsoft.com/office/word/2010/wordml" xmlns:w15="http://schemas.microsoft.com/office/word/2012/wordml" xmlns:w16cex="http://schemas.microsoft.com/office/word/2018/wordml/cex" xmlns:w16cid="http://schemas.microsoft.com/office/word/2016/wordml/cid" xmlns:w16="http://schemas.microsoft.com/office/word/2018/wordml" xmlns:w16sdtdh="http://schemas.microsoft.com/office/word/2020/wordml/sdtdatahash" xmlns:w16se="http://schemas.microsoft.com/office/word/2015/wordml/symex" xmlns:wpg="http://schemas.microsoft.com/office/word/2010/wordprocessingGroup" xmlns:wpi="http://schemas.microsoft.com/office/word/2010/wordprocessingInk" xmlns:wne="http://schemas.microsoft.com/office/word/2006/wordml" xmlns:wps="http://schemas.microsoft.com/office/word/2010/wordprocessingShape" mc:Ignorable="w14 w15 w16se w16cid w16 w16cex w16sdtdh wp14">
+<w:numbering xmlns:wpc="http://schemas.microsoft.com/office/word/2010/wordprocessingCanvas" xmlns:cx="http://schemas.microsoft.com/office/drawing/2014/chartex" xmlns:cx1="http://schemas.microsoft.com/office/drawing/2015/9/8/chartex" xmlns:cx2="http://schemas.microsoft.com/office/drawing/2015/10/21/chartex" xmlns:cx3="http://schemas.microsoft.com/office/drawing/2016/5/9/chartex" xmlns:cx4="http://schemas.microsoft.com/office/drawing/2016/5/10/chartex" xmlns:cx5="http://schemas.microsoft.com/office/drawing/2016/5/11/chartex" xmlns:cx6="http://schemas.microsoft.com/office/drawing/2016/5/12/chartex" xmlns:cx7="http://schemas.microsoft.com/office/drawing/2016/5/13/chartex" xmlns:cx8="http://schemas.microsoft.com/office/drawing/2016/5/14/chartex" xmlns:mc="http://schemas.openxmlformats.org/markup-compatibility/2006" xmlns:aink="http://schemas.microsoft.com/office/drawing/2016/ink" xmlns:am3d="http://schemas.microsoft.com/office/drawing/2017/model3d" xmlns:o="urn:schemas-microsoft-com:office:office" xmlns:oel="http://schemas.microsoft.com/office/2019/extlst" xmlns:r="http://schemas.openxmlformats.org/officeDocument/2006/relationships" xmlns:m="http://schemas.openxmlformats.org/officeDocument/2006/math" xmlns:v="urn:schemas-microsoft-com:vml" xmlns:wp14="http://schemas.microsoft.com/office/word/2010/wordprocessingDrawing" xmlns:wp="http://schemas.openxmlformats.org/drawingml/2006/wordprocessingDrawing" xmlns:w10="urn:schemas-microsoft-com:office:word" xmlns:w="http://schemas.openxmlformats.org/wordprocessingml/2006/main" xmlns:w14="http://schemas.microsoft.com/office/word/2010/wordml" xmlns:w15="http://schemas.microsoft.com/office/word/2012/wordml" xmlns:w16cex="http://schemas.microsoft.com/office/word/2018/wordml/cex" xmlns:w16cid="http://schemas.microsoft.com/office/word/2016/wordml/cid" xmlns:w16="http://schemas.microsoft.com/office/word/2018/wordml" xmlns:w16du="http://schemas.microsoft.com/office/word/2023/wordml/word16du" xmlns:w16sdtdh="http://schemas.microsoft.com/office/word/2020/wordml/sdtdatahash" xmlns:w16sdtfl="http://schemas.microsoft.com/office/word/2024/wordml/sdtformatlock" xmlns:w16se="http://schemas.microsoft.com/office/word/2015/wordml/symex" xmlns:wpg="http://schemas.microsoft.com/office/word/2010/wordprocessingGroup" xmlns:wpi="http://schemas.microsoft.com/office/word/2010/wordprocessingInk" xmlns:wne="http://schemas.microsoft.com/office/word/2006/wordml" xmlns:wps="http://schemas.microsoft.com/office/word/2010/wordprocessingShape" mc:Ignorable="w14 w15 w16se w16cid w16 w16cex w16sdtdh w16sdtfl w16du wp14">
   <w:abstractNum w:abstractNumId="0" w15:restartNumberingAfterBreak="0">
+    <w:nsid w:val="1EEF709A"/>
+    <w:multiLevelType w:val="multilevel"/>
+    <w:tmpl w:val="252431A4"/>
+    <w:lvl w:ilvl="0">
+      <w:start w:val="1"/>
+      <w:numFmt w:val="decimal"/>
+      <w:lvlText w:val="%1."/>
+      <w:lvlJc w:val="left"/>
+      <w:pPr>
+        <w:tabs>
+          <w:tab w:val="num" w:pos="720"/>
+        </w:tabs>
+        <w:ind w:left="720" w:hanging="360"/>
+      </w:pPr>
+    </w:lvl>
+    <w:lvl w:ilvl="1">
+      <w:start w:val="1"/>
+      <w:numFmt w:val="bullet"/>
+      <w:lvlText w:val="o"/>
+      <w:lvlJc w:val="left"/>
+      <w:pPr>
+        <w:tabs>
+          <w:tab w:val="num" w:pos="1440"/>
+        </w:tabs>
+        <w:ind w:left="1440" w:hanging="360"/>
+      </w:pPr>
+      <w:rPr>
+        <w:rFonts w:ascii="Courier New" w:hAnsi="Courier New" w:hint="default"/>
+        <w:sz w:val="20"/>
+      </w:rPr>
+    </w:lvl>
+    <w:lvl w:ilvl="2" w:tentative="1">
+      <w:start w:val="1"/>
+      <w:numFmt w:val="decimal"/>
+      <w:lvlText w:val="%3."/>
+      <w:lvlJc w:val="left"/>
+      <w:pPr>
+        <w:tabs>
+          <w:tab w:val="num" w:pos="2160"/>
+        </w:tabs>
+        <w:ind w:left="2160" w:hanging="360"/>
+      </w:pPr>
+    </w:lvl>
+    <w:lvl w:ilvl="3" w:tentative="1">
+      <w:start w:val="1"/>
+      <w:numFmt w:val="decimal"/>
+      <w:lvlText w:val="%4."/>
+      <w:lvlJc w:val="left"/>
+      <w:pPr>
+        <w:tabs>
+          <w:tab w:val="num" w:pos="2880"/>
+        </w:tabs>
+        <w:ind w:left="2880" w:hanging="360"/>
+      </w:pPr>
+    </w:lvl>
+    <w:lvl w:ilvl="4" w:tentative="1">
+      <w:start w:val="1"/>
+      <w:numFmt w:val="decimal"/>
+      <w:lvlText w:val="%5."/>
+      <w:lvlJc w:val="left"/>
+      <w:pPr>
+        <w:tabs>
+          <w:tab w:val="num" w:pos="3600"/>
+        </w:tabs>
+        <w:ind w:left="3600" w:hanging="360"/>
+      </w:pPr>
+    </w:lvl>
+    <w:lvl w:ilvl="5" w:tentative="1">
+      <w:start w:val="1"/>
+      <w:numFmt w:val="decimal"/>
+      <w:lvlText w:val="%6."/>
+      <w:lvlJc w:val="left"/>
+      <w:pPr>
+        <w:tabs>
+          <w:tab w:val="num" w:pos="4320"/>
+        </w:tabs>
+        <w:ind w:left="4320" w:hanging="360"/>
+      </w:pPr>
+    </w:lvl>
+    <w:lvl w:ilvl="6" w:tentative="1">
+      <w:start w:val="1"/>
+      <w:numFmt w:val="decimal"/>
+      <w:lvlText w:val="%7."/>
+      <w:lvlJc w:val="left"/>
+      <w:pPr>
+        <w:tabs>
+          <w:tab w:val="num" w:pos="5040"/>
+        </w:tabs>
+        <w:ind w:left="5040" w:hanging="360"/>
+      </w:pPr>
+    </w:lvl>
+    <w:lvl w:ilvl="7" w:tentative="1">
+      <w:start w:val="1"/>
+      <w:numFmt w:val="decimal"/>
+      <w:lvlText w:val="%8."/>
+      <w:lvlJc w:val="left"/>
+      <w:pPr>
+        <w:tabs>
+          <w:tab w:val="num" w:pos="5760"/>
+        </w:tabs>
+        <w:ind w:left="5760" w:hanging="360"/>
+      </w:pPr>
+    </w:lvl>
+    <w:lvl w:ilvl="8" w:tentative="1">
+      <w:start w:val="1"/>
+      <w:numFmt w:val="decimal"/>
+      <w:lvlText w:val="%9."/>
+      <w:lvlJc w:val="left"/>
+      <w:pPr>
+        <w:tabs>
+          <w:tab w:val="num" w:pos="6480"/>
+        </w:tabs>
+        <w:ind w:left="6480" w:hanging="360"/>
+      </w:pPr>
+    </w:lvl>
+  </w:abstractNum>
+  <w:abstractNum w:abstractNumId="1" w15:restartNumberingAfterBreak="0">
     <w:nsid w:val="1F9B453B"/>
     <w:multiLevelType w:val="hybridMultilevel"/>
     <w:tmpl w:val="3182B002"/>
@@ -1872,7 +2122,7 @@
       </w:rPr>
     </w:lvl>
   </w:abstractNum>
-  <w:abstractNum w:abstractNumId="1" w15:restartNumberingAfterBreak="0">
+  <w:abstractNum w:abstractNumId="2" w15:restartNumberingAfterBreak="0">
     <w:nsid w:val="2D874203"/>
     <w:multiLevelType w:val="multilevel"/>
     <w:tmpl w:val="72545FCE"/>
@@ -1985,7 +2235,7 @@
       </w:pPr>
     </w:lvl>
   </w:abstractNum>
-  <w:abstractNum w:abstractNumId="2" w15:restartNumberingAfterBreak="0">
+  <w:abstractNum w:abstractNumId="3" w15:restartNumberingAfterBreak="0">
     <w:nsid w:val="72B66F57"/>
     <w:multiLevelType w:val="hybridMultilevel"/>
     <w:tmpl w:val="4F5847F0"/>
@@ -2098,20 +2348,23 @@
       </w:rPr>
     </w:lvl>
   </w:abstractNum>
-  <w:num w:numId="1">
-    <w:abstractNumId w:val="0"/>
-  </w:num>
-  <w:num w:numId="2">
+  <w:num w:numId="1" w16cid:durableId="816459921">
     <w:abstractNumId w:val="1"/>
   </w:num>
-  <w:num w:numId="3">
+  <w:num w:numId="2" w16cid:durableId="76178379">
     <w:abstractNumId w:val="2"/>
+  </w:num>
+  <w:num w:numId="3" w16cid:durableId="2131318580">
+    <w:abstractNumId w:val="3"/>
+  </w:num>
+  <w:num w:numId="4" w16cid:durableId="1556311348">
+    <w:abstractNumId w:val="0"/>
   </w:num>
 </w:numbering>
 </file>
 
 <file path=word/styles.xml><?xml version="1.0" encoding="utf-8"?>
-<w:styles xmlns:mc="http://schemas.openxmlformats.org/markup-compatibility/2006" xmlns:r="http://schemas.openxmlformats.org/officeDocument/2006/relationships" xmlns:w="http://schemas.openxmlformats.org/wordprocessingml/2006/main" xmlns:w14="http://schemas.microsoft.com/office/word/2010/wordml" xmlns:w15="http://schemas.microsoft.com/office/word/2012/wordml" xmlns:w16cex="http://schemas.microsoft.com/office/word/2018/wordml/cex" xmlns:w16cid="http://schemas.microsoft.com/office/word/2016/wordml/cid" xmlns:w16="http://schemas.microsoft.com/office/word/2018/wordml" xmlns:w16sdtdh="http://schemas.microsoft.com/office/word/2020/wordml/sdtdatahash" xmlns:w16se="http://schemas.microsoft.com/office/word/2015/wordml/symex" mc:Ignorable="w14 w15 w16se w16cid w16 w16cex w16sdtdh">
+<w:styles xmlns:mc="http://schemas.openxmlformats.org/markup-compatibility/2006" xmlns:r="http://schemas.openxmlformats.org/officeDocument/2006/relationships" xmlns:w="http://schemas.openxmlformats.org/wordprocessingml/2006/main" xmlns:w14="http://schemas.microsoft.com/office/word/2010/wordml" xmlns:w15="http://schemas.microsoft.com/office/word/2012/wordml" xmlns:w16cex="http://schemas.microsoft.com/office/word/2018/wordml/cex" xmlns:w16cid="http://schemas.microsoft.com/office/word/2016/wordml/cid" xmlns:w16="http://schemas.microsoft.com/office/word/2018/wordml" xmlns:w16du="http://schemas.microsoft.com/office/word/2023/wordml/word16du" xmlns:w16sdtdh="http://schemas.microsoft.com/office/word/2020/wordml/sdtdatahash" xmlns:w16sdtfl="http://schemas.microsoft.com/office/word/2024/wordml/sdtformatlock" xmlns:w16se="http://schemas.microsoft.com/office/word/2015/wordml/symex" mc:Ignorable="w14 w15 w16se w16cid w16 w16cex w16sdtdh w16sdtfl w16du">
   <w:docDefaults>
     <w:rPrDefault>
       <w:rPr>
